--- a/Rapport_de_gestion_de_projet.docx
+++ b/Rapport_de_gestion_de_projet.docx
@@ -439,7 +439,7 @@
           <w:color w:val="000000"/>
         </w:rPr>
         <w:drawing>
-          <wp:anchor behindDoc="0" distT="0" distB="0" distL="0" distR="0" simplePos="0" locked="0" layoutInCell="0" allowOverlap="1" relativeHeight="4">
+          <wp:anchor behindDoc="0" distT="0" distB="0" distL="0" distR="0" simplePos="0" locked="0" layoutInCell="0" allowOverlap="1" relativeHeight="3">
             <wp:simplePos x="0" y="0"/>
             <wp:positionH relativeFrom="column">
               <wp:posOffset>1082675</wp:posOffset>
@@ -3215,33 +3215,7 @@
           <w:szCs w:val="24"/>
           <w:u w:val="none"/>
         </w:rPr>
-        <w:t xml:space="preserve">- </w:t>
-      </w:r>
-      <w:r>
-        <w:rPr>
-          <w:rFonts w:ascii="Trebuchet MS" w:hAnsi="Trebuchet MS"/>
-          <w:b w:val="false"/>
-          <w:bCs w:val="false"/>
-          <w:i w:val="false"/>
-          <w:iCs w:val="false"/>
-          <w:sz w:val="24"/>
-          <w:szCs w:val="24"/>
-          <w:u w:val="none"/>
-        </w:rPr>
-        <w:t>L</w:t>
-      </w:r>
-      <w:r>
-        <w:rPr>
-          <w:rFonts w:ascii="Trebuchet MS" w:hAnsi="Trebuchet MS"/>
-          <w:b w:val="false"/>
-          <w:bCs w:val="false"/>
-          <w:i w:val="false"/>
-          <w:iCs w:val="false"/>
-          <w:sz w:val="24"/>
-          <w:szCs w:val="24"/>
-          <w:u w:val="none"/>
-        </w:rPr>
-        <w:t>a répartition des différentes parties du projet dans le temps,</w:t>
+        <w:t>- La répartition des différentes parties du projet dans le temps,</w:t>
       </w:r>
     </w:p>
     <w:p>
@@ -3271,33 +3245,7 @@
           <w:szCs w:val="24"/>
           <w:u w:val="none"/>
         </w:rPr>
-        <w:t xml:space="preserve">- </w:t>
-      </w:r>
-      <w:r>
-        <w:rPr>
-          <w:rFonts w:ascii="Trebuchet MS" w:hAnsi="Trebuchet MS"/>
-          <w:b w:val="false"/>
-          <w:bCs w:val="false"/>
-          <w:i w:val="false"/>
-          <w:iCs w:val="false"/>
-          <w:sz w:val="24"/>
-          <w:szCs w:val="24"/>
-          <w:u w:val="none"/>
-        </w:rPr>
-        <w:t>L</w:t>
-      </w:r>
-      <w:r>
-        <w:rPr>
-          <w:rFonts w:ascii="Trebuchet MS" w:hAnsi="Trebuchet MS"/>
-          <w:b w:val="false"/>
-          <w:bCs w:val="false"/>
-          <w:i w:val="false"/>
-          <w:iCs w:val="false"/>
-          <w:sz w:val="24"/>
-          <w:szCs w:val="24"/>
-          <w:u w:val="none"/>
-        </w:rPr>
-        <w:t>es chevauchements possibles entre certaines activités,</w:t>
+        <w:t>- Les chevauchements possibles entre certaines activités,</w:t>
       </w:r>
     </w:p>
     <w:p>
@@ -3327,33 +3275,7 @@
           <w:szCs w:val="24"/>
           <w:u w:val="none"/>
         </w:rPr>
-        <w:t xml:space="preserve">- </w:t>
-      </w:r>
-      <w:r>
-        <w:rPr>
-          <w:rFonts w:ascii="Trebuchet MS" w:hAnsi="Trebuchet MS"/>
-          <w:b w:val="false"/>
-          <w:bCs w:val="false"/>
-          <w:i w:val="false"/>
-          <w:iCs w:val="false"/>
-          <w:sz w:val="24"/>
-          <w:szCs w:val="24"/>
-          <w:u w:val="none"/>
-        </w:rPr>
-        <w:t>L</w:t>
-      </w:r>
-      <w:r>
-        <w:rPr>
-          <w:rFonts w:ascii="Trebuchet MS" w:hAnsi="Trebuchet MS"/>
-          <w:b w:val="false"/>
-          <w:bCs w:val="false"/>
-          <w:i w:val="false"/>
-          <w:iCs w:val="false"/>
-          <w:sz w:val="24"/>
-          <w:szCs w:val="24"/>
-          <w:u w:val="none"/>
-        </w:rPr>
-        <w:t>es périodes clés correspondant aux jalons et livrables majeurs.</w:t>
+        <w:t>- Les périodes clés correspondant aux jalons et livrables majeurs.</w:t>
       </w:r>
     </w:p>
     <w:p>
@@ -3481,16 +3403,40 @@
         </w:rPr>
       </w:pPr>
       <w:r>
+        <w:rPr/>
+      </w:r>
+    </w:p>
+    <w:p>
+      <w:pPr>
+        <w:pStyle w:val="LOnormal"/>
+        <w:numPr>
+          <w:ilvl w:val="0"/>
+          <w:numId w:val="0"/>
+        </w:numPr>
+        <w:shd w:val="clear" w:fill="FFFFFF"/>
+        <w:spacing w:lineRule="auto" w:line="240" w:beforeAutospacing="0" w:before="0" w:afterAutospacing="0" w:after="0"/>
+        <w:ind w:left="0" w:hanging="0"/>
+        <w:rPr>
+          <w:rFonts w:ascii="Trebuchet MS" w:hAnsi="Trebuchet MS" w:eastAsia="Montserrat" w:cs="Montserrat"/>
+          <w:b w:val="false"/>
+          <w:b w:val="false"/>
+          <w:bCs w:val="false"/>
+          <w:color w:val="000000"/>
+          <w:sz w:val="22"/>
+          <w:szCs w:val="22"/>
+        </w:rPr>
+      </w:pPr>
+      <w:r>
         <w:drawing>
-          <wp:anchor behindDoc="0" distT="0" distB="0" distL="0" distR="0" simplePos="0" locked="0" layoutInCell="0" allowOverlap="1" relativeHeight="5">
+          <wp:anchor behindDoc="0" distT="0" distB="0" distL="0" distR="0" simplePos="0" locked="0" layoutInCell="0" allowOverlap="1" relativeHeight="4">
             <wp:simplePos x="0" y="0"/>
             <wp:positionH relativeFrom="column">
-              <wp:posOffset>0</wp:posOffset>
+              <wp:align>center</wp:align>
             </wp:positionH>
             <wp:positionV relativeFrom="paragraph">
-              <wp:posOffset>69850</wp:posOffset>
+              <wp:posOffset>635</wp:posOffset>
             </wp:positionV>
-            <wp:extent cx="5731510" cy="2684145"/>
+            <wp:extent cx="5731510" cy="2322830"/>
             <wp:effectExtent l="0" t="0" r="0" b="0"/>
             <wp:wrapSquare wrapText="largest"/>
             <wp:docPr id="2" name="Image2" descr=""/>
@@ -3515,7 +3461,7 @@
                   <pic:spPr bwMode="auto">
                     <a:xfrm>
                       <a:off x="0" y="0"/>
-                      <a:ext cx="5731510" cy="2684145"/>
+                      <a:ext cx="5731510" cy="2322830"/>
                     </a:xfrm>
                     <a:prstGeom prst="rect">
                       <a:avLst/>
@@ -3909,6 +3855,30 @@
         </w:rPr>
       </w:pPr>
       <w:r>
+        <w:rPr/>
+      </w:r>
+    </w:p>
+    <w:p>
+      <w:pPr>
+        <w:pStyle w:val="LOnormal"/>
+        <w:shd w:val="clear" w:fill="FFFFFF"/>
+        <w:spacing w:lineRule="auto" w:line="240" w:before="240" w:after="240"/>
+        <w:ind w:hanging="0"/>
+        <w:rPr>
+          <w:rFonts w:ascii="Trebuchet MS" w:hAnsi="Trebuchet MS" w:eastAsia="Montserrat" w:cs="Montserrat"/>
+          <w:b w:val="false"/>
+          <w:b w:val="false"/>
+          <w:bCs w:val="false"/>
+          <w:i/>
+          <w:i/>
+          <w:iCs/>
+          <w:color w:val="000000"/>
+          <w:sz w:val="24"/>
+          <w:szCs w:val="24"/>
+          <w:u w:val="single"/>
+        </w:rPr>
+      </w:pPr>
+      <w:r>
         <w:rPr>
           <w:rFonts w:eastAsia="Montserrat" w:cs="Montserrat" w:ascii="Trebuchet MS" w:hAnsi="Trebuchet MS"/>
           <w:b w:val="false"/>
@@ -5361,804 +5331,593 @@
           <w:effect w:val="none"/>
           <w:lang w:val="fr-FR" w:eastAsia="zh-CN" w:bidi="hi-IN"/>
         </w:rPr>
-        <w:t xml:space="preserve">Le chatbot </w:t>
-      </w:r>
-      <w:r>
-        <w:rPr>
-          <w:rFonts w:eastAsia="Montserrat" w:cs="Montserrat" w:ascii="Trebuchet MS" w:hAnsi="Trebuchet MS"/>
-          <w:b w:val="false"/>
-          <w:bCs w:val="false"/>
-          <w:i w:val="false"/>
-          <w:iCs w:val="false"/>
-          <w:caps w:val="false"/>
-          <w:smallCaps w:val="false"/>
-          <w:strike w:val="false"/>
-          <w:dstrike w:val="false"/>
-          <w:color w:val="000000"/>
-          <w:spacing w:val="0"/>
-          <w:kern w:val="0"/>
-          <w:sz w:val="24"/>
-          <w:szCs w:val="24"/>
-          <w:u w:val="none"/>
-          <w:effect w:val="none"/>
-          <w:lang w:val="fr-FR" w:eastAsia="zh-CN" w:bidi="hi-IN"/>
-        </w:rPr>
-        <w:t>est conçu nativement de manière modulaire. Voici les principaux modules identifiés :</w:t>
-      </w:r>
-    </w:p>
-    <w:p>
-      <w:pPr>
-        <w:pStyle w:val="LOnormal"/>
-        <w:numPr>
-          <w:ilvl w:val="0"/>
-          <w:numId w:val="0"/>
-        </w:numPr>
-        <w:shd w:val="clear" w:fill="FFFFFF"/>
-        <w:spacing w:lineRule="auto" w:line="240" w:beforeAutospacing="0" w:before="0" w:afterAutospacing="0" w:after="0"/>
-        <w:ind w:left="0" w:hanging="0"/>
-        <w:rPr>
-          <w:rFonts w:ascii="Trebuchet MS" w:hAnsi="Trebuchet MS" w:eastAsia="Montserrat" w:cs="Montserrat"/>
-          <w:b w:val="false"/>
-          <w:b w:val="false"/>
-          <w:bCs w:val="false"/>
-          <w:i w:val="false"/>
-          <w:i w:val="false"/>
-          <w:iCs w:val="false"/>
-          <w:caps w:val="false"/>
-          <w:smallCaps w:val="false"/>
-          <w:strike w:val="false"/>
-          <w:dstrike w:val="false"/>
-          <w:color w:val="000000"/>
-          <w:spacing w:val="0"/>
-          <w:kern w:val="0"/>
-          <w:sz w:val="24"/>
-          <w:szCs w:val="24"/>
-          <w:u w:val="none"/>
-          <w:effect w:val="none"/>
-          <w:lang w:val="fr-FR" w:eastAsia="zh-CN" w:bidi="hi-IN"/>
-        </w:rPr>
-      </w:pPr>
-      <w:r>
-        <w:rPr>
-          <w:rFonts w:eastAsia="Montserrat" w:cs="Montserrat" w:ascii="Trebuchet MS" w:hAnsi="Trebuchet MS"/>
-          <w:b w:val="false"/>
-          <w:bCs w:val="false"/>
-          <w:i w:val="false"/>
-          <w:iCs w:val="false"/>
-          <w:caps w:val="false"/>
-          <w:smallCaps w:val="false"/>
-          <w:strike w:val="false"/>
-          <w:dstrike w:val="false"/>
-          <w:color w:val="000000"/>
-          <w:spacing w:val="0"/>
-          <w:kern w:val="0"/>
-          <w:sz w:val="24"/>
-          <w:szCs w:val="24"/>
-          <w:u w:val="none"/>
-          <w:effect w:val="none"/>
-          <w:lang w:val="fr-FR" w:eastAsia="zh-CN" w:bidi="hi-IN"/>
-        </w:rPr>
-      </w:r>
-    </w:p>
-    <w:p>
-      <w:pPr>
-        <w:pStyle w:val="LOnormal"/>
-        <w:numPr>
-          <w:ilvl w:val="0"/>
-          <w:numId w:val="0"/>
-        </w:numPr>
-        <w:shd w:val="clear" w:fill="FFFFFF"/>
-        <w:spacing w:lineRule="auto" w:line="240" w:beforeAutospacing="0" w:before="0" w:afterAutospacing="0" w:after="0"/>
-        <w:ind w:left="0" w:hanging="0"/>
-        <w:rPr>
-          <w:rFonts w:ascii="Trebuchet MS" w:hAnsi="Trebuchet MS" w:eastAsia="Montserrat" w:cs="Montserrat"/>
-          <w:b w:val="false"/>
-          <w:b w:val="false"/>
-          <w:bCs w:val="false"/>
-          <w:i w:val="false"/>
-          <w:i w:val="false"/>
-          <w:iCs w:val="false"/>
-          <w:caps w:val="false"/>
-          <w:smallCaps w:val="false"/>
-          <w:strike w:val="false"/>
-          <w:dstrike w:val="false"/>
-          <w:color w:val="000000"/>
-          <w:spacing w:val="0"/>
-          <w:kern w:val="0"/>
-          <w:sz w:val="24"/>
-          <w:szCs w:val="24"/>
-          <w:u w:val="none"/>
-          <w:effect w:val="none"/>
-          <w:lang w:val="fr-FR" w:eastAsia="zh-CN" w:bidi="hi-IN"/>
-        </w:rPr>
-      </w:pPr>
-      <w:r>
-        <w:rPr>
-          <w:rFonts w:eastAsia="Montserrat" w:cs="Montserrat" w:ascii="Trebuchet MS" w:hAnsi="Trebuchet MS"/>
-          <w:b w:val="false"/>
-          <w:bCs w:val="false"/>
-          <w:i w:val="false"/>
-          <w:iCs w:val="false"/>
-          <w:caps w:val="false"/>
-          <w:smallCaps w:val="false"/>
-          <w:strike w:val="false"/>
-          <w:dstrike w:val="false"/>
-          <w:color w:val="000000"/>
-          <w:spacing w:val="0"/>
-          <w:kern w:val="0"/>
-          <w:sz w:val="24"/>
-          <w:szCs w:val="24"/>
-          <w:u w:val="none"/>
-          <w:effect w:val="none"/>
-          <w:lang w:val="fr-FR" w:eastAsia="zh-CN" w:bidi="hi-IN"/>
-        </w:rPr>
-        <w:t xml:space="preserve">- </w:t>
-      </w:r>
-      <w:r>
-        <w:rPr>
-          <w:rFonts w:eastAsia="Montserrat" w:cs="Montserrat" w:ascii="Trebuchet MS" w:hAnsi="Trebuchet MS"/>
-          <w:b w:val="false"/>
-          <w:bCs w:val="false"/>
-          <w:i w:val="false"/>
-          <w:iCs w:val="false"/>
-          <w:caps w:val="false"/>
-          <w:smallCaps w:val="false"/>
-          <w:strike w:val="false"/>
-          <w:dstrike w:val="false"/>
-          <w:color w:val="000000"/>
-          <w:spacing w:val="0"/>
-          <w:kern w:val="0"/>
-          <w:sz w:val="24"/>
-          <w:szCs w:val="24"/>
-          <w:u w:val="none"/>
-          <w:effect w:val="none"/>
-          <w:lang w:val="fr-FR" w:eastAsia="zh-CN" w:bidi="hi-IN"/>
-        </w:rPr>
-        <w:t>Le backend (API)</w:t>
-      </w:r>
-    </w:p>
-    <w:p>
-      <w:pPr>
-        <w:pStyle w:val="LOnormal"/>
-        <w:numPr>
-          <w:ilvl w:val="0"/>
-          <w:numId w:val="0"/>
-        </w:numPr>
-        <w:shd w:val="clear" w:fill="FFFFFF"/>
-        <w:spacing w:lineRule="auto" w:line="240" w:beforeAutospacing="0" w:before="0" w:afterAutospacing="0" w:after="0"/>
-        <w:ind w:left="0" w:hanging="0"/>
-        <w:rPr>
-          <w:rFonts w:ascii="Trebuchet MS" w:hAnsi="Trebuchet MS" w:eastAsia="Montserrat" w:cs="Montserrat"/>
-          <w:b w:val="false"/>
-          <w:b w:val="false"/>
-          <w:bCs w:val="false"/>
-          <w:i w:val="false"/>
-          <w:i w:val="false"/>
-          <w:iCs w:val="false"/>
-          <w:caps w:val="false"/>
-          <w:smallCaps w:val="false"/>
-          <w:strike w:val="false"/>
-          <w:dstrike w:val="false"/>
-          <w:color w:val="000000"/>
-          <w:spacing w:val="0"/>
-          <w:kern w:val="0"/>
-          <w:sz w:val="24"/>
-          <w:szCs w:val="24"/>
-          <w:u w:val="none"/>
-          <w:effect w:val="none"/>
-          <w:lang w:val="fr-FR" w:eastAsia="zh-CN" w:bidi="hi-IN"/>
-        </w:rPr>
-      </w:pPr>
-      <w:r>
-        <w:rPr>
-          <w:rFonts w:eastAsia="Montserrat" w:cs="Montserrat" w:ascii="Trebuchet MS" w:hAnsi="Trebuchet MS"/>
-          <w:b w:val="false"/>
-          <w:bCs w:val="false"/>
-          <w:i w:val="false"/>
-          <w:iCs w:val="false"/>
-          <w:caps w:val="false"/>
-          <w:smallCaps w:val="false"/>
-          <w:strike w:val="false"/>
-          <w:dstrike w:val="false"/>
-          <w:color w:val="000000"/>
-          <w:spacing w:val="0"/>
-          <w:kern w:val="0"/>
-          <w:sz w:val="24"/>
-          <w:szCs w:val="24"/>
-          <w:u w:val="none"/>
-          <w:effect w:val="none"/>
-          <w:lang w:val="fr-FR" w:eastAsia="zh-CN" w:bidi="hi-IN"/>
-        </w:rPr>
-        <w:t xml:space="preserve">- </w:t>
-      </w:r>
-      <w:r>
-        <w:rPr>
-          <w:rFonts w:eastAsia="Montserrat" w:cs="Montserrat" w:ascii="Trebuchet MS" w:hAnsi="Trebuchet MS"/>
-          <w:b w:val="false"/>
-          <w:bCs w:val="false"/>
-          <w:i w:val="false"/>
-          <w:iCs w:val="false"/>
-          <w:caps w:val="false"/>
-          <w:smallCaps w:val="false"/>
-          <w:strike w:val="false"/>
-          <w:dstrike w:val="false"/>
-          <w:color w:val="000000"/>
-          <w:spacing w:val="0"/>
-          <w:kern w:val="0"/>
-          <w:sz w:val="24"/>
-          <w:szCs w:val="24"/>
-          <w:u w:val="none"/>
-          <w:effect w:val="none"/>
-          <w:lang w:val="fr-FR" w:eastAsia="zh-CN" w:bidi="hi-IN"/>
-        </w:rPr>
-        <w:t>Le pipeline RAG</w:t>
-      </w:r>
-    </w:p>
-    <w:p>
-      <w:pPr>
-        <w:pStyle w:val="LOnormal"/>
-        <w:numPr>
-          <w:ilvl w:val="0"/>
-          <w:numId w:val="0"/>
-        </w:numPr>
-        <w:shd w:val="clear" w:fill="FFFFFF"/>
-        <w:spacing w:lineRule="auto" w:line="240" w:beforeAutospacing="0" w:before="0" w:afterAutospacing="0" w:after="0"/>
-        <w:ind w:left="0" w:hanging="0"/>
-        <w:rPr>
-          <w:rFonts w:ascii="Trebuchet MS" w:hAnsi="Trebuchet MS" w:eastAsia="Montserrat" w:cs="Montserrat"/>
-          <w:b w:val="false"/>
-          <w:b w:val="false"/>
-          <w:bCs w:val="false"/>
-          <w:i w:val="false"/>
-          <w:i w:val="false"/>
-          <w:iCs w:val="false"/>
-          <w:caps w:val="false"/>
-          <w:smallCaps w:val="false"/>
-          <w:strike w:val="false"/>
-          <w:dstrike w:val="false"/>
-          <w:color w:val="000000"/>
-          <w:spacing w:val="0"/>
-          <w:kern w:val="0"/>
-          <w:sz w:val="24"/>
-          <w:szCs w:val="24"/>
-          <w:u w:val="none"/>
-          <w:effect w:val="none"/>
-          <w:lang w:val="fr-FR" w:eastAsia="zh-CN" w:bidi="hi-IN"/>
-        </w:rPr>
-      </w:pPr>
-      <w:r>
-        <w:rPr>
-          <w:rFonts w:eastAsia="Montserrat" w:cs="Montserrat" w:ascii="Trebuchet MS" w:hAnsi="Trebuchet MS"/>
-          <w:b w:val="false"/>
-          <w:bCs w:val="false"/>
-          <w:i w:val="false"/>
-          <w:iCs w:val="false"/>
-          <w:caps w:val="false"/>
-          <w:smallCaps w:val="false"/>
-          <w:strike w:val="false"/>
-          <w:dstrike w:val="false"/>
-          <w:color w:val="000000"/>
-          <w:spacing w:val="0"/>
-          <w:kern w:val="0"/>
-          <w:sz w:val="24"/>
-          <w:szCs w:val="24"/>
-          <w:u w:val="none"/>
-          <w:effect w:val="none"/>
-          <w:lang w:val="fr-FR" w:eastAsia="zh-CN" w:bidi="hi-IN"/>
-        </w:rPr>
-        <w:t xml:space="preserve">- </w:t>
-      </w:r>
-      <w:r>
-        <w:rPr>
-          <w:rFonts w:eastAsia="Montserrat" w:cs="Montserrat" w:ascii="Trebuchet MS" w:hAnsi="Trebuchet MS"/>
-          <w:b w:val="false"/>
-          <w:bCs w:val="false"/>
-          <w:i w:val="false"/>
-          <w:iCs w:val="false"/>
-          <w:caps w:val="false"/>
-          <w:smallCaps w:val="false"/>
-          <w:strike w:val="false"/>
-          <w:dstrike w:val="false"/>
-          <w:color w:val="000000"/>
-          <w:spacing w:val="0"/>
-          <w:kern w:val="0"/>
-          <w:sz w:val="24"/>
-          <w:szCs w:val="24"/>
-          <w:u w:val="none"/>
-          <w:effect w:val="none"/>
-          <w:lang w:val="fr-FR" w:eastAsia="zh-CN" w:bidi="hi-IN"/>
-        </w:rPr>
-        <w:t xml:space="preserve">Le service </w:t>
-      </w:r>
-      <w:r>
-        <w:rPr>
-          <w:rFonts w:eastAsia="Montserrat" w:cs="Montserrat" w:ascii="Trebuchet MS" w:hAnsi="Trebuchet MS"/>
-          <w:b w:val="false"/>
-          <w:bCs w:val="false"/>
-          <w:i w:val="false"/>
-          <w:iCs w:val="false"/>
-          <w:caps w:val="false"/>
-          <w:smallCaps w:val="false"/>
-          <w:strike w:val="false"/>
-          <w:dstrike w:val="false"/>
-          <w:color w:val="000000"/>
-          <w:spacing w:val="0"/>
-          <w:kern w:val="0"/>
-          <w:sz w:val="24"/>
-          <w:szCs w:val="24"/>
-          <w:u w:val="none"/>
-          <w:effect w:val="none"/>
-          <w:lang w:val="fr-FR" w:eastAsia="zh-CN" w:bidi="hi-IN"/>
-        </w:rPr>
-        <w:t>d’ingestion des données</w:t>
-      </w:r>
-    </w:p>
-    <w:p>
-      <w:pPr>
-        <w:pStyle w:val="LOnormal"/>
-        <w:numPr>
-          <w:ilvl w:val="0"/>
-          <w:numId w:val="0"/>
-        </w:numPr>
-        <w:shd w:val="clear" w:fill="FFFFFF"/>
-        <w:spacing w:lineRule="auto" w:line="240" w:beforeAutospacing="0" w:before="0" w:afterAutospacing="0" w:after="0"/>
-        <w:ind w:left="0" w:hanging="0"/>
-        <w:rPr>
-          <w:rFonts w:ascii="Trebuchet MS" w:hAnsi="Trebuchet MS" w:eastAsia="Montserrat" w:cs="Montserrat"/>
-          <w:b w:val="false"/>
-          <w:b w:val="false"/>
-          <w:bCs w:val="false"/>
-          <w:i w:val="false"/>
-          <w:i w:val="false"/>
-          <w:iCs w:val="false"/>
-          <w:caps w:val="false"/>
-          <w:smallCaps w:val="false"/>
-          <w:strike w:val="false"/>
-          <w:dstrike w:val="false"/>
-          <w:color w:val="000000"/>
-          <w:spacing w:val="0"/>
-          <w:kern w:val="0"/>
-          <w:sz w:val="24"/>
-          <w:szCs w:val="24"/>
-          <w:u w:val="none"/>
-          <w:effect w:val="none"/>
-          <w:lang w:val="fr-FR" w:eastAsia="zh-CN" w:bidi="hi-IN"/>
-        </w:rPr>
-      </w:pPr>
-      <w:r>
-        <w:rPr>
-          <w:rFonts w:eastAsia="Montserrat" w:cs="Montserrat" w:ascii="Trebuchet MS" w:hAnsi="Trebuchet MS"/>
-          <w:b w:val="false"/>
-          <w:bCs w:val="false"/>
-          <w:i w:val="false"/>
-          <w:iCs w:val="false"/>
-          <w:caps w:val="false"/>
-          <w:smallCaps w:val="false"/>
-          <w:strike w:val="false"/>
-          <w:dstrike w:val="false"/>
-          <w:color w:val="000000"/>
-          <w:spacing w:val="0"/>
-          <w:kern w:val="0"/>
-          <w:sz w:val="24"/>
-          <w:szCs w:val="24"/>
-          <w:u w:val="none"/>
-          <w:effect w:val="none"/>
-          <w:lang w:val="fr-FR" w:eastAsia="zh-CN" w:bidi="hi-IN"/>
-        </w:rPr>
-        <w:t xml:space="preserve">- </w:t>
-      </w:r>
-      <w:r>
-        <w:rPr>
-          <w:rFonts w:eastAsia="Montserrat" w:cs="Montserrat" w:ascii="Trebuchet MS" w:hAnsi="Trebuchet MS"/>
-          <w:b w:val="false"/>
-          <w:bCs w:val="false"/>
-          <w:i w:val="false"/>
-          <w:iCs w:val="false"/>
-          <w:caps w:val="false"/>
-          <w:smallCaps w:val="false"/>
-          <w:strike w:val="false"/>
-          <w:dstrike w:val="false"/>
-          <w:color w:val="000000"/>
-          <w:spacing w:val="0"/>
-          <w:kern w:val="0"/>
-          <w:sz w:val="24"/>
-          <w:szCs w:val="24"/>
-          <w:u w:val="none"/>
-          <w:effect w:val="none"/>
-          <w:lang w:val="fr-FR" w:eastAsia="zh-CN" w:bidi="hi-IN"/>
-        </w:rPr>
-        <w:t>La base de donnée vectorielle</w:t>
-      </w:r>
-    </w:p>
-    <w:p>
-      <w:pPr>
-        <w:pStyle w:val="LOnormal"/>
-        <w:numPr>
-          <w:ilvl w:val="0"/>
-          <w:numId w:val="0"/>
-        </w:numPr>
-        <w:shd w:val="clear" w:fill="FFFFFF"/>
-        <w:spacing w:lineRule="auto" w:line="240" w:beforeAutospacing="0" w:before="0" w:afterAutospacing="0" w:after="0"/>
-        <w:ind w:left="0" w:hanging="0"/>
-        <w:rPr>
-          <w:i w:val="false"/>
-          <w:i w:val="false"/>
-          <w:iCs w:val="false"/>
-          <w:caps w:val="false"/>
-          <w:smallCaps w:val="false"/>
-          <w:strike w:val="false"/>
-          <w:dstrike w:val="false"/>
-          <w:spacing w:val="0"/>
-          <w:kern w:val="0"/>
-          <w:u w:val="none"/>
-          <w:effect w:val="none"/>
-          <w:lang w:val="fr-FR" w:eastAsia="zh-CN" w:bidi="hi-IN"/>
-        </w:rPr>
-      </w:pPr>
-      <w:r>
-        <w:rPr>
-          <w:rFonts w:eastAsia="Montserrat" w:cs="Montserrat" w:ascii="Trebuchet MS" w:hAnsi="Trebuchet MS"/>
-          <w:b w:val="false"/>
-          <w:bCs w:val="false"/>
-          <w:i w:val="false"/>
-          <w:iCs w:val="false"/>
-          <w:caps w:val="false"/>
-          <w:smallCaps w:val="false"/>
-          <w:strike w:val="false"/>
-          <w:dstrike w:val="false"/>
-          <w:color w:val="000000"/>
-          <w:spacing w:val="0"/>
-          <w:kern w:val="0"/>
-          <w:sz w:val="24"/>
-          <w:szCs w:val="24"/>
-          <w:u w:val="none"/>
-          <w:effect w:val="none"/>
-          <w:lang w:val="fr-FR" w:eastAsia="zh-CN" w:bidi="hi-IN"/>
-        </w:rPr>
-        <w:t xml:space="preserve">- </w:t>
-      </w:r>
-      <w:r>
-        <w:rPr>
-          <w:rFonts w:eastAsia="Montserrat" w:cs="Montserrat" w:ascii="Trebuchet MS" w:hAnsi="Trebuchet MS"/>
-          <w:b w:val="false"/>
-          <w:bCs w:val="false"/>
-          <w:i w:val="false"/>
-          <w:iCs w:val="false"/>
-          <w:caps w:val="false"/>
-          <w:smallCaps w:val="false"/>
-          <w:strike w:val="false"/>
-          <w:dstrike w:val="false"/>
-          <w:color w:val="000000"/>
-          <w:spacing w:val="0"/>
-          <w:kern w:val="0"/>
-          <w:sz w:val="24"/>
-          <w:szCs w:val="24"/>
-          <w:u w:val="none"/>
-          <w:effect w:val="none"/>
-          <w:lang w:val="fr-FR" w:eastAsia="zh-CN" w:bidi="hi-IN"/>
-        </w:rPr>
-        <w:t>Le moteur LLM</w:t>
-      </w:r>
-    </w:p>
-    <w:p>
-      <w:pPr>
-        <w:pStyle w:val="LOnormal"/>
-        <w:numPr>
-          <w:ilvl w:val="0"/>
-          <w:numId w:val="0"/>
-        </w:numPr>
-        <w:shd w:val="clear" w:fill="FFFFFF"/>
-        <w:spacing w:lineRule="auto" w:line="240" w:beforeAutospacing="0" w:before="0" w:afterAutospacing="0" w:after="0"/>
-        <w:ind w:left="0" w:hanging="0"/>
-        <w:rPr>
-          <w:rFonts w:ascii="Trebuchet MS" w:hAnsi="Trebuchet MS" w:eastAsia="Montserrat" w:cs="Montserrat"/>
-          <w:b w:val="false"/>
-          <w:b w:val="false"/>
-          <w:bCs w:val="false"/>
-          <w:color w:val="000000"/>
-          <w:sz w:val="24"/>
-          <w:szCs w:val="24"/>
-        </w:rPr>
-      </w:pPr>
-      <w:r>
-        <w:rPr>
-          <w:i w:val="false"/>
-          <w:iCs w:val="false"/>
-          <w:caps w:val="false"/>
-          <w:smallCaps w:val="false"/>
-          <w:strike w:val="false"/>
-          <w:dstrike w:val="false"/>
-          <w:spacing w:val="0"/>
-          <w:kern w:val="0"/>
-          <w:u w:val="none"/>
-          <w:effect w:val="none"/>
-          <w:lang w:val="fr-FR" w:eastAsia="zh-CN" w:bidi="hi-IN"/>
-        </w:rPr>
-      </w:r>
-    </w:p>
-    <w:p>
-      <w:pPr>
-        <w:pStyle w:val="LOnormal"/>
-        <w:numPr>
-          <w:ilvl w:val="0"/>
-          <w:numId w:val="0"/>
-        </w:numPr>
-        <w:shd w:val="clear" w:fill="FFFFFF"/>
-        <w:spacing w:lineRule="auto" w:line="240" w:beforeAutospacing="0" w:before="0" w:afterAutospacing="0" w:after="0"/>
-        <w:ind w:left="0" w:hanging="0"/>
-        <w:rPr>
-          <w:rFonts w:ascii="Trebuchet MS" w:hAnsi="Trebuchet MS" w:eastAsia="Montserrat" w:cs="Montserrat"/>
-          <w:b w:val="false"/>
-          <w:b w:val="false"/>
-          <w:bCs w:val="false"/>
-          <w:color w:val="000000"/>
-          <w:sz w:val="24"/>
-          <w:szCs w:val="24"/>
-        </w:rPr>
-      </w:pPr>
-      <w:r>
-        <w:rPr>
-          <w:i w:val="false"/>
-          <w:iCs w:val="false"/>
-          <w:caps w:val="false"/>
-          <w:smallCaps w:val="false"/>
-          <w:strike w:val="false"/>
-          <w:dstrike w:val="false"/>
-          <w:spacing w:val="0"/>
-          <w:kern w:val="0"/>
-          <w:u w:val="none"/>
-          <w:effect w:val="none"/>
-          <w:lang w:val="fr-FR" w:eastAsia="zh-CN" w:bidi="hi-IN"/>
-        </w:rPr>
-      </w:r>
-    </w:p>
-    <w:p>
-      <w:pPr>
-        <w:pStyle w:val="LOnormal"/>
-        <w:numPr>
-          <w:ilvl w:val="0"/>
-          <w:numId w:val="0"/>
-        </w:numPr>
-        <w:shd w:val="clear" w:fill="FFFFFF"/>
-        <w:spacing w:lineRule="auto" w:line="240" w:beforeAutospacing="0" w:before="0" w:afterAutospacing="0" w:after="0"/>
-        <w:ind w:left="0" w:hanging="0"/>
-        <w:rPr>
-          <w:rFonts w:ascii="Trebuchet MS" w:hAnsi="Trebuchet MS" w:eastAsia="Montserrat" w:cs="Montserrat"/>
-          <w:b w:val="false"/>
-          <w:b w:val="false"/>
-          <w:bCs w:val="false"/>
-          <w:color w:val="000000"/>
-          <w:sz w:val="24"/>
-          <w:szCs w:val="24"/>
-        </w:rPr>
-      </w:pPr>
-      <w:r>
-        <w:rPr>
-          <w:i w:val="false"/>
-          <w:iCs w:val="false"/>
-          <w:caps w:val="false"/>
-          <w:smallCaps w:val="false"/>
-          <w:strike w:val="false"/>
-          <w:dstrike w:val="false"/>
-          <w:spacing w:val="0"/>
-          <w:kern w:val="0"/>
-          <w:u w:val="none"/>
-          <w:effect w:val="none"/>
-          <w:lang w:val="fr-FR" w:eastAsia="zh-CN" w:bidi="hi-IN"/>
-        </w:rPr>
-      </w:r>
-    </w:p>
-    <w:p>
-      <w:pPr>
-        <w:pStyle w:val="LOnormal"/>
-        <w:numPr>
-          <w:ilvl w:val="0"/>
-          <w:numId w:val="0"/>
-        </w:numPr>
-        <w:shd w:val="clear" w:fill="FFFFFF"/>
-        <w:spacing w:lineRule="auto" w:line="240" w:beforeAutospacing="0" w:before="0" w:afterAutospacing="0" w:after="0"/>
-        <w:ind w:left="0" w:hanging="0"/>
-        <w:rPr>
-          <w:rFonts w:ascii="Trebuchet MS" w:hAnsi="Trebuchet MS" w:eastAsia="Montserrat" w:cs="Montserrat"/>
-          <w:b w:val="false"/>
-          <w:b w:val="false"/>
-          <w:bCs w:val="false"/>
-          <w:color w:val="000000"/>
-          <w:sz w:val="24"/>
-          <w:szCs w:val="24"/>
-        </w:rPr>
-      </w:pPr>
-      <w:r>
-        <w:rPr>
-          <w:i w:val="false"/>
-          <w:iCs w:val="false"/>
-          <w:caps w:val="false"/>
-          <w:smallCaps w:val="false"/>
-          <w:strike w:val="false"/>
-          <w:dstrike w:val="false"/>
-          <w:spacing w:val="0"/>
-          <w:kern w:val="0"/>
-          <w:u w:val="none"/>
-          <w:effect w:val="none"/>
-          <w:lang w:val="fr-FR" w:eastAsia="zh-CN" w:bidi="hi-IN"/>
-        </w:rPr>
-      </w:r>
-    </w:p>
-    <w:p>
-      <w:pPr>
-        <w:pStyle w:val="LOnormal"/>
-        <w:numPr>
-          <w:ilvl w:val="0"/>
-          <w:numId w:val="0"/>
-        </w:numPr>
-        <w:shd w:val="clear" w:fill="FFFFFF"/>
-        <w:spacing w:lineRule="auto" w:line="240" w:beforeAutospacing="0" w:before="0" w:afterAutospacing="0" w:after="0"/>
-        <w:ind w:left="0" w:hanging="0"/>
-        <w:rPr>
-          <w:rFonts w:ascii="Trebuchet MS" w:hAnsi="Trebuchet MS" w:eastAsia="Montserrat" w:cs="Montserrat"/>
-          <w:b w:val="false"/>
-          <w:b w:val="false"/>
-          <w:bCs w:val="false"/>
-          <w:color w:val="000000"/>
-          <w:sz w:val="24"/>
-          <w:szCs w:val="24"/>
-        </w:rPr>
-      </w:pPr>
-      <w:r>
-        <w:rPr>
-          <w:i w:val="false"/>
-          <w:iCs w:val="false"/>
-          <w:caps w:val="false"/>
-          <w:smallCaps w:val="false"/>
-          <w:strike w:val="false"/>
-          <w:dstrike w:val="false"/>
-          <w:spacing w:val="0"/>
-          <w:kern w:val="0"/>
-          <w:u w:val="none"/>
-          <w:effect w:val="none"/>
-          <w:lang w:val="fr-FR" w:eastAsia="zh-CN" w:bidi="hi-IN"/>
-        </w:rPr>
-      </w:r>
-    </w:p>
-    <w:p>
-      <w:pPr>
-        <w:pStyle w:val="LOnormal"/>
-        <w:numPr>
-          <w:ilvl w:val="0"/>
-          <w:numId w:val="0"/>
-        </w:numPr>
-        <w:shd w:val="clear" w:fill="FFFFFF"/>
-        <w:spacing w:lineRule="auto" w:line="240" w:beforeAutospacing="0" w:before="0" w:afterAutospacing="0" w:after="0"/>
-        <w:ind w:left="0" w:hanging="0"/>
-        <w:rPr>
-          <w:rFonts w:ascii="Trebuchet MS" w:hAnsi="Trebuchet MS" w:eastAsia="Montserrat" w:cs="Montserrat"/>
-          <w:b w:val="false"/>
-          <w:b w:val="false"/>
-          <w:bCs w:val="false"/>
-          <w:color w:val="000000"/>
-          <w:sz w:val="24"/>
-          <w:szCs w:val="24"/>
-        </w:rPr>
-      </w:pPr>
-      <w:r>
-        <w:rPr>
-          <w:i w:val="false"/>
-          <w:iCs w:val="false"/>
-          <w:caps w:val="false"/>
-          <w:smallCaps w:val="false"/>
-          <w:strike w:val="false"/>
-          <w:dstrike w:val="false"/>
-          <w:spacing w:val="0"/>
-          <w:kern w:val="0"/>
-          <w:u w:val="none"/>
-          <w:effect w:val="none"/>
-          <w:lang w:val="fr-FR" w:eastAsia="zh-CN" w:bidi="hi-IN"/>
-        </w:rPr>
-      </w:r>
-    </w:p>
-    <w:p>
-      <w:pPr>
-        <w:pStyle w:val="LOnormal"/>
-        <w:numPr>
-          <w:ilvl w:val="0"/>
-          <w:numId w:val="0"/>
-        </w:numPr>
-        <w:shd w:val="clear" w:fill="FFFFFF"/>
-        <w:spacing w:lineRule="auto" w:line="240" w:beforeAutospacing="0" w:before="0" w:afterAutospacing="0" w:after="0"/>
-        <w:ind w:left="0" w:hanging="0"/>
-        <w:rPr>
-          <w:i w:val="false"/>
-          <w:i w:val="false"/>
-          <w:iCs w:val="false"/>
-          <w:caps w:val="false"/>
-          <w:smallCaps w:val="false"/>
-          <w:strike w:val="false"/>
-          <w:dstrike w:val="false"/>
-          <w:spacing w:val="0"/>
-          <w:kern w:val="0"/>
-          <w:u w:val="none"/>
-          <w:effect w:val="none"/>
-          <w:lang w:val="fr-FR" w:eastAsia="zh-CN" w:bidi="hi-IN"/>
-        </w:rPr>
-      </w:pPr>
-      <w:r>
-        <w:rPr>
-          <w:rFonts w:eastAsia="Montserrat" w:cs="Montserrat" w:ascii="Trebuchet MS" w:hAnsi="Trebuchet MS"/>
-          <w:b w:val="false"/>
-          <w:bCs w:val="false"/>
-          <w:i w:val="false"/>
-          <w:iCs w:val="false"/>
-          <w:caps w:val="false"/>
-          <w:smallCaps w:val="false"/>
-          <w:strike w:val="false"/>
-          <w:dstrike w:val="false"/>
-          <w:color w:val="000000"/>
-          <w:spacing w:val="0"/>
-          <w:kern w:val="0"/>
-          <w:sz w:val="24"/>
-          <w:szCs w:val="24"/>
-          <w:u w:val="none"/>
-          <w:effect w:val="none"/>
-          <w:lang w:val="fr-FR" w:eastAsia="zh-CN" w:bidi="hi-IN"/>
-        </w:rPr>
-        <w:t>C</w:t>
-      </w:r>
-      <w:r>
-        <w:rPr>
-          <w:rFonts w:eastAsia="Montserrat" w:cs="Montserrat" w:ascii="Trebuchet MS" w:hAnsi="Trebuchet MS"/>
-          <w:b w:val="false"/>
-          <w:bCs w:val="false"/>
-          <w:i w:val="false"/>
-          <w:iCs w:val="false"/>
-          <w:caps w:val="false"/>
-          <w:smallCaps w:val="false"/>
-          <w:strike w:val="false"/>
-          <w:dstrike w:val="false"/>
-          <w:color w:val="000000"/>
-          <w:spacing w:val="0"/>
-          <w:kern w:val="0"/>
-          <w:sz w:val="24"/>
-          <w:szCs w:val="24"/>
-          <w:u w:val="none"/>
-          <w:effect w:val="none"/>
-          <w:lang w:val="fr-FR" w:eastAsia="zh-CN" w:bidi="hi-IN"/>
-        </w:rPr>
-        <w:t>ette modularité permet :</w:t>
-      </w:r>
-    </w:p>
-    <w:p>
-      <w:pPr>
-        <w:pStyle w:val="LOnormal"/>
-        <w:numPr>
-          <w:ilvl w:val="0"/>
-          <w:numId w:val="0"/>
-        </w:numPr>
-        <w:shd w:val="clear" w:fill="FFFFFF"/>
-        <w:spacing w:lineRule="auto" w:line="240" w:beforeAutospacing="0" w:before="0" w:afterAutospacing="0" w:after="0"/>
-        <w:ind w:left="0" w:hanging="0"/>
-        <w:rPr>
-          <w:rFonts w:ascii="Trebuchet MS" w:hAnsi="Trebuchet MS" w:eastAsia="Montserrat" w:cs="Montserrat"/>
-          <w:b w:val="false"/>
-          <w:b w:val="false"/>
-          <w:bCs w:val="false"/>
-          <w:color w:val="000000"/>
-          <w:sz w:val="24"/>
-          <w:szCs w:val="24"/>
-        </w:rPr>
-      </w:pPr>
-      <w:r>
-        <w:rPr>
-          <w:i w:val="false"/>
-          <w:iCs w:val="false"/>
-          <w:caps w:val="false"/>
-          <w:smallCaps w:val="false"/>
-          <w:strike w:val="false"/>
-          <w:dstrike w:val="false"/>
-          <w:spacing w:val="0"/>
-          <w:kern w:val="0"/>
-          <w:u w:val="none"/>
-          <w:effect w:val="none"/>
-          <w:lang w:val="fr-FR" w:eastAsia="zh-CN" w:bidi="hi-IN"/>
+        <w:t>Le chatbot est conçu nativement de manière modulaire. Voici les principaux modules identifiés :</w:t>
+      </w:r>
+    </w:p>
+    <w:p>
+      <w:pPr>
+        <w:pStyle w:val="LOnormal"/>
+        <w:numPr>
+          <w:ilvl w:val="0"/>
+          <w:numId w:val="0"/>
+        </w:numPr>
+        <w:shd w:val="clear" w:fill="FFFFFF"/>
+        <w:spacing w:lineRule="auto" w:line="240" w:beforeAutospacing="0" w:before="0" w:afterAutospacing="0" w:after="0"/>
+        <w:ind w:left="0" w:hanging="0"/>
+        <w:rPr>
+          <w:rFonts w:ascii="Trebuchet MS" w:hAnsi="Trebuchet MS" w:eastAsia="Montserrat" w:cs="Montserrat"/>
+          <w:b w:val="false"/>
+          <w:b w:val="false"/>
+          <w:bCs w:val="false"/>
+          <w:i w:val="false"/>
+          <w:i w:val="false"/>
+          <w:iCs w:val="false"/>
+          <w:caps w:val="false"/>
+          <w:smallCaps w:val="false"/>
+          <w:strike w:val="false"/>
+          <w:dstrike w:val="false"/>
+          <w:color w:val="000000"/>
+          <w:spacing w:val="0"/>
+          <w:kern w:val="0"/>
+          <w:sz w:val="24"/>
+          <w:szCs w:val="24"/>
+          <w:u w:val="none"/>
+          <w:effect w:val="none"/>
+          <w:lang w:val="fr-FR" w:eastAsia="zh-CN" w:bidi="hi-IN"/>
+        </w:rPr>
+      </w:pPr>
+      <w:r>
+        <w:rPr>
+          <w:rFonts w:eastAsia="Montserrat" w:cs="Montserrat" w:ascii="Trebuchet MS" w:hAnsi="Trebuchet MS"/>
+          <w:b w:val="false"/>
+          <w:bCs w:val="false"/>
+          <w:i w:val="false"/>
+          <w:iCs w:val="false"/>
+          <w:caps w:val="false"/>
+          <w:smallCaps w:val="false"/>
+          <w:strike w:val="false"/>
+          <w:dstrike w:val="false"/>
+          <w:color w:val="000000"/>
+          <w:spacing w:val="0"/>
+          <w:kern w:val="0"/>
+          <w:sz w:val="24"/>
+          <w:szCs w:val="24"/>
+          <w:u w:val="none"/>
+          <w:effect w:val="none"/>
+          <w:lang w:val="fr-FR" w:eastAsia="zh-CN" w:bidi="hi-IN"/>
+        </w:rPr>
+      </w:r>
+    </w:p>
+    <w:p>
+      <w:pPr>
+        <w:pStyle w:val="LOnormal"/>
+        <w:numPr>
+          <w:ilvl w:val="0"/>
+          <w:numId w:val="0"/>
+        </w:numPr>
+        <w:shd w:val="clear" w:fill="FFFFFF"/>
+        <w:spacing w:lineRule="auto" w:line="240" w:beforeAutospacing="0" w:before="0" w:afterAutospacing="0" w:after="0"/>
+        <w:ind w:left="0" w:hanging="0"/>
+        <w:rPr>
+          <w:rFonts w:ascii="Trebuchet MS" w:hAnsi="Trebuchet MS" w:eastAsia="Montserrat" w:cs="Montserrat"/>
+          <w:b w:val="false"/>
+          <w:b w:val="false"/>
+          <w:bCs w:val="false"/>
+          <w:i w:val="false"/>
+          <w:i w:val="false"/>
+          <w:iCs w:val="false"/>
+          <w:caps w:val="false"/>
+          <w:smallCaps w:val="false"/>
+          <w:strike w:val="false"/>
+          <w:dstrike w:val="false"/>
+          <w:color w:val="000000"/>
+          <w:spacing w:val="0"/>
+          <w:kern w:val="0"/>
+          <w:sz w:val="24"/>
+          <w:szCs w:val="24"/>
+          <w:u w:val="none"/>
+          <w:effect w:val="none"/>
+          <w:lang w:val="fr-FR" w:eastAsia="zh-CN" w:bidi="hi-IN"/>
+        </w:rPr>
+      </w:pPr>
+      <w:r>
+        <w:rPr>
+          <w:rFonts w:eastAsia="Montserrat" w:cs="Montserrat" w:ascii="Trebuchet MS" w:hAnsi="Trebuchet MS"/>
+          <w:b w:val="false"/>
+          <w:bCs w:val="false"/>
+          <w:i w:val="false"/>
+          <w:iCs w:val="false"/>
+          <w:caps w:val="false"/>
+          <w:smallCaps w:val="false"/>
+          <w:strike w:val="false"/>
+          <w:dstrike w:val="false"/>
+          <w:color w:val="000000"/>
+          <w:spacing w:val="0"/>
+          <w:kern w:val="0"/>
+          <w:sz w:val="24"/>
+          <w:szCs w:val="24"/>
+          <w:u w:val="none"/>
+          <w:effect w:val="none"/>
+          <w:lang w:val="fr-FR" w:eastAsia="zh-CN" w:bidi="hi-IN"/>
+        </w:rPr>
+        <w:t>- Le backend (API)</w:t>
+      </w:r>
+    </w:p>
+    <w:p>
+      <w:pPr>
+        <w:pStyle w:val="LOnormal"/>
+        <w:numPr>
+          <w:ilvl w:val="0"/>
+          <w:numId w:val="0"/>
+        </w:numPr>
+        <w:shd w:val="clear" w:fill="FFFFFF"/>
+        <w:spacing w:lineRule="auto" w:line="240" w:beforeAutospacing="0" w:before="0" w:afterAutospacing="0" w:after="0"/>
+        <w:ind w:left="0" w:hanging="0"/>
+        <w:rPr>
+          <w:rFonts w:ascii="Trebuchet MS" w:hAnsi="Trebuchet MS" w:eastAsia="Montserrat" w:cs="Montserrat"/>
+          <w:b w:val="false"/>
+          <w:b w:val="false"/>
+          <w:bCs w:val="false"/>
+          <w:i w:val="false"/>
+          <w:i w:val="false"/>
+          <w:iCs w:val="false"/>
+          <w:caps w:val="false"/>
+          <w:smallCaps w:val="false"/>
+          <w:strike w:val="false"/>
+          <w:dstrike w:val="false"/>
+          <w:color w:val="000000"/>
+          <w:spacing w:val="0"/>
+          <w:kern w:val="0"/>
+          <w:sz w:val="24"/>
+          <w:szCs w:val="24"/>
+          <w:u w:val="none"/>
+          <w:effect w:val="none"/>
+          <w:lang w:val="fr-FR" w:eastAsia="zh-CN" w:bidi="hi-IN"/>
+        </w:rPr>
+      </w:pPr>
+      <w:r>
+        <w:rPr>
+          <w:rFonts w:eastAsia="Montserrat" w:cs="Montserrat" w:ascii="Trebuchet MS" w:hAnsi="Trebuchet MS"/>
+          <w:b w:val="false"/>
+          <w:bCs w:val="false"/>
+          <w:i w:val="false"/>
+          <w:iCs w:val="false"/>
+          <w:caps w:val="false"/>
+          <w:smallCaps w:val="false"/>
+          <w:strike w:val="false"/>
+          <w:dstrike w:val="false"/>
+          <w:color w:val="000000"/>
+          <w:spacing w:val="0"/>
+          <w:kern w:val="0"/>
+          <w:sz w:val="24"/>
+          <w:szCs w:val="24"/>
+          <w:u w:val="none"/>
+          <w:effect w:val="none"/>
+          <w:lang w:val="fr-FR" w:eastAsia="zh-CN" w:bidi="hi-IN"/>
+        </w:rPr>
+        <w:t>- Le pipeline RAG</w:t>
+      </w:r>
+    </w:p>
+    <w:p>
+      <w:pPr>
+        <w:pStyle w:val="LOnormal"/>
+        <w:numPr>
+          <w:ilvl w:val="0"/>
+          <w:numId w:val="0"/>
+        </w:numPr>
+        <w:shd w:val="clear" w:fill="FFFFFF"/>
+        <w:spacing w:lineRule="auto" w:line="240" w:beforeAutospacing="0" w:before="0" w:afterAutospacing="0" w:after="0"/>
+        <w:ind w:left="0" w:hanging="0"/>
+        <w:rPr>
+          <w:rFonts w:ascii="Trebuchet MS" w:hAnsi="Trebuchet MS" w:eastAsia="Montserrat" w:cs="Montserrat"/>
+          <w:b w:val="false"/>
+          <w:b w:val="false"/>
+          <w:bCs w:val="false"/>
+          <w:i w:val="false"/>
+          <w:i w:val="false"/>
+          <w:iCs w:val="false"/>
+          <w:caps w:val="false"/>
+          <w:smallCaps w:val="false"/>
+          <w:strike w:val="false"/>
+          <w:dstrike w:val="false"/>
+          <w:color w:val="000000"/>
+          <w:spacing w:val="0"/>
+          <w:kern w:val="0"/>
+          <w:sz w:val="24"/>
+          <w:szCs w:val="24"/>
+          <w:u w:val="none"/>
+          <w:effect w:val="none"/>
+          <w:lang w:val="fr-FR" w:eastAsia="zh-CN" w:bidi="hi-IN"/>
+        </w:rPr>
+      </w:pPr>
+      <w:r>
+        <w:rPr>
+          <w:rFonts w:eastAsia="Montserrat" w:cs="Montserrat" w:ascii="Trebuchet MS" w:hAnsi="Trebuchet MS"/>
+          <w:b w:val="false"/>
+          <w:bCs w:val="false"/>
+          <w:i w:val="false"/>
+          <w:iCs w:val="false"/>
+          <w:caps w:val="false"/>
+          <w:smallCaps w:val="false"/>
+          <w:strike w:val="false"/>
+          <w:dstrike w:val="false"/>
+          <w:color w:val="000000"/>
+          <w:spacing w:val="0"/>
+          <w:kern w:val="0"/>
+          <w:sz w:val="24"/>
+          <w:szCs w:val="24"/>
+          <w:u w:val="none"/>
+          <w:effect w:val="none"/>
+          <w:lang w:val="fr-FR" w:eastAsia="zh-CN" w:bidi="hi-IN"/>
+        </w:rPr>
+        <w:t>- Le service d’ingestion des données</w:t>
+      </w:r>
+    </w:p>
+    <w:p>
+      <w:pPr>
+        <w:pStyle w:val="LOnormal"/>
+        <w:numPr>
+          <w:ilvl w:val="0"/>
+          <w:numId w:val="0"/>
+        </w:numPr>
+        <w:shd w:val="clear" w:fill="FFFFFF"/>
+        <w:spacing w:lineRule="auto" w:line="240" w:beforeAutospacing="0" w:before="0" w:afterAutospacing="0" w:after="0"/>
+        <w:ind w:left="0" w:hanging="0"/>
+        <w:rPr>
+          <w:rFonts w:ascii="Trebuchet MS" w:hAnsi="Trebuchet MS" w:eastAsia="Montserrat" w:cs="Montserrat"/>
+          <w:b w:val="false"/>
+          <w:b w:val="false"/>
+          <w:bCs w:val="false"/>
+          <w:i w:val="false"/>
+          <w:i w:val="false"/>
+          <w:iCs w:val="false"/>
+          <w:caps w:val="false"/>
+          <w:smallCaps w:val="false"/>
+          <w:strike w:val="false"/>
+          <w:dstrike w:val="false"/>
+          <w:color w:val="000000"/>
+          <w:spacing w:val="0"/>
+          <w:kern w:val="0"/>
+          <w:sz w:val="24"/>
+          <w:szCs w:val="24"/>
+          <w:u w:val="none"/>
+          <w:effect w:val="none"/>
+          <w:lang w:val="fr-FR" w:eastAsia="zh-CN" w:bidi="hi-IN"/>
+        </w:rPr>
+      </w:pPr>
+      <w:r>
+        <w:rPr>
+          <w:rFonts w:eastAsia="Montserrat" w:cs="Montserrat" w:ascii="Trebuchet MS" w:hAnsi="Trebuchet MS"/>
+          <w:b w:val="false"/>
+          <w:bCs w:val="false"/>
+          <w:i w:val="false"/>
+          <w:iCs w:val="false"/>
+          <w:caps w:val="false"/>
+          <w:smallCaps w:val="false"/>
+          <w:strike w:val="false"/>
+          <w:dstrike w:val="false"/>
+          <w:color w:val="000000"/>
+          <w:spacing w:val="0"/>
+          <w:kern w:val="0"/>
+          <w:sz w:val="24"/>
+          <w:szCs w:val="24"/>
+          <w:u w:val="none"/>
+          <w:effect w:val="none"/>
+          <w:lang w:val="fr-FR" w:eastAsia="zh-CN" w:bidi="hi-IN"/>
+        </w:rPr>
+        <w:t>- La base de donnée vectorielle</w:t>
+      </w:r>
+    </w:p>
+    <w:p>
+      <w:pPr>
+        <w:pStyle w:val="LOnormal"/>
+        <w:numPr>
+          <w:ilvl w:val="0"/>
+          <w:numId w:val="0"/>
+        </w:numPr>
+        <w:shd w:val="clear" w:fill="FFFFFF"/>
+        <w:spacing w:lineRule="auto" w:line="240" w:beforeAutospacing="0" w:before="0" w:afterAutospacing="0" w:after="0"/>
+        <w:ind w:left="0" w:hanging="0"/>
+        <w:rPr>
+          <w:i w:val="false"/>
+          <w:i w:val="false"/>
+          <w:iCs w:val="false"/>
+          <w:caps w:val="false"/>
+          <w:smallCaps w:val="false"/>
+          <w:strike w:val="false"/>
+          <w:dstrike w:val="false"/>
+          <w:spacing w:val="0"/>
+          <w:kern w:val="0"/>
+          <w:u w:val="none"/>
+          <w:effect w:val="none"/>
+          <w:lang w:val="fr-FR" w:eastAsia="zh-CN" w:bidi="hi-IN"/>
+        </w:rPr>
+      </w:pPr>
+      <w:r>
+        <w:rPr>
+          <w:rFonts w:eastAsia="Montserrat" w:cs="Montserrat" w:ascii="Trebuchet MS" w:hAnsi="Trebuchet MS"/>
+          <w:b w:val="false"/>
+          <w:bCs w:val="false"/>
+          <w:i w:val="false"/>
+          <w:iCs w:val="false"/>
+          <w:caps w:val="false"/>
+          <w:smallCaps w:val="false"/>
+          <w:strike w:val="false"/>
+          <w:dstrike w:val="false"/>
+          <w:color w:val="000000"/>
+          <w:spacing w:val="0"/>
+          <w:kern w:val="0"/>
+          <w:sz w:val="24"/>
+          <w:szCs w:val="24"/>
+          <w:u w:val="none"/>
+          <w:effect w:val="none"/>
+          <w:lang w:val="fr-FR" w:eastAsia="zh-CN" w:bidi="hi-IN"/>
+        </w:rPr>
+        <w:t>- Le moteur LLM</w:t>
+      </w:r>
+    </w:p>
+    <w:p>
+      <w:pPr>
+        <w:pStyle w:val="LOnormal"/>
+        <w:numPr>
+          <w:ilvl w:val="0"/>
+          <w:numId w:val="0"/>
+        </w:numPr>
+        <w:shd w:val="clear" w:fill="FFFFFF"/>
+        <w:spacing w:lineRule="auto" w:line="240" w:beforeAutospacing="0" w:before="0" w:afterAutospacing="0" w:after="0"/>
+        <w:ind w:left="0" w:hanging="0"/>
+        <w:rPr>
+          <w:rFonts w:ascii="Trebuchet MS" w:hAnsi="Trebuchet MS" w:eastAsia="Montserrat" w:cs="Montserrat"/>
+          <w:b w:val="false"/>
+          <w:b w:val="false"/>
+          <w:bCs w:val="false"/>
+          <w:color w:val="000000"/>
+          <w:sz w:val="24"/>
+          <w:szCs w:val="24"/>
+        </w:rPr>
+      </w:pPr>
+      <w:r>
+        <w:rPr>
+          <w:rFonts w:eastAsia="Montserrat" w:cs="Montserrat" w:ascii="Trebuchet MS" w:hAnsi="Trebuchet MS"/>
+          <w:b w:val="false"/>
+          <w:bCs w:val="false"/>
+          <w:color w:val="000000"/>
+          <w:sz w:val="24"/>
+          <w:szCs w:val="24"/>
+        </w:rPr>
+      </w:r>
+    </w:p>
+    <w:p>
+      <w:pPr>
+        <w:pStyle w:val="LOnormal"/>
+        <w:numPr>
+          <w:ilvl w:val="0"/>
+          <w:numId w:val="0"/>
+        </w:numPr>
+        <w:shd w:val="clear" w:fill="FFFFFF"/>
+        <w:spacing w:lineRule="auto" w:line="240" w:beforeAutospacing="0" w:before="0" w:afterAutospacing="0" w:after="0"/>
+        <w:ind w:left="0" w:hanging="0"/>
+        <w:rPr>
+          <w:rFonts w:ascii="Trebuchet MS" w:hAnsi="Trebuchet MS" w:eastAsia="Montserrat" w:cs="Montserrat"/>
+          <w:b w:val="false"/>
+          <w:b w:val="false"/>
+          <w:bCs w:val="false"/>
+          <w:color w:val="000000"/>
+          <w:sz w:val="24"/>
+          <w:szCs w:val="24"/>
+        </w:rPr>
+      </w:pPr>
+      <w:r>
+        <w:rPr>
+          <w:rFonts w:eastAsia="Montserrat" w:cs="Montserrat" w:ascii="Trebuchet MS" w:hAnsi="Trebuchet MS"/>
+          <w:b w:val="false"/>
+          <w:bCs w:val="false"/>
+          <w:color w:val="000000"/>
+          <w:sz w:val="24"/>
+          <w:szCs w:val="24"/>
+        </w:rPr>
+      </w:r>
+    </w:p>
+    <w:p>
+      <w:pPr>
+        <w:pStyle w:val="LOnormal"/>
+        <w:numPr>
+          <w:ilvl w:val="0"/>
+          <w:numId w:val="0"/>
+        </w:numPr>
+        <w:shd w:val="clear" w:fill="FFFFFF"/>
+        <w:spacing w:lineRule="auto" w:line="240" w:beforeAutospacing="0" w:before="0" w:afterAutospacing="0" w:after="0"/>
+        <w:ind w:left="0" w:hanging="0"/>
+        <w:rPr>
+          <w:rFonts w:ascii="Trebuchet MS" w:hAnsi="Trebuchet MS" w:eastAsia="Montserrat" w:cs="Montserrat"/>
+          <w:b w:val="false"/>
+          <w:b w:val="false"/>
+          <w:bCs w:val="false"/>
+          <w:color w:val="000000"/>
+          <w:sz w:val="24"/>
+          <w:szCs w:val="24"/>
+        </w:rPr>
+      </w:pPr>
+      <w:r>
+        <w:rPr>
+          <w:rFonts w:eastAsia="Montserrat" w:cs="Montserrat" w:ascii="Trebuchet MS" w:hAnsi="Trebuchet MS"/>
+          <w:b w:val="false"/>
+          <w:bCs w:val="false"/>
+          <w:color w:val="000000"/>
+          <w:sz w:val="24"/>
+          <w:szCs w:val="24"/>
+        </w:rPr>
+      </w:r>
+    </w:p>
+    <w:p>
+      <w:pPr>
+        <w:pStyle w:val="LOnormal"/>
+        <w:numPr>
+          <w:ilvl w:val="0"/>
+          <w:numId w:val="0"/>
+        </w:numPr>
+        <w:shd w:val="clear" w:fill="FFFFFF"/>
+        <w:spacing w:lineRule="auto" w:line="240" w:beforeAutospacing="0" w:before="0" w:afterAutospacing="0" w:after="0"/>
+        <w:ind w:left="0" w:hanging="0"/>
+        <w:rPr>
+          <w:rFonts w:ascii="Trebuchet MS" w:hAnsi="Trebuchet MS" w:eastAsia="Montserrat" w:cs="Montserrat"/>
+          <w:b w:val="false"/>
+          <w:b w:val="false"/>
+          <w:bCs w:val="false"/>
+          <w:color w:val="000000"/>
+          <w:sz w:val="24"/>
+          <w:szCs w:val="24"/>
+        </w:rPr>
+      </w:pPr>
+      <w:r>
+        <w:rPr>
+          <w:rFonts w:eastAsia="Montserrat" w:cs="Montserrat" w:ascii="Trebuchet MS" w:hAnsi="Trebuchet MS"/>
+          <w:b w:val="false"/>
+          <w:bCs w:val="false"/>
+          <w:color w:val="000000"/>
+          <w:sz w:val="24"/>
+          <w:szCs w:val="24"/>
+        </w:rPr>
+      </w:r>
+    </w:p>
+    <w:p>
+      <w:pPr>
+        <w:pStyle w:val="LOnormal"/>
+        <w:numPr>
+          <w:ilvl w:val="0"/>
+          <w:numId w:val="0"/>
+        </w:numPr>
+        <w:shd w:val="clear" w:fill="FFFFFF"/>
+        <w:spacing w:lineRule="auto" w:line="240" w:beforeAutospacing="0" w:before="0" w:afterAutospacing="0" w:after="0"/>
+        <w:ind w:left="0" w:hanging="0"/>
+        <w:rPr>
+          <w:rFonts w:ascii="Trebuchet MS" w:hAnsi="Trebuchet MS" w:eastAsia="Montserrat" w:cs="Montserrat"/>
+          <w:b w:val="false"/>
+          <w:b w:val="false"/>
+          <w:bCs w:val="false"/>
+          <w:color w:val="000000"/>
+          <w:sz w:val="24"/>
+          <w:szCs w:val="24"/>
+        </w:rPr>
+      </w:pPr>
+      <w:r>
+        <w:rPr>
+          <w:rFonts w:eastAsia="Montserrat" w:cs="Montserrat" w:ascii="Trebuchet MS" w:hAnsi="Trebuchet MS"/>
+          <w:b w:val="false"/>
+          <w:bCs w:val="false"/>
+          <w:color w:val="000000"/>
+          <w:sz w:val="24"/>
+          <w:szCs w:val="24"/>
+        </w:rPr>
+      </w:r>
+    </w:p>
+    <w:p>
+      <w:pPr>
+        <w:pStyle w:val="LOnormal"/>
+        <w:numPr>
+          <w:ilvl w:val="0"/>
+          <w:numId w:val="0"/>
+        </w:numPr>
+        <w:shd w:val="clear" w:fill="FFFFFF"/>
+        <w:spacing w:lineRule="auto" w:line="240" w:beforeAutospacing="0" w:before="0" w:afterAutospacing="0" w:after="0"/>
+        <w:ind w:left="0" w:hanging="0"/>
+        <w:rPr>
+          <w:rFonts w:ascii="Trebuchet MS" w:hAnsi="Trebuchet MS" w:eastAsia="Montserrat" w:cs="Montserrat"/>
+          <w:b w:val="false"/>
+          <w:b w:val="false"/>
+          <w:bCs w:val="false"/>
+          <w:color w:val="000000"/>
+          <w:sz w:val="24"/>
+          <w:szCs w:val="24"/>
+        </w:rPr>
+      </w:pPr>
+      <w:r>
+        <w:rPr>
+          <w:rFonts w:eastAsia="Montserrat" w:cs="Montserrat" w:ascii="Trebuchet MS" w:hAnsi="Trebuchet MS"/>
+          <w:b w:val="false"/>
+          <w:bCs w:val="false"/>
+          <w:color w:val="000000"/>
+          <w:sz w:val="24"/>
+          <w:szCs w:val="24"/>
+        </w:rPr>
+      </w:r>
+    </w:p>
+    <w:p>
+      <w:pPr>
+        <w:pStyle w:val="LOnormal"/>
+        <w:numPr>
+          <w:ilvl w:val="0"/>
+          <w:numId w:val="0"/>
+        </w:numPr>
+        <w:shd w:val="clear" w:fill="FFFFFF"/>
+        <w:spacing w:lineRule="auto" w:line="240" w:beforeAutospacing="0" w:before="0" w:afterAutospacing="0" w:after="0"/>
+        <w:ind w:left="0" w:hanging="0"/>
+        <w:rPr>
+          <w:i w:val="false"/>
+          <w:i w:val="false"/>
+          <w:iCs w:val="false"/>
+          <w:caps w:val="false"/>
+          <w:smallCaps w:val="false"/>
+          <w:strike w:val="false"/>
+          <w:dstrike w:val="false"/>
+          <w:spacing w:val="0"/>
+          <w:kern w:val="0"/>
+          <w:u w:val="none"/>
+          <w:effect w:val="none"/>
+          <w:lang w:val="fr-FR" w:eastAsia="zh-CN" w:bidi="hi-IN"/>
+        </w:rPr>
+      </w:pPr>
+      <w:r>
+        <w:rPr>
+          <w:rFonts w:eastAsia="Montserrat" w:cs="Montserrat" w:ascii="Trebuchet MS" w:hAnsi="Trebuchet MS"/>
+          <w:b w:val="false"/>
+          <w:bCs w:val="false"/>
+          <w:i w:val="false"/>
+          <w:iCs w:val="false"/>
+          <w:caps w:val="false"/>
+          <w:smallCaps w:val="false"/>
+          <w:strike w:val="false"/>
+          <w:dstrike w:val="false"/>
+          <w:color w:val="000000"/>
+          <w:spacing w:val="0"/>
+          <w:kern w:val="0"/>
+          <w:sz w:val="24"/>
+          <w:szCs w:val="24"/>
+          <w:u w:val="none"/>
+          <w:effect w:val="none"/>
+          <w:lang w:val="fr-FR" w:eastAsia="zh-CN" w:bidi="hi-IN"/>
+        </w:rPr>
+        <w:t>Cette modularité permet :</w:t>
+      </w:r>
+    </w:p>
+    <w:p>
+      <w:pPr>
+        <w:pStyle w:val="LOnormal"/>
+        <w:numPr>
+          <w:ilvl w:val="0"/>
+          <w:numId w:val="0"/>
+        </w:numPr>
+        <w:shd w:val="clear" w:fill="FFFFFF"/>
+        <w:spacing w:lineRule="auto" w:line="240" w:beforeAutospacing="0" w:before="0" w:afterAutospacing="0" w:after="0"/>
+        <w:ind w:left="0" w:hanging="0"/>
+        <w:rPr>
+          <w:rFonts w:ascii="Trebuchet MS" w:hAnsi="Trebuchet MS" w:eastAsia="Montserrat" w:cs="Montserrat"/>
+          <w:b w:val="false"/>
+          <w:b w:val="false"/>
+          <w:bCs w:val="false"/>
+          <w:color w:val="000000"/>
+          <w:sz w:val="24"/>
+          <w:szCs w:val="24"/>
+        </w:rPr>
+      </w:pPr>
+      <w:r>
+        <w:rPr>
+          <w:rFonts w:eastAsia="Montserrat" w:cs="Montserrat" w:ascii="Trebuchet MS" w:hAnsi="Trebuchet MS"/>
+          <w:b w:val="false"/>
+          <w:bCs w:val="false"/>
+          <w:color w:val="000000"/>
+          <w:sz w:val="24"/>
+          <w:szCs w:val="24"/>
         </w:rPr>
       </w:r>
     </w:p>
@@ -6303,64 +6062,37 @@
           <w:effect w:val="none"/>
           <w:lang w:val="fr-FR" w:eastAsia="zh-CN" w:bidi="hi-IN"/>
         </w:rPr>
-        <w:t xml:space="preserve">- </w:t>
-      </w:r>
-      <w:r>
-        <w:rPr>
-          <w:rFonts w:eastAsia="Montserrat" w:cs="Montserrat" w:ascii="Trebuchet MS" w:hAnsi="Trebuchet MS"/>
-          <w:b w:val="false"/>
-          <w:bCs w:val="false"/>
-          <w:i w:val="false"/>
-          <w:iCs w:val="false"/>
-          <w:caps w:val="false"/>
-          <w:smallCaps w:val="false"/>
-          <w:strike w:val="false"/>
-          <w:dstrike w:val="false"/>
-          <w:color w:val="000000"/>
-          <w:spacing w:val="0"/>
-          <w:kern w:val="0"/>
-          <w:sz w:val="24"/>
-          <w:szCs w:val="24"/>
-          <w:u w:val="none"/>
-          <w:effect w:val="none"/>
-          <w:lang w:val="fr-FR" w:eastAsia="zh-CN" w:bidi="hi-IN"/>
-        </w:rPr>
-        <w:t>De faciliter les tests, la maintenance et l’évolution fonctionnelle.</w:t>
-      </w:r>
-    </w:p>
-    <w:p>
-      <w:pPr>
-        <w:pStyle w:val="LOnormal"/>
-        <w:numPr>
-          <w:ilvl w:val="0"/>
-          <w:numId w:val="0"/>
-        </w:numPr>
-        <w:shd w:val="clear" w:fill="FFFFFF"/>
-        <w:spacing w:lineRule="auto" w:line="240" w:beforeAutospacing="0" w:before="0" w:afterAutospacing="0" w:after="0"/>
-        <w:ind w:left="0" w:hanging="0"/>
-        <w:rPr>
-          <w:rFonts w:ascii="Trebuchet MS" w:hAnsi="Trebuchet MS" w:eastAsia="Montserrat" w:cs="Montserrat"/>
-          <w:b w:val="false"/>
-          <w:b w:val="false"/>
-          <w:bCs w:val="false"/>
-          <w:color w:val="000000"/>
-          <w:sz w:val="24"/>
-          <w:szCs w:val="24"/>
-        </w:rPr>
-      </w:pPr>
-      <w:r>
-        <w:rPr>
-          <w:i w:val="false"/>
-          <w:iCs w:val="false"/>
-          <w:caps w:val="false"/>
-          <w:smallCaps w:val="false"/>
-          <w:strike w:val="false"/>
-          <w:dstrike w:val="false"/>
-          <w:spacing w:val="0"/>
-          <w:kern w:val="0"/>
-          <w:u w:val="none"/>
-          <w:effect w:val="none"/>
-          <w:lang w:val="fr-FR" w:eastAsia="zh-CN" w:bidi="hi-IN"/>
+        <w:t>- De faciliter les tests, la maintenance et l’évolution fonctionnelle.</w:t>
+      </w:r>
+    </w:p>
+    <w:p>
+      <w:pPr>
+        <w:pStyle w:val="LOnormal"/>
+        <w:numPr>
+          <w:ilvl w:val="0"/>
+          <w:numId w:val="0"/>
+        </w:numPr>
+        <w:shd w:val="clear" w:fill="FFFFFF"/>
+        <w:spacing w:lineRule="auto" w:line="240" w:beforeAutospacing="0" w:before="0" w:afterAutospacing="0" w:after="0"/>
+        <w:ind w:left="0" w:hanging="0"/>
+        <w:rPr>
+          <w:rFonts w:ascii="Trebuchet MS" w:hAnsi="Trebuchet MS" w:eastAsia="Montserrat" w:cs="Montserrat"/>
+          <w:b w:val="false"/>
+          <w:b w:val="false"/>
+          <w:bCs w:val="false"/>
+          <w:color w:val="000000"/>
+          <w:sz w:val="24"/>
+          <w:szCs w:val="24"/>
+        </w:rPr>
+      </w:pPr>
+      <w:r>
+        <w:rPr>
+          <w:rFonts w:eastAsia="Montserrat" w:cs="Montserrat" w:ascii="Trebuchet MS" w:hAnsi="Trebuchet MS"/>
+          <w:b w:val="false"/>
+          <w:bCs w:val="false"/>
+          <w:color w:val="000000"/>
+          <w:sz w:val="24"/>
+          <w:szCs w:val="24"/>
         </w:rPr>
       </w:r>
     </w:p>
@@ -6432,7 +6164,25 @@
         </w:rPr>
       </w:pPr>
       <w:r>
-        <w:rPr/>
+        <w:rPr>
+          <w:rFonts w:eastAsia="Montserrat" w:cs="Montserrat" w:ascii="Trebuchet MS" w:hAnsi="Trebuchet MS"/>
+          <w:b w:val="false"/>
+          <w:bCs w:val="false"/>
+          <w:i w:val="false"/>
+          <w:iCs w:val="false"/>
+          <w:caps w:val="false"/>
+          <w:smallCaps w:val="false"/>
+          <w:strike w:val="false"/>
+          <w:dstrike w:val="false"/>
+          <w:color w:val="000000"/>
+          <w:spacing w:val="0"/>
+          <w:kern w:val="0"/>
+          <w:sz w:val="24"/>
+          <w:szCs w:val="24"/>
+          <w:u w:val="none"/>
+          <w:effect w:val="none"/>
+          <w:lang w:val="fr-FR" w:eastAsia="zh-CN" w:bidi="hi-IN"/>
+        </w:rPr>
       </w:r>
     </w:p>
     <w:p>
@@ -6507,950 +6257,960 @@
         </w:rPr>
       </w:pPr>
       <w:r>
+        <w:rPr>
+          <w:rFonts w:eastAsia="Montserrat" w:cs="Montserrat" w:ascii="Trebuchet MS" w:hAnsi="Trebuchet MS"/>
+          <w:b w:val="false"/>
+          <w:bCs w:val="false"/>
+          <w:i/>
+          <w:iCs/>
+          <w:color w:val="000000"/>
+          <w:sz w:val="24"/>
+          <w:szCs w:val="24"/>
+          <w:u w:val="single"/>
+        </w:rPr>
+      </w:r>
+    </w:p>
+    <w:p>
+      <w:pPr>
+        <w:pStyle w:val="LOnormal"/>
+        <w:numPr>
+          <w:ilvl w:val="0"/>
+          <w:numId w:val="0"/>
+        </w:numPr>
+        <w:shd w:val="clear" w:fill="FFFFFF"/>
+        <w:spacing w:lineRule="auto" w:line="240" w:beforeAutospacing="0" w:before="0" w:afterAutospacing="0" w:after="0"/>
+        <w:ind w:left="0" w:hanging="0"/>
+        <w:rPr>
+          <w:rFonts w:ascii="Trebuchet MS" w:hAnsi="Trebuchet MS" w:eastAsia="Montserrat" w:cs="Montserrat"/>
+          <w:b w:val="false"/>
+          <w:b w:val="false"/>
+          <w:bCs w:val="false"/>
+          <w:i w:val="false"/>
+          <w:i w:val="false"/>
+          <w:iCs w:val="false"/>
+          <w:caps w:val="false"/>
+          <w:smallCaps w:val="false"/>
+          <w:strike w:val="false"/>
+          <w:dstrike w:val="false"/>
+          <w:color w:val="000000"/>
+          <w:spacing w:val="0"/>
+          <w:kern w:val="0"/>
+          <w:sz w:val="24"/>
+          <w:szCs w:val="24"/>
+          <w:u w:val="none"/>
+          <w:effect w:val="none"/>
+          <w:lang w:val="fr-FR" w:eastAsia="zh-CN" w:bidi="hi-IN"/>
+        </w:rPr>
+      </w:pPr>
+      <w:r>
+        <w:rPr>
+          <w:rFonts w:eastAsia="Montserrat" w:cs="Montserrat" w:ascii="Trebuchet MS" w:hAnsi="Trebuchet MS"/>
+          <w:b w:val="false"/>
+          <w:bCs w:val="false"/>
+          <w:i w:val="false"/>
+          <w:iCs w:val="false"/>
+          <w:caps w:val="false"/>
+          <w:smallCaps w:val="false"/>
+          <w:strike w:val="false"/>
+          <w:dstrike w:val="false"/>
+          <w:color w:val="000000"/>
+          <w:spacing w:val="0"/>
+          <w:kern w:val="0"/>
+          <w:sz w:val="24"/>
+          <w:szCs w:val="24"/>
+          <w:u w:val="none"/>
+          <w:effect w:val="none"/>
+          <w:lang w:val="fr-FR" w:eastAsia="zh-CN" w:bidi="hi-IN"/>
+        </w:rPr>
+        <w:t>La stratégie de Monitoring va permettre de :</w:t>
+      </w:r>
+    </w:p>
+    <w:p>
+      <w:pPr>
+        <w:pStyle w:val="LOnormal"/>
+        <w:numPr>
+          <w:ilvl w:val="0"/>
+          <w:numId w:val="0"/>
+        </w:numPr>
+        <w:shd w:val="clear" w:fill="FFFFFF"/>
+        <w:spacing w:lineRule="auto" w:line="240" w:beforeAutospacing="0" w:before="0" w:afterAutospacing="0" w:after="0"/>
+        <w:ind w:left="0" w:hanging="0"/>
+        <w:rPr>
+          <w:rFonts w:ascii="Trebuchet MS" w:hAnsi="Trebuchet MS" w:eastAsia="Montserrat" w:cs="Montserrat"/>
+          <w:b w:val="false"/>
+          <w:b w:val="false"/>
+          <w:bCs w:val="false"/>
+          <w:i w:val="false"/>
+          <w:i w:val="false"/>
+          <w:iCs w:val="false"/>
+          <w:caps w:val="false"/>
+          <w:smallCaps w:val="false"/>
+          <w:strike w:val="false"/>
+          <w:dstrike w:val="false"/>
+          <w:color w:val="000000"/>
+          <w:spacing w:val="0"/>
+          <w:kern w:val="0"/>
+          <w:sz w:val="24"/>
+          <w:szCs w:val="24"/>
+          <w:u w:val="none"/>
+          <w:effect w:val="none"/>
+          <w:lang w:val="fr-FR" w:eastAsia="zh-CN" w:bidi="hi-IN"/>
+        </w:rPr>
+      </w:pPr>
+      <w:r>
+        <w:rPr>
+          <w:rFonts w:eastAsia="Montserrat" w:cs="Montserrat" w:ascii="Trebuchet MS" w:hAnsi="Trebuchet MS"/>
+          <w:b w:val="false"/>
+          <w:bCs w:val="false"/>
+          <w:i w:val="false"/>
+          <w:iCs w:val="false"/>
+          <w:caps w:val="false"/>
+          <w:smallCaps w:val="false"/>
+          <w:strike w:val="false"/>
+          <w:dstrike w:val="false"/>
+          <w:color w:val="000000"/>
+          <w:spacing w:val="0"/>
+          <w:kern w:val="0"/>
+          <w:sz w:val="24"/>
+          <w:szCs w:val="24"/>
+          <w:u w:val="none"/>
+          <w:effect w:val="none"/>
+          <w:lang w:val="fr-FR" w:eastAsia="zh-CN" w:bidi="hi-IN"/>
+        </w:rPr>
+      </w:r>
+    </w:p>
+    <w:p>
+      <w:pPr>
+        <w:pStyle w:val="LOnormal"/>
+        <w:numPr>
+          <w:ilvl w:val="0"/>
+          <w:numId w:val="0"/>
+        </w:numPr>
+        <w:shd w:val="clear" w:fill="FFFFFF"/>
+        <w:spacing w:lineRule="auto" w:line="240" w:beforeAutospacing="0" w:before="0" w:afterAutospacing="0" w:after="0"/>
+        <w:ind w:left="0" w:hanging="0"/>
+        <w:rPr>
+          <w:rFonts w:ascii="Trebuchet MS" w:hAnsi="Trebuchet MS" w:eastAsia="Montserrat" w:cs="Montserrat"/>
+          <w:b w:val="false"/>
+          <w:b w:val="false"/>
+          <w:bCs w:val="false"/>
+          <w:i w:val="false"/>
+          <w:i w:val="false"/>
+          <w:iCs w:val="false"/>
+          <w:caps w:val="false"/>
+          <w:smallCaps w:val="false"/>
+          <w:strike w:val="false"/>
+          <w:dstrike w:val="false"/>
+          <w:color w:val="000000"/>
+          <w:spacing w:val="0"/>
+          <w:kern w:val="0"/>
+          <w:sz w:val="24"/>
+          <w:szCs w:val="24"/>
+          <w:u w:val="none"/>
+          <w:effect w:val="none"/>
+          <w:lang w:val="fr-FR" w:eastAsia="zh-CN" w:bidi="hi-IN"/>
+        </w:rPr>
+      </w:pPr>
+      <w:r>
+        <w:rPr>
+          <w:rFonts w:eastAsia="Montserrat" w:cs="Montserrat" w:ascii="Trebuchet MS" w:hAnsi="Trebuchet MS"/>
+          <w:b w:val="false"/>
+          <w:bCs w:val="false"/>
+          <w:i w:val="false"/>
+          <w:iCs w:val="false"/>
+          <w:caps w:val="false"/>
+          <w:smallCaps w:val="false"/>
+          <w:strike w:val="false"/>
+          <w:dstrike w:val="false"/>
+          <w:color w:val="000000"/>
+          <w:spacing w:val="0"/>
+          <w:kern w:val="0"/>
+          <w:sz w:val="24"/>
+          <w:szCs w:val="24"/>
+          <w:u w:val="none"/>
+          <w:effect w:val="none"/>
+          <w:lang w:val="fr-FR" w:eastAsia="zh-CN" w:bidi="hi-IN"/>
+        </w:rPr>
+        <w:t>- Assurer la performance technique du système</w:t>
+      </w:r>
+    </w:p>
+    <w:p>
+      <w:pPr>
+        <w:pStyle w:val="LOnormal"/>
+        <w:numPr>
+          <w:ilvl w:val="0"/>
+          <w:numId w:val="0"/>
+        </w:numPr>
+        <w:shd w:val="clear" w:fill="FFFFFF"/>
+        <w:spacing w:lineRule="auto" w:line="240" w:beforeAutospacing="0" w:before="0" w:afterAutospacing="0" w:after="0"/>
+        <w:ind w:left="0" w:hanging="0"/>
+        <w:rPr>
+          <w:rFonts w:ascii="Trebuchet MS" w:hAnsi="Trebuchet MS" w:eastAsia="Montserrat" w:cs="Montserrat"/>
+          <w:b w:val="false"/>
+          <w:b w:val="false"/>
+          <w:bCs w:val="false"/>
+          <w:i w:val="false"/>
+          <w:i w:val="false"/>
+          <w:iCs w:val="false"/>
+          <w:caps w:val="false"/>
+          <w:smallCaps w:val="false"/>
+          <w:strike w:val="false"/>
+          <w:dstrike w:val="false"/>
+          <w:color w:val="000000"/>
+          <w:spacing w:val="0"/>
+          <w:kern w:val="0"/>
+          <w:sz w:val="24"/>
+          <w:szCs w:val="24"/>
+          <w:u w:val="none"/>
+          <w:effect w:val="none"/>
+          <w:lang w:val="fr-FR" w:eastAsia="zh-CN" w:bidi="hi-IN"/>
+        </w:rPr>
+      </w:pPr>
+      <w:r>
+        <w:rPr>
+          <w:rFonts w:eastAsia="Montserrat" w:cs="Montserrat" w:ascii="Trebuchet MS" w:hAnsi="Trebuchet MS"/>
+          <w:b w:val="false"/>
+          <w:bCs w:val="false"/>
+          <w:i w:val="false"/>
+          <w:iCs w:val="false"/>
+          <w:caps w:val="false"/>
+          <w:smallCaps w:val="false"/>
+          <w:strike w:val="false"/>
+          <w:dstrike w:val="false"/>
+          <w:color w:val="000000"/>
+          <w:spacing w:val="0"/>
+          <w:kern w:val="0"/>
+          <w:sz w:val="24"/>
+          <w:szCs w:val="24"/>
+          <w:u w:val="none"/>
+          <w:effect w:val="none"/>
+          <w:lang w:val="fr-FR" w:eastAsia="zh-CN" w:bidi="hi-IN"/>
+        </w:rPr>
+        <w:t>- Assurer la qualité de service perçue par les utilisateurs</w:t>
+      </w:r>
+    </w:p>
+    <w:p>
+      <w:pPr>
+        <w:pStyle w:val="LOnormal"/>
+        <w:numPr>
+          <w:ilvl w:val="0"/>
+          <w:numId w:val="0"/>
+        </w:numPr>
+        <w:shd w:val="clear" w:fill="FFFFFF"/>
+        <w:spacing w:lineRule="auto" w:line="240" w:beforeAutospacing="0" w:before="0" w:afterAutospacing="0" w:after="0"/>
+        <w:ind w:left="0" w:hanging="0"/>
+        <w:rPr>
+          <w:rFonts w:ascii="Trebuchet MS" w:hAnsi="Trebuchet MS" w:eastAsia="Montserrat" w:cs="Montserrat"/>
+          <w:b w:val="false"/>
+          <w:b w:val="false"/>
+          <w:bCs w:val="false"/>
+          <w:i w:val="false"/>
+          <w:i w:val="false"/>
+          <w:iCs w:val="false"/>
+          <w:caps w:val="false"/>
+          <w:smallCaps w:val="false"/>
+          <w:strike w:val="false"/>
+          <w:dstrike w:val="false"/>
+          <w:color w:val="000000"/>
+          <w:spacing w:val="0"/>
+          <w:kern w:val="0"/>
+          <w:sz w:val="24"/>
+          <w:szCs w:val="24"/>
+          <w:u w:val="none"/>
+          <w:effect w:val="none"/>
+          <w:lang w:val="fr-FR" w:eastAsia="zh-CN" w:bidi="hi-IN"/>
+        </w:rPr>
+      </w:pPr>
+      <w:r>
+        <w:rPr>
+          <w:rFonts w:eastAsia="Montserrat" w:cs="Montserrat" w:ascii="Trebuchet MS" w:hAnsi="Trebuchet MS"/>
+          <w:b w:val="false"/>
+          <w:bCs w:val="false"/>
+          <w:i w:val="false"/>
+          <w:iCs w:val="false"/>
+          <w:caps w:val="false"/>
+          <w:smallCaps w:val="false"/>
+          <w:strike w:val="false"/>
+          <w:dstrike w:val="false"/>
+          <w:color w:val="000000"/>
+          <w:spacing w:val="0"/>
+          <w:kern w:val="0"/>
+          <w:sz w:val="24"/>
+          <w:szCs w:val="24"/>
+          <w:u w:val="none"/>
+          <w:effect w:val="none"/>
+          <w:lang w:val="fr-FR" w:eastAsia="zh-CN" w:bidi="hi-IN"/>
+        </w:rPr>
+        <w:t>- Assurer l’amélioration continue du chatbot</w:t>
+      </w:r>
+    </w:p>
+    <w:p>
+      <w:pPr>
+        <w:pStyle w:val="LOnormal"/>
+        <w:numPr>
+          <w:ilvl w:val="0"/>
+          <w:numId w:val="0"/>
+        </w:numPr>
+        <w:shd w:val="clear" w:fill="FFFFFF"/>
+        <w:spacing w:lineRule="auto" w:line="240" w:beforeAutospacing="0" w:before="0" w:afterAutospacing="0" w:after="0"/>
+        <w:ind w:left="0" w:hanging="0"/>
+        <w:rPr>
+          <w:rFonts w:ascii="Trebuchet MS" w:hAnsi="Trebuchet MS" w:eastAsia="Montserrat" w:cs="Montserrat"/>
+          <w:b w:val="false"/>
+          <w:b w:val="false"/>
+          <w:bCs w:val="false"/>
+          <w:i w:val="false"/>
+          <w:i w:val="false"/>
+          <w:iCs w:val="false"/>
+          <w:caps w:val="false"/>
+          <w:smallCaps w:val="false"/>
+          <w:strike w:val="false"/>
+          <w:dstrike w:val="false"/>
+          <w:color w:val="000000"/>
+          <w:spacing w:val="0"/>
+          <w:kern w:val="0"/>
+          <w:sz w:val="24"/>
+          <w:szCs w:val="24"/>
+          <w:u w:val="none"/>
+          <w:effect w:val="none"/>
+          <w:lang w:val="fr-FR" w:eastAsia="zh-CN" w:bidi="hi-IN"/>
+        </w:rPr>
+      </w:pPr>
+      <w:r>
+        <w:rPr>
+          <w:rFonts w:eastAsia="Montserrat" w:cs="Montserrat" w:ascii="Trebuchet MS" w:hAnsi="Trebuchet MS"/>
+          <w:b w:val="false"/>
+          <w:bCs w:val="false"/>
+          <w:i w:val="false"/>
+          <w:iCs w:val="false"/>
+          <w:caps w:val="false"/>
+          <w:smallCaps w:val="false"/>
+          <w:strike w:val="false"/>
+          <w:dstrike w:val="false"/>
+          <w:color w:val="000000"/>
+          <w:spacing w:val="0"/>
+          <w:kern w:val="0"/>
+          <w:sz w:val="24"/>
+          <w:szCs w:val="24"/>
+          <w:u w:val="none"/>
+          <w:effect w:val="none"/>
+          <w:lang w:val="fr-FR" w:eastAsia="zh-CN" w:bidi="hi-IN"/>
+        </w:rPr>
+      </w:r>
+    </w:p>
+    <w:p>
+      <w:pPr>
+        <w:pStyle w:val="LOnormal"/>
+        <w:numPr>
+          <w:ilvl w:val="0"/>
+          <w:numId w:val="0"/>
+        </w:numPr>
+        <w:shd w:val="clear" w:fill="FFFFFF"/>
+        <w:spacing w:lineRule="auto" w:line="240" w:beforeAutospacing="0" w:before="0" w:afterAutospacing="0" w:after="0"/>
+        <w:ind w:left="0" w:hanging="0"/>
+        <w:rPr>
+          <w:rFonts w:ascii="Trebuchet MS" w:hAnsi="Trebuchet MS" w:eastAsia="Montserrat" w:cs="Montserrat"/>
+          <w:b w:val="false"/>
+          <w:b w:val="false"/>
+          <w:bCs w:val="false"/>
+          <w:i w:val="false"/>
+          <w:i w:val="false"/>
+          <w:iCs w:val="false"/>
+          <w:caps w:val="false"/>
+          <w:smallCaps w:val="false"/>
+          <w:strike w:val="false"/>
+          <w:dstrike w:val="false"/>
+          <w:color w:val="000000"/>
+          <w:spacing w:val="0"/>
+          <w:kern w:val="0"/>
+          <w:sz w:val="24"/>
+          <w:szCs w:val="24"/>
+          <w:u w:val="none"/>
+          <w:effect w:val="none"/>
+          <w:lang w:val="fr-FR" w:eastAsia="zh-CN" w:bidi="hi-IN"/>
+        </w:rPr>
+      </w:pPr>
+      <w:r>
+        <w:rPr>
+          <w:rFonts w:eastAsia="Montserrat" w:cs="Montserrat" w:ascii="Trebuchet MS" w:hAnsi="Trebuchet MS"/>
+          <w:b w:val="false"/>
+          <w:bCs w:val="false"/>
+          <w:i w:val="false"/>
+          <w:iCs w:val="false"/>
+          <w:caps w:val="false"/>
+          <w:smallCaps w:val="false"/>
+          <w:strike w:val="false"/>
+          <w:dstrike w:val="false"/>
+          <w:color w:val="000000"/>
+          <w:spacing w:val="0"/>
+          <w:kern w:val="0"/>
+          <w:sz w:val="24"/>
+          <w:szCs w:val="24"/>
+          <w:u w:val="none"/>
+          <w:effect w:val="none"/>
+          <w:lang w:val="fr-FR" w:eastAsia="zh-CN" w:bidi="hi-IN"/>
+        </w:rPr>
+        <w:t>Prometheus va permettre de collecter des statistiques au travers de métriques, de manière centralisée, qui couvriront :</w:t>
+      </w:r>
+    </w:p>
+    <w:p>
+      <w:pPr>
+        <w:pStyle w:val="LOnormal"/>
+        <w:numPr>
+          <w:ilvl w:val="0"/>
+          <w:numId w:val="0"/>
+        </w:numPr>
+        <w:shd w:val="clear" w:fill="FFFFFF"/>
+        <w:spacing w:lineRule="auto" w:line="240" w:beforeAutospacing="0" w:before="0" w:afterAutospacing="0" w:after="0"/>
+        <w:ind w:left="0" w:hanging="0"/>
+        <w:rPr>
+          <w:rFonts w:ascii="Trebuchet MS" w:hAnsi="Trebuchet MS" w:eastAsia="Montserrat" w:cs="Montserrat"/>
+          <w:b w:val="false"/>
+          <w:b w:val="false"/>
+          <w:bCs w:val="false"/>
+          <w:i w:val="false"/>
+          <w:i w:val="false"/>
+          <w:iCs w:val="false"/>
+          <w:caps w:val="false"/>
+          <w:smallCaps w:val="false"/>
+          <w:strike w:val="false"/>
+          <w:dstrike w:val="false"/>
+          <w:color w:val="000000"/>
+          <w:spacing w:val="0"/>
+          <w:kern w:val="0"/>
+          <w:sz w:val="24"/>
+          <w:szCs w:val="24"/>
+          <w:u w:val="none"/>
+          <w:effect w:val="none"/>
+          <w:lang w:val="fr-FR" w:eastAsia="zh-CN" w:bidi="hi-IN"/>
+        </w:rPr>
+      </w:pPr>
+      <w:r>
+        <w:rPr>
+          <w:rFonts w:eastAsia="Montserrat" w:cs="Montserrat" w:ascii="Trebuchet MS" w:hAnsi="Trebuchet MS"/>
+          <w:b w:val="false"/>
+          <w:bCs w:val="false"/>
+          <w:i w:val="false"/>
+          <w:iCs w:val="false"/>
+          <w:caps w:val="false"/>
+          <w:smallCaps w:val="false"/>
+          <w:strike w:val="false"/>
+          <w:dstrike w:val="false"/>
+          <w:color w:val="000000"/>
+          <w:spacing w:val="0"/>
+          <w:kern w:val="0"/>
+          <w:sz w:val="24"/>
+          <w:szCs w:val="24"/>
+          <w:u w:val="none"/>
+          <w:effect w:val="none"/>
+          <w:lang w:val="fr-FR" w:eastAsia="zh-CN" w:bidi="hi-IN"/>
+        </w:rPr>
+      </w:r>
+    </w:p>
+    <w:p>
+      <w:pPr>
+        <w:pStyle w:val="LOnormal"/>
+        <w:numPr>
+          <w:ilvl w:val="0"/>
+          <w:numId w:val="0"/>
+        </w:numPr>
+        <w:shd w:val="clear" w:fill="FFFFFF"/>
+        <w:spacing w:lineRule="auto" w:line="240" w:beforeAutospacing="0" w:before="0" w:afterAutospacing="0" w:after="0"/>
+        <w:ind w:left="0" w:hanging="0"/>
+        <w:rPr>
+          <w:rFonts w:ascii="Trebuchet MS" w:hAnsi="Trebuchet MS" w:eastAsia="Montserrat" w:cs="Montserrat"/>
+          <w:b w:val="false"/>
+          <w:b w:val="false"/>
+          <w:bCs w:val="false"/>
+          <w:i w:val="false"/>
+          <w:i w:val="false"/>
+          <w:iCs w:val="false"/>
+          <w:caps w:val="false"/>
+          <w:smallCaps w:val="false"/>
+          <w:strike w:val="false"/>
+          <w:dstrike w:val="false"/>
+          <w:color w:val="000000"/>
+          <w:spacing w:val="0"/>
+          <w:kern w:val="0"/>
+          <w:sz w:val="24"/>
+          <w:szCs w:val="24"/>
+          <w:u w:val="none"/>
+          <w:effect w:val="none"/>
+          <w:lang w:val="fr-FR" w:eastAsia="zh-CN" w:bidi="hi-IN"/>
+        </w:rPr>
+      </w:pPr>
+      <w:r>
+        <w:rPr>
+          <w:rFonts w:eastAsia="Montserrat" w:cs="Montserrat" w:ascii="Trebuchet MS" w:hAnsi="Trebuchet MS"/>
+          <w:b w:val="false"/>
+          <w:bCs w:val="false"/>
+          <w:i w:val="false"/>
+          <w:iCs w:val="false"/>
+          <w:caps w:val="false"/>
+          <w:smallCaps w:val="false"/>
+          <w:strike w:val="false"/>
+          <w:dstrike w:val="false"/>
+          <w:color w:val="000000"/>
+          <w:spacing w:val="0"/>
+          <w:kern w:val="0"/>
+          <w:sz w:val="24"/>
+          <w:szCs w:val="24"/>
+          <w:u w:val="none"/>
+          <w:effect w:val="none"/>
+          <w:lang w:val="fr-FR" w:eastAsia="zh-CN" w:bidi="hi-IN"/>
+        </w:rPr>
+        <w:t>- Les temps de réponse</w:t>
+      </w:r>
+    </w:p>
+    <w:p>
+      <w:pPr>
+        <w:pStyle w:val="LOnormal"/>
+        <w:numPr>
+          <w:ilvl w:val="0"/>
+          <w:numId w:val="0"/>
+        </w:numPr>
+        <w:shd w:val="clear" w:fill="FFFFFF"/>
+        <w:spacing w:lineRule="auto" w:line="240" w:beforeAutospacing="0" w:before="0" w:afterAutospacing="0" w:after="0"/>
+        <w:ind w:left="0" w:hanging="0"/>
+        <w:rPr>
+          <w:rFonts w:ascii="Trebuchet MS" w:hAnsi="Trebuchet MS" w:eastAsia="Montserrat" w:cs="Montserrat"/>
+          <w:b w:val="false"/>
+          <w:b w:val="false"/>
+          <w:bCs w:val="false"/>
+          <w:i w:val="false"/>
+          <w:i w:val="false"/>
+          <w:iCs w:val="false"/>
+          <w:caps w:val="false"/>
+          <w:smallCaps w:val="false"/>
+          <w:strike w:val="false"/>
+          <w:dstrike w:val="false"/>
+          <w:color w:val="000000"/>
+          <w:spacing w:val="0"/>
+          <w:kern w:val="0"/>
+          <w:sz w:val="24"/>
+          <w:szCs w:val="24"/>
+          <w:u w:val="none"/>
+          <w:effect w:val="none"/>
+          <w:lang w:val="fr-FR" w:eastAsia="zh-CN" w:bidi="hi-IN"/>
+        </w:rPr>
+      </w:pPr>
+      <w:r>
+        <w:rPr>
+          <w:rFonts w:eastAsia="Montserrat" w:cs="Montserrat" w:ascii="Trebuchet MS" w:hAnsi="Trebuchet MS"/>
+          <w:b w:val="false"/>
+          <w:bCs w:val="false"/>
+          <w:i w:val="false"/>
+          <w:iCs w:val="false"/>
+          <w:caps w:val="false"/>
+          <w:smallCaps w:val="false"/>
+          <w:strike w:val="false"/>
+          <w:dstrike w:val="false"/>
+          <w:color w:val="000000"/>
+          <w:spacing w:val="0"/>
+          <w:kern w:val="0"/>
+          <w:sz w:val="24"/>
+          <w:szCs w:val="24"/>
+          <w:u w:val="none"/>
+          <w:effect w:val="none"/>
+          <w:lang w:val="fr-FR" w:eastAsia="zh-CN" w:bidi="hi-IN"/>
+        </w:rPr>
+        <w:t>- Les taux d’erreurs</w:t>
+      </w:r>
+    </w:p>
+    <w:p>
+      <w:pPr>
+        <w:pStyle w:val="LOnormal"/>
+        <w:numPr>
+          <w:ilvl w:val="0"/>
+          <w:numId w:val="0"/>
+        </w:numPr>
+        <w:shd w:val="clear" w:fill="FFFFFF"/>
+        <w:spacing w:lineRule="auto" w:line="240" w:beforeAutospacing="0" w:before="0" w:afterAutospacing="0" w:after="0"/>
+        <w:ind w:left="0" w:hanging="0"/>
+        <w:rPr>
+          <w:rFonts w:ascii="Trebuchet MS" w:hAnsi="Trebuchet MS" w:eastAsia="Montserrat" w:cs="Montserrat"/>
+          <w:b w:val="false"/>
+          <w:b w:val="false"/>
+          <w:bCs w:val="false"/>
+          <w:i w:val="false"/>
+          <w:i w:val="false"/>
+          <w:iCs w:val="false"/>
+          <w:caps w:val="false"/>
+          <w:smallCaps w:val="false"/>
+          <w:strike w:val="false"/>
+          <w:dstrike w:val="false"/>
+          <w:color w:val="000000"/>
+          <w:spacing w:val="0"/>
+          <w:kern w:val="0"/>
+          <w:sz w:val="24"/>
+          <w:szCs w:val="24"/>
+          <w:u w:val="none"/>
+          <w:effect w:val="none"/>
+          <w:lang w:val="fr-FR" w:eastAsia="zh-CN" w:bidi="hi-IN"/>
+        </w:rPr>
+      </w:pPr>
+      <w:r>
+        <w:rPr>
+          <w:rFonts w:eastAsia="Montserrat" w:cs="Montserrat" w:ascii="Trebuchet MS" w:hAnsi="Trebuchet MS"/>
+          <w:b w:val="false"/>
+          <w:bCs w:val="false"/>
+          <w:i w:val="false"/>
+          <w:iCs w:val="false"/>
+          <w:caps w:val="false"/>
+          <w:smallCaps w:val="false"/>
+          <w:strike w:val="false"/>
+          <w:dstrike w:val="false"/>
+          <w:color w:val="000000"/>
+          <w:spacing w:val="0"/>
+          <w:kern w:val="0"/>
+          <w:sz w:val="24"/>
+          <w:szCs w:val="24"/>
+          <w:u w:val="none"/>
+          <w:effect w:val="none"/>
+          <w:lang w:val="fr-FR" w:eastAsia="zh-CN" w:bidi="hi-IN"/>
+        </w:rPr>
+        <w:t>- L’utilisation des ressources</w:t>
+      </w:r>
+    </w:p>
+    <w:p>
+      <w:pPr>
+        <w:pStyle w:val="LOnormal"/>
+        <w:numPr>
+          <w:ilvl w:val="0"/>
+          <w:numId w:val="0"/>
+        </w:numPr>
+        <w:shd w:val="clear" w:fill="FFFFFF"/>
+        <w:spacing w:lineRule="auto" w:line="240" w:beforeAutospacing="0" w:before="0" w:afterAutospacing="0" w:after="0"/>
+        <w:ind w:left="0" w:hanging="0"/>
+        <w:rPr>
+          <w:rFonts w:ascii="Trebuchet MS" w:hAnsi="Trebuchet MS" w:eastAsia="Montserrat" w:cs="Montserrat"/>
+          <w:b w:val="false"/>
+          <w:b w:val="false"/>
+          <w:bCs w:val="false"/>
+          <w:i w:val="false"/>
+          <w:i w:val="false"/>
+          <w:iCs w:val="false"/>
+          <w:caps w:val="false"/>
+          <w:smallCaps w:val="false"/>
+          <w:strike w:val="false"/>
+          <w:dstrike w:val="false"/>
+          <w:color w:val="000000"/>
+          <w:spacing w:val="0"/>
+          <w:kern w:val="0"/>
+          <w:sz w:val="24"/>
+          <w:szCs w:val="24"/>
+          <w:u w:val="none"/>
+          <w:effect w:val="none"/>
+          <w:lang w:val="fr-FR" w:eastAsia="zh-CN" w:bidi="hi-IN"/>
+        </w:rPr>
+      </w:pPr>
+      <w:r>
+        <w:rPr>
+          <w:rFonts w:eastAsia="Montserrat" w:cs="Montserrat" w:ascii="Trebuchet MS" w:hAnsi="Trebuchet MS"/>
+          <w:b w:val="false"/>
+          <w:bCs w:val="false"/>
+          <w:i w:val="false"/>
+          <w:iCs w:val="false"/>
+          <w:caps w:val="false"/>
+          <w:smallCaps w:val="false"/>
+          <w:strike w:val="false"/>
+          <w:dstrike w:val="false"/>
+          <w:color w:val="000000"/>
+          <w:spacing w:val="0"/>
+          <w:kern w:val="0"/>
+          <w:sz w:val="24"/>
+          <w:szCs w:val="24"/>
+          <w:u w:val="none"/>
+          <w:effect w:val="none"/>
+          <w:lang w:val="fr-FR" w:eastAsia="zh-CN" w:bidi="hi-IN"/>
+        </w:rPr>
+        <w:t>- Les volumes de requêtes</w:t>
+      </w:r>
+    </w:p>
+    <w:p>
+      <w:pPr>
+        <w:pStyle w:val="LOnormal"/>
+        <w:numPr>
+          <w:ilvl w:val="0"/>
+          <w:numId w:val="0"/>
+        </w:numPr>
+        <w:shd w:val="clear" w:fill="FFFFFF"/>
+        <w:spacing w:lineRule="auto" w:line="240" w:beforeAutospacing="0" w:before="0" w:afterAutospacing="0" w:after="0"/>
+        <w:ind w:left="0" w:hanging="0"/>
+        <w:rPr>
+          <w:rFonts w:ascii="Trebuchet MS" w:hAnsi="Trebuchet MS" w:eastAsia="Montserrat" w:cs="Montserrat"/>
+          <w:b w:val="false"/>
+          <w:b w:val="false"/>
+          <w:bCs w:val="false"/>
+          <w:i w:val="false"/>
+          <w:i w:val="false"/>
+          <w:iCs w:val="false"/>
+          <w:caps w:val="false"/>
+          <w:smallCaps w:val="false"/>
+          <w:strike w:val="false"/>
+          <w:dstrike w:val="false"/>
+          <w:color w:val="000000"/>
+          <w:spacing w:val="0"/>
+          <w:kern w:val="0"/>
+          <w:sz w:val="24"/>
+          <w:szCs w:val="24"/>
+          <w:u w:val="none"/>
+          <w:effect w:val="none"/>
+          <w:lang w:val="fr-FR" w:eastAsia="zh-CN" w:bidi="hi-IN"/>
+        </w:rPr>
+      </w:pPr>
+      <w:r>
+        <w:rPr>
+          <w:rFonts w:eastAsia="Montserrat" w:cs="Montserrat" w:ascii="Trebuchet MS" w:hAnsi="Trebuchet MS"/>
+          <w:b w:val="false"/>
+          <w:bCs w:val="false"/>
+          <w:i w:val="false"/>
+          <w:iCs w:val="false"/>
+          <w:caps w:val="false"/>
+          <w:smallCaps w:val="false"/>
+          <w:strike w:val="false"/>
+          <w:dstrike w:val="false"/>
+          <w:color w:val="000000"/>
+          <w:spacing w:val="0"/>
+          <w:kern w:val="0"/>
+          <w:sz w:val="24"/>
+          <w:szCs w:val="24"/>
+          <w:u w:val="none"/>
+          <w:effect w:val="none"/>
+          <w:lang w:val="fr-FR" w:eastAsia="zh-CN" w:bidi="hi-IN"/>
+        </w:rPr>
+      </w:r>
+    </w:p>
+    <w:p>
+      <w:pPr>
+        <w:pStyle w:val="LOnormal"/>
+        <w:numPr>
+          <w:ilvl w:val="0"/>
+          <w:numId w:val="0"/>
+        </w:numPr>
+        <w:shd w:val="clear" w:fill="FFFFFF"/>
+        <w:spacing w:lineRule="auto" w:line="240" w:beforeAutospacing="0" w:before="0" w:afterAutospacing="0" w:after="0"/>
+        <w:ind w:left="0" w:hanging="0"/>
+        <w:rPr>
+          <w:rFonts w:ascii="Trebuchet MS" w:hAnsi="Trebuchet MS" w:eastAsia="Montserrat" w:cs="Montserrat"/>
+          <w:b w:val="false"/>
+          <w:b w:val="false"/>
+          <w:bCs w:val="false"/>
+          <w:i w:val="false"/>
+          <w:i w:val="false"/>
+          <w:iCs w:val="false"/>
+          <w:caps w:val="false"/>
+          <w:smallCaps w:val="false"/>
+          <w:strike w:val="false"/>
+          <w:dstrike w:val="false"/>
+          <w:color w:val="000000"/>
+          <w:spacing w:val="0"/>
+          <w:kern w:val="0"/>
+          <w:sz w:val="24"/>
+          <w:szCs w:val="24"/>
+          <w:u w:val="none"/>
+          <w:effect w:val="none"/>
+          <w:lang w:val="fr-FR" w:eastAsia="zh-CN" w:bidi="hi-IN"/>
+        </w:rPr>
+      </w:pPr>
+      <w:r>
+        <w:rPr>
+          <w:rFonts w:eastAsia="Montserrat" w:cs="Montserrat" w:ascii="Trebuchet MS" w:hAnsi="Trebuchet MS"/>
+          <w:b w:val="false"/>
+          <w:bCs w:val="false"/>
+          <w:i w:val="false"/>
+          <w:iCs w:val="false"/>
+          <w:caps w:val="false"/>
+          <w:smallCaps w:val="false"/>
+          <w:strike w:val="false"/>
+          <w:dstrike w:val="false"/>
+          <w:color w:val="000000"/>
+          <w:spacing w:val="0"/>
+          <w:kern w:val="0"/>
+          <w:sz w:val="24"/>
+          <w:szCs w:val="24"/>
+          <w:u w:val="none"/>
+          <w:effect w:val="none"/>
+          <w:lang w:val="fr-FR" w:eastAsia="zh-CN" w:bidi="hi-IN"/>
+        </w:rPr>
+        <w:t>Enfin Grafana sera utilisé pour mettre en forme sous forme de graphiques et de dashbaord, les métriques paramétrées par Prometheus :</w:t>
+      </w:r>
+    </w:p>
+    <w:p>
+      <w:pPr>
+        <w:pStyle w:val="LOnormal"/>
+        <w:numPr>
+          <w:ilvl w:val="0"/>
+          <w:numId w:val="0"/>
+        </w:numPr>
+        <w:shd w:val="clear" w:fill="FFFFFF"/>
+        <w:spacing w:lineRule="auto" w:line="240" w:beforeAutospacing="0" w:before="0" w:afterAutospacing="0" w:after="0"/>
+        <w:ind w:left="0" w:hanging="0"/>
+        <w:rPr>
+          <w:rFonts w:ascii="Trebuchet MS" w:hAnsi="Trebuchet MS" w:eastAsia="Montserrat" w:cs="Montserrat"/>
+          <w:b w:val="false"/>
+          <w:b w:val="false"/>
+          <w:bCs w:val="false"/>
+          <w:i w:val="false"/>
+          <w:i w:val="false"/>
+          <w:iCs w:val="false"/>
+          <w:caps w:val="false"/>
+          <w:smallCaps w:val="false"/>
+          <w:strike w:val="false"/>
+          <w:dstrike w:val="false"/>
+          <w:color w:val="000000"/>
+          <w:spacing w:val="0"/>
+          <w:kern w:val="0"/>
+          <w:sz w:val="24"/>
+          <w:szCs w:val="24"/>
+          <w:u w:val="none"/>
+          <w:effect w:val="none"/>
+          <w:lang w:val="fr-FR" w:eastAsia="zh-CN" w:bidi="hi-IN"/>
+        </w:rPr>
+      </w:pPr>
+      <w:r>
+        <w:rPr>
+          <w:rFonts w:eastAsia="Montserrat" w:cs="Montserrat" w:ascii="Trebuchet MS" w:hAnsi="Trebuchet MS"/>
+          <w:b w:val="false"/>
+          <w:bCs w:val="false"/>
+          <w:i w:val="false"/>
+          <w:iCs w:val="false"/>
+          <w:caps w:val="false"/>
+          <w:smallCaps w:val="false"/>
+          <w:strike w:val="false"/>
+          <w:dstrike w:val="false"/>
+          <w:color w:val="000000"/>
+          <w:spacing w:val="0"/>
+          <w:kern w:val="0"/>
+          <w:sz w:val="24"/>
+          <w:szCs w:val="24"/>
+          <w:u w:val="none"/>
+          <w:effect w:val="none"/>
+          <w:lang w:val="fr-FR" w:eastAsia="zh-CN" w:bidi="hi-IN"/>
+        </w:rPr>
+      </w:r>
+    </w:p>
+    <w:p>
+      <w:pPr>
+        <w:pStyle w:val="LOnormal"/>
+        <w:numPr>
+          <w:ilvl w:val="0"/>
+          <w:numId w:val="0"/>
+        </w:numPr>
+        <w:shd w:val="clear" w:fill="FFFFFF"/>
+        <w:spacing w:lineRule="auto" w:line="240" w:beforeAutospacing="0" w:before="0" w:afterAutospacing="0" w:after="0"/>
+        <w:ind w:left="0" w:hanging="0"/>
+        <w:rPr>
+          <w:rFonts w:ascii="Trebuchet MS" w:hAnsi="Trebuchet MS" w:eastAsia="Montserrat" w:cs="Montserrat"/>
+          <w:b w:val="false"/>
+          <w:b w:val="false"/>
+          <w:bCs w:val="false"/>
+          <w:i w:val="false"/>
+          <w:i w:val="false"/>
+          <w:iCs w:val="false"/>
+          <w:caps w:val="false"/>
+          <w:smallCaps w:val="false"/>
+          <w:strike w:val="false"/>
+          <w:dstrike w:val="false"/>
+          <w:color w:val="000000"/>
+          <w:spacing w:val="0"/>
+          <w:kern w:val="0"/>
+          <w:sz w:val="24"/>
+          <w:szCs w:val="24"/>
+          <w:u w:val="none"/>
+          <w:effect w:val="none"/>
+          <w:lang w:val="fr-FR" w:eastAsia="zh-CN" w:bidi="hi-IN"/>
+        </w:rPr>
+      </w:pPr>
+      <w:r>
+        <w:rPr>
+          <w:rFonts w:eastAsia="Montserrat" w:cs="Montserrat" w:ascii="Trebuchet MS" w:hAnsi="Trebuchet MS"/>
+          <w:b w:val="false"/>
+          <w:bCs w:val="false"/>
+          <w:i w:val="false"/>
+          <w:iCs w:val="false"/>
+          <w:caps w:val="false"/>
+          <w:smallCaps w:val="false"/>
+          <w:strike w:val="false"/>
+          <w:dstrike w:val="false"/>
+          <w:color w:val="000000"/>
+          <w:spacing w:val="0"/>
+          <w:kern w:val="0"/>
+          <w:sz w:val="24"/>
+          <w:szCs w:val="24"/>
+          <w:u w:val="none"/>
+          <w:effect w:val="none"/>
+          <w:lang w:val="fr-FR" w:eastAsia="zh-CN" w:bidi="hi-IN"/>
+        </w:rPr>
+        <w:t>- Supervision en temps réel</w:t>
+      </w:r>
+    </w:p>
+    <w:p>
+      <w:pPr>
+        <w:pStyle w:val="LOnormal"/>
+        <w:numPr>
+          <w:ilvl w:val="0"/>
+          <w:numId w:val="0"/>
+        </w:numPr>
+        <w:shd w:val="clear" w:fill="FFFFFF"/>
+        <w:spacing w:lineRule="auto" w:line="240" w:beforeAutospacing="0" w:before="0" w:afterAutospacing="0" w:after="0"/>
+        <w:ind w:left="0" w:hanging="0"/>
+        <w:rPr>
+          <w:rFonts w:ascii="Trebuchet MS" w:hAnsi="Trebuchet MS" w:eastAsia="Montserrat" w:cs="Montserrat"/>
+          <w:b w:val="false"/>
+          <w:b w:val="false"/>
+          <w:bCs w:val="false"/>
+          <w:i w:val="false"/>
+          <w:i w:val="false"/>
+          <w:iCs w:val="false"/>
+          <w:caps w:val="false"/>
+          <w:smallCaps w:val="false"/>
+          <w:strike w:val="false"/>
+          <w:dstrike w:val="false"/>
+          <w:color w:val="000000"/>
+          <w:spacing w:val="0"/>
+          <w:kern w:val="0"/>
+          <w:sz w:val="24"/>
+          <w:szCs w:val="24"/>
+          <w:u w:val="none"/>
+          <w:effect w:val="none"/>
+          <w:lang w:val="fr-FR" w:eastAsia="zh-CN" w:bidi="hi-IN"/>
+        </w:rPr>
+      </w:pPr>
+      <w:r>
+        <w:rPr>
+          <w:rFonts w:eastAsia="Montserrat" w:cs="Montserrat" w:ascii="Trebuchet MS" w:hAnsi="Trebuchet MS"/>
+          <w:b w:val="false"/>
+          <w:bCs w:val="false"/>
+          <w:i w:val="false"/>
+          <w:iCs w:val="false"/>
+          <w:caps w:val="false"/>
+          <w:smallCaps w:val="false"/>
+          <w:strike w:val="false"/>
+          <w:dstrike w:val="false"/>
+          <w:color w:val="000000"/>
+          <w:spacing w:val="0"/>
+          <w:kern w:val="0"/>
+          <w:sz w:val="24"/>
+          <w:szCs w:val="24"/>
+          <w:u w:val="none"/>
+          <w:effect w:val="none"/>
+          <w:lang w:val="fr-FR" w:eastAsia="zh-CN" w:bidi="hi-IN"/>
+        </w:rPr>
+        <w:t>- L’analyse des usages</w:t>
+      </w:r>
+    </w:p>
+    <w:p>
+      <w:pPr>
+        <w:pStyle w:val="LOnormal"/>
+        <w:numPr>
+          <w:ilvl w:val="0"/>
+          <w:numId w:val="0"/>
+        </w:numPr>
+        <w:shd w:val="clear" w:fill="FFFFFF"/>
+        <w:spacing w:lineRule="auto" w:line="240" w:beforeAutospacing="0" w:before="0" w:afterAutospacing="0" w:after="0"/>
+        <w:ind w:left="0" w:hanging="0"/>
         <w:rPr/>
-      </w:r>
-    </w:p>
-    <w:p>
-      <w:pPr>
-        <w:pStyle w:val="LOnormal"/>
-        <w:numPr>
-          <w:ilvl w:val="0"/>
-          <w:numId w:val="0"/>
-        </w:numPr>
-        <w:shd w:val="clear" w:fill="FFFFFF"/>
-        <w:spacing w:lineRule="auto" w:line="240" w:beforeAutospacing="0" w:before="0" w:afterAutospacing="0" w:after="0"/>
-        <w:ind w:left="0" w:hanging="0"/>
-        <w:rPr>
-          <w:rFonts w:ascii="Trebuchet MS" w:hAnsi="Trebuchet MS" w:eastAsia="Montserrat" w:cs="Montserrat"/>
-          <w:b w:val="false"/>
-          <w:b w:val="false"/>
-          <w:bCs w:val="false"/>
-          <w:i w:val="false"/>
-          <w:i w:val="false"/>
-          <w:iCs w:val="false"/>
-          <w:caps w:val="false"/>
-          <w:smallCaps w:val="false"/>
-          <w:strike w:val="false"/>
-          <w:dstrike w:val="false"/>
-          <w:color w:val="000000"/>
-          <w:spacing w:val="0"/>
-          <w:kern w:val="0"/>
-          <w:sz w:val="24"/>
-          <w:szCs w:val="24"/>
-          <w:u w:val="none"/>
-          <w:effect w:val="none"/>
-          <w:lang w:val="fr-FR" w:eastAsia="zh-CN" w:bidi="hi-IN"/>
-        </w:rPr>
-      </w:pPr>
-      <w:r>
-        <w:rPr>
-          <w:rFonts w:eastAsia="Montserrat" w:cs="Montserrat" w:ascii="Trebuchet MS" w:hAnsi="Trebuchet MS"/>
-          <w:b w:val="false"/>
-          <w:bCs w:val="false"/>
-          <w:i w:val="false"/>
-          <w:iCs w:val="false"/>
-          <w:caps w:val="false"/>
-          <w:smallCaps w:val="false"/>
-          <w:strike w:val="false"/>
-          <w:dstrike w:val="false"/>
-          <w:color w:val="000000"/>
-          <w:spacing w:val="0"/>
-          <w:kern w:val="0"/>
-          <w:sz w:val="24"/>
-          <w:szCs w:val="24"/>
-          <w:u w:val="none"/>
-          <w:effect w:val="none"/>
-          <w:lang w:val="fr-FR" w:eastAsia="zh-CN" w:bidi="hi-IN"/>
-        </w:rPr>
-        <w:t>La stratégie de Monitoring va permettre de :</w:t>
-      </w:r>
-    </w:p>
-    <w:p>
-      <w:pPr>
-        <w:pStyle w:val="LOnormal"/>
-        <w:numPr>
-          <w:ilvl w:val="0"/>
-          <w:numId w:val="0"/>
-        </w:numPr>
-        <w:shd w:val="clear" w:fill="FFFFFF"/>
-        <w:spacing w:lineRule="auto" w:line="240" w:beforeAutospacing="0" w:before="0" w:afterAutospacing="0" w:after="0"/>
-        <w:ind w:left="0" w:hanging="0"/>
-        <w:rPr>
-          <w:rFonts w:ascii="Trebuchet MS" w:hAnsi="Trebuchet MS" w:eastAsia="Montserrat" w:cs="Montserrat"/>
-          <w:b w:val="false"/>
-          <w:b w:val="false"/>
-          <w:bCs w:val="false"/>
-          <w:i w:val="false"/>
-          <w:i w:val="false"/>
-          <w:iCs w:val="false"/>
-          <w:caps w:val="false"/>
-          <w:smallCaps w:val="false"/>
-          <w:strike w:val="false"/>
-          <w:dstrike w:val="false"/>
-          <w:color w:val="000000"/>
-          <w:spacing w:val="0"/>
-          <w:kern w:val="0"/>
-          <w:sz w:val="24"/>
-          <w:szCs w:val="24"/>
-          <w:u w:val="none"/>
-          <w:effect w:val="none"/>
-          <w:lang w:val="fr-FR" w:eastAsia="zh-CN" w:bidi="hi-IN"/>
-        </w:rPr>
-      </w:pPr>
-      <w:r>
-        <w:rPr>
-          <w:rFonts w:eastAsia="Montserrat" w:cs="Montserrat" w:ascii="Trebuchet MS" w:hAnsi="Trebuchet MS"/>
-          <w:b w:val="false"/>
-          <w:bCs w:val="false"/>
-          <w:i w:val="false"/>
-          <w:iCs w:val="false"/>
-          <w:caps w:val="false"/>
-          <w:smallCaps w:val="false"/>
-          <w:strike w:val="false"/>
-          <w:dstrike w:val="false"/>
-          <w:color w:val="000000"/>
-          <w:spacing w:val="0"/>
-          <w:kern w:val="0"/>
-          <w:sz w:val="24"/>
-          <w:szCs w:val="24"/>
-          <w:u w:val="none"/>
-          <w:effect w:val="none"/>
-          <w:lang w:val="fr-FR" w:eastAsia="zh-CN" w:bidi="hi-IN"/>
-        </w:rPr>
-      </w:r>
-    </w:p>
-    <w:p>
-      <w:pPr>
-        <w:pStyle w:val="LOnormal"/>
-        <w:numPr>
-          <w:ilvl w:val="0"/>
-          <w:numId w:val="0"/>
-        </w:numPr>
-        <w:shd w:val="clear" w:fill="FFFFFF"/>
-        <w:spacing w:lineRule="auto" w:line="240" w:beforeAutospacing="0" w:before="0" w:afterAutospacing="0" w:after="0"/>
-        <w:ind w:left="0" w:hanging="0"/>
-        <w:rPr>
-          <w:rFonts w:ascii="Trebuchet MS" w:hAnsi="Trebuchet MS" w:eastAsia="Montserrat" w:cs="Montserrat"/>
-          <w:b w:val="false"/>
-          <w:b w:val="false"/>
-          <w:bCs w:val="false"/>
-          <w:i w:val="false"/>
-          <w:i w:val="false"/>
-          <w:iCs w:val="false"/>
-          <w:caps w:val="false"/>
-          <w:smallCaps w:val="false"/>
-          <w:strike w:val="false"/>
-          <w:dstrike w:val="false"/>
-          <w:color w:val="000000"/>
-          <w:spacing w:val="0"/>
-          <w:kern w:val="0"/>
-          <w:sz w:val="24"/>
-          <w:szCs w:val="24"/>
-          <w:u w:val="none"/>
-          <w:effect w:val="none"/>
-          <w:lang w:val="fr-FR" w:eastAsia="zh-CN" w:bidi="hi-IN"/>
-        </w:rPr>
-      </w:pPr>
-      <w:r>
-        <w:rPr>
-          <w:rFonts w:eastAsia="Montserrat" w:cs="Montserrat" w:ascii="Trebuchet MS" w:hAnsi="Trebuchet MS"/>
-          <w:b w:val="false"/>
-          <w:bCs w:val="false"/>
-          <w:i w:val="false"/>
-          <w:iCs w:val="false"/>
-          <w:caps w:val="false"/>
-          <w:smallCaps w:val="false"/>
-          <w:strike w:val="false"/>
-          <w:dstrike w:val="false"/>
-          <w:color w:val="000000"/>
-          <w:spacing w:val="0"/>
-          <w:kern w:val="0"/>
-          <w:sz w:val="24"/>
-          <w:szCs w:val="24"/>
-          <w:u w:val="none"/>
-          <w:effect w:val="none"/>
-          <w:lang w:val="fr-FR" w:eastAsia="zh-CN" w:bidi="hi-IN"/>
-        </w:rPr>
-        <w:t>- Assurer la performance technique du système</w:t>
-      </w:r>
-    </w:p>
-    <w:p>
-      <w:pPr>
-        <w:pStyle w:val="LOnormal"/>
-        <w:numPr>
-          <w:ilvl w:val="0"/>
-          <w:numId w:val="0"/>
-        </w:numPr>
-        <w:shd w:val="clear" w:fill="FFFFFF"/>
-        <w:spacing w:lineRule="auto" w:line="240" w:beforeAutospacing="0" w:before="0" w:afterAutospacing="0" w:after="0"/>
-        <w:ind w:left="0" w:hanging="0"/>
-        <w:rPr>
-          <w:rFonts w:ascii="Trebuchet MS" w:hAnsi="Trebuchet MS" w:eastAsia="Montserrat" w:cs="Montserrat"/>
-          <w:b w:val="false"/>
-          <w:b w:val="false"/>
-          <w:bCs w:val="false"/>
-          <w:i w:val="false"/>
-          <w:i w:val="false"/>
-          <w:iCs w:val="false"/>
-          <w:caps w:val="false"/>
-          <w:smallCaps w:val="false"/>
-          <w:strike w:val="false"/>
-          <w:dstrike w:val="false"/>
-          <w:color w:val="000000"/>
-          <w:spacing w:val="0"/>
-          <w:kern w:val="0"/>
-          <w:sz w:val="24"/>
-          <w:szCs w:val="24"/>
-          <w:u w:val="none"/>
-          <w:effect w:val="none"/>
-          <w:lang w:val="fr-FR" w:eastAsia="zh-CN" w:bidi="hi-IN"/>
-        </w:rPr>
-      </w:pPr>
-      <w:r>
-        <w:rPr>
-          <w:rFonts w:eastAsia="Montserrat" w:cs="Montserrat" w:ascii="Trebuchet MS" w:hAnsi="Trebuchet MS"/>
-          <w:b w:val="false"/>
-          <w:bCs w:val="false"/>
-          <w:i w:val="false"/>
-          <w:iCs w:val="false"/>
-          <w:caps w:val="false"/>
-          <w:smallCaps w:val="false"/>
-          <w:strike w:val="false"/>
-          <w:dstrike w:val="false"/>
-          <w:color w:val="000000"/>
-          <w:spacing w:val="0"/>
-          <w:kern w:val="0"/>
-          <w:sz w:val="24"/>
-          <w:szCs w:val="24"/>
-          <w:u w:val="none"/>
-          <w:effect w:val="none"/>
-          <w:lang w:val="fr-FR" w:eastAsia="zh-CN" w:bidi="hi-IN"/>
-        </w:rPr>
-        <w:t>- Assurer la qualité de service perçue par les utilisateurs</w:t>
-      </w:r>
-    </w:p>
-    <w:p>
-      <w:pPr>
-        <w:pStyle w:val="LOnormal"/>
-        <w:numPr>
-          <w:ilvl w:val="0"/>
-          <w:numId w:val="0"/>
-        </w:numPr>
-        <w:shd w:val="clear" w:fill="FFFFFF"/>
-        <w:spacing w:lineRule="auto" w:line="240" w:beforeAutospacing="0" w:before="0" w:afterAutospacing="0" w:after="0"/>
-        <w:ind w:left="0" w:hanging="0"/>
-        <w:rPr>
-          <w:rFonts w:ascii="Trebuchet MS" w:hAnsi="Trebuchet MS" w:eastAsia="Montserrat" w:cs="Montserrat"/>
-          <w:b w:val="false"/>
-          <w:b w:val="false"/>
-          <w:bCs w:val="false"/>
-          <w:i w:val="false"/>
-          <w:i w:val="false"/>
-          <w:iCs w:val="false"/>
-          <w:caps w:val="false"/>
-          <w:smallCaps w:val="false"/>
-          <w:strike w:val="false"/>
-          <w:dstrike w:val="false"/>
-          <w:color w:val="000000"/>
-          <w:spacing w:val="0"/>
-          <w:kern w:val="0"/>
-          <w:sz w:val="24"/>
-          <w:szCs w:val="24"/>
-          <w:u w:val="none"/>
-          <w:effect w:val="none"/>
-          <w:lang w:val="fr-FR" w:eastAsia="zh-CN" w:bidi="hi-IN"/>
-        </w:rPr>
-      </w:pPr>
-      <w:r>
-        <w:rPr>
-          <w:rFonts w:eastAsia="Montserrat" w:cs="Montserrat" w:ascii="Trebuchet MS" w:hAnsi="Trebuchet MS"/>
-          <w:b w:val="false"/>
-          <w:bCs w:val="false"/>
-          <w:i w:val="false"/>
-          <w:iCs w:val="false"/>
-          <w:caps w:val="false"/>
-          <w:smallCaps w:val="false"/>
-          <w:strike w:val="false"/>
-          <w:dstrike w:val="false"/>
-          <w:color w:val="000000"/>
-          <w:spacing w:val="0"/>
-          <w:kern w:val="0"/>
-          <w:sz w:val="24"/>
-          <w:szCs w:val="24"/>
-          <w:u w:val="none"/>
-          <w:effect w:val="none"/>
-          <w:lang w:val="fr-FR" w:eastAsia="zh-CN" w:bidi="hi-IN"/>
-        </w:rPr>
-        <w:t>- Assurer l’amélioration continue du chatbot</w:t>
-      </w:r>
-    </w:p>
-    <w:p>
-      <w:pPr>
-        <w:pStyle w:val="LOnormal"/>
-        <w:numPr>
-          <w:ilvl w:val="0"/>
-          <w:numId w:val="0"/>
-        </w:numPr>
-        <w:shd w:val="clear" w:fill="FFFFFF"/>
-        <w:spacing w:lineRule="auto" w:line="240" w:beforeAutospacing="0" w:before="0" w:afterAutospacing="0" w:after="0"/>
-        <w:ind w:left="0" w:hanging="0"/>
-        <w:rPr>
-          <w:rFonts w:ascii="Trebuchet MS" w:hAnsi="Trebuchet MS" w:eastAsia="Montserrat" w:cs="Montserrat"/>
-          <w:b w:val="false"/>
-          <w:b w:val="false"/>
-          <w:bCs w:val="false"/>
-          <w:i w:val="false"/>
-          <w:i w:val="false"/>
-          <w:iCs w:val="false"/>
-          <w:caps w:val="false"/>
-          <w:smallCaps w:val="false"/>
-          <w:strike w:val="false"/>
-          <w:dstrike w:val="false"/>
-          <w:color w:val="000000"/>
-          <w:spacing w:val="0"/>
-          <w:kern w:val="0"/>
-          <w:sz w:val="24"/>
-          <w:szCs w:val="24"/>
-          <w:u w:val="none"/>
-          <w:effect w:val="none"/>
-          <w:lang w:val="fr-FR" w:eastAsia="zh-CN" w:bidi="hi-IN"/>
-        </w:rPr>
-      </w:pPr>
-      <w:r>
-        <w:rPr>
-          <w:rFonts w:eastAsia="Montserrat" w:cs="Montserrat" w:ascii="Trebuchet MS" w:hAnsi="Trebuchet MS"/>
-          <w:b w:val="false"/>
-          <w:bCs w:val="false"/>
-          <w:i w:val="false"/>
-          <w:iCs w:val="false"/>
-          <w:caps w:val="false"/>
-          <w:smallCaps w:val="false"/>
-          <w:strike w:val="false"/>
-          <w:dstrike w:val="false"/>
-          <w:color w:val="000000"/>
-          <w:spacing w:val="0"/>
-          <w:kern w:val="0"/>
-          <w:sz w:val="24"/>
-          <w:szCs w:val="24"/>
-          <w:u w:val="none"/>
-          <w:effect w:val="none"/>
-          <w:lang w:val="fr-FR" w:eastAsia="zh-CN" w:bidi="hi-IN"/>
-        </w:rPr>
-      </w:r>
-    </w:p>
-    <w:p>
-      <w:pPr>
-        <w:pStyle w:val="LOnormal"/>
-        <w:numPr>
-          <w:ilvl w:val="0"/>
-          <w:numId w:val="0"/>
-        </w:numPr>
-        <w:shd w:val="clear" w:fill="FFFFFF"/>
-        <w:spacing w:lineRule="auto" w:line="240" w:beforeAutospacing="0" w:before="0" w:afterAutospacing="0" w:after="0"/>
-        <w:ind w:left="0" w:hanging="0"/>
-        <w:rPr>
-          <w:rFonts w:ascii="Trebuchet MS" w:hAnsi="Trebuchet MS" w:eastAsia="Montserrat" w:cs="Montserrat"/>
-          <w:b w:val="false"/>
-          <w:b w:val="false"/>
-          <w:bCs w:val="false"/>
-          <w:i w:val="false"/>
-          <w:i w:val="false"/>
-          <w:iCs w:val="false"/>
-          <w:caps w:val="false"/>
-          <w:smallCaps w:val="false"/>
-          <w:strike w:val="false"/>
-          <w:dstrike w:val="false"/>
-          <w:color w:val="000000"/>
-          <w:spacing w:val="0"/>
-          <w:kern w:val="0"/>
-          <w:sz w:val="24"/>
-          <w:szCs w:val="24"/>
-          <w:u w:val="none"/>
-          <w:effect w:val="none"/>
-          <w:lang w:val="fr-FR" w:eastAsia="zh-CN" w:bidi="hi-IN"/>
-        </w:rPr>
-      </w:pPr>
-      <w:r>
-        <w:rPr>
-          <w:rFonts w:eastAsia="Montserrat" w:cs="Montserrat" w:ascii="Trebuchet MS" w:hAnsi="Trebuchet MS"/>
-          <w:b w:val="false"/>
-          <w:bCs w:val="false"/>
-          <w:i w:val="false"/>
-          <w:iCs w:val="false"/>
-          <w:caps w:val="false"/>
-          <w:smallCaps w:val="false"/>
-          <w:strike w:val="false"/>
-          <w:dstrike w:val="false"/>
-          <w:color w:val="000000"/>
-          <w:spacing w:val="0"/>
-          <w:kern w:val="0"/>
-          <w:sz w:val="24"/>
-          <w:szCs w:val="24"/>
-          <w:u w:val="none"/>
-          <w:effect w:val="none"/>
-          <w:lang w:val="fr-FR" w:eastAsia="zh-CN" w:bidi="hi-IN"/>
-        </w:rPr>
-        <w:t>Prometheus va permettre de collecter des statistiques au travers de métriques, de manière centralisée, qui couvriront :</w:t>
-      </w:r>
-    </w:p>
-    <w:p>
-      <w:pPr>
-        <w:pStyle w:val="LOnormal"/>
-        <w:numPr>
-          <w:ilvl w:val="0"/>
-          <w:numId w:val="0"/>
-        </w:numPr>
-        <w:shd w:val="clear" w:fill="FFFFFF"/>
-        <w:spacing w:lineRule="auto" w:line="240" w:beforeAutospacing="0" w:before="0" w:afterAutospacing="0" w:after="0"/>
-        <w:ind w:left="0" w:hanging="0"/>
-        <w:rPr>
-          <w:rFonts w:ascii="Trebuchet MS" w:hAnsi="Trebuchet MS" w:eastAsia="Montserrat" w:cs="Montserrat"/>
-          <w:b w:val="false"/>
-          <w:b w:val="false"/>
-          <w:bCs w:val="false"/>
-          <w:i w:val="false"/>
-          <w:i w:val="false"/>
-          <w:iCs w:val="false"/>
-          <w:caps w:val="false"/>
-          <w:smallCaps w:val="false"/>
-          <w:strike w:val="false"/>
-          <w:dstrike w:val="false"/>
-          <w:color w:val="000000"/>
-          <w:spacing w:val="0"/>
-          <w:kern w:val="0"/>
-          <w:sz w:val="24"/>
-          <w:szCs w:val="24"/>
-          <w:u w:val="none"/>
-          <w:effect w:val="none"/>
-          <w:lang w:val="fr-FR" w:eastAsia="zh-CN" w:bidi="hi-IN"/>
-        </w:rPr>
-      </w:pPr>
-      <w:r>
-        <w:rPr>
-          <w:rFonts w:eastAsia="Montserrat" w:cs="Montserrat" w:ascii="Trebuchet MS" w:hAnsi="Trebuchet MS"/>
-          <w:b w:val="false"/>
-          <w:bCs w:val="false"/>
-          <w:i w:val="false"/>
-          <w:iCs w:val="false"/>
-          <w:caps w:val="false"/>
-          <w:smallCaps w:val="false"/>
-          <w:strike w:val="false"/>
-          <w:dstrike w:val="false"/>
-          <w:color w:val="000000"/>
-          <w:spacing w:val="0"/>
-          <w:kern w:val="0"/>
-          <w:sz w:val="24"/>
-          <w:szCs w:val="24"/>
-          <w:u w:val="none"/>
-          <w:effect w:val="none"/>
-          <w:lang w:val="fr-FR" w:eastAsia="zh-CN" w:bidi="hi-IN"/>
-        </w:rPr>
-      </w:r>
-    </w:p>
-    <w:p>
-      <w:pPr>
-        <w:pStyle w:val="LOnormal"/>
-        <w:numPr>
-          <w:ilvl w:val="0"/>
-          <w:numId w:val="0"/>
-        </w:numPr>
-        <w:shd w:val="clear" w:fill="FFFFFF"/>
-        <w:spacing w:lineRule="auto" w:line="240" w:beforeAutospacing="0" w:before="0" w:afterAutospacing="0" w:after="0"/>
-        <w:ind w:left="0" w:hanging="0"/>
-        <w:rPr>
-          <w:rFonts w:ascii="Trebuchet MS" w:hAnsi="Trebuchet MS" w:eastAsia="Montserrat" w:cs="Montserrat"/>
-          <w:b w:val="false"/>
-          <w:b w:val="false"/>
-          <w:bCs w:val="false"/>
-          <w:i w:val="false"/>
-          <w:i w:val="false"/>
-          <w:iCs w:val="false"/>
-          <w:caps w:val="false"/>
-          <w:smallCaps w:val="false"/>
-          <w:strike w:val="false"/>
-          <w:dstrike w:val="false"/>
-          <w:color w:val="000000"/>
-          <w:spacing w:val="0"/>
-          <w:kern w:val="0"/>
-          <w:sz w:val="24"/>
-          <w:szCs w:val="24"/>
-          <w:u w:val="none"/>
-          <w:effect w:val="none"/>
-          <w:lang w:val="fr-FR" w:eastAsia="zh-CN" w:bidi="hi-IN"/>
-        </w:rPr>
-      </w:pPr>
-      <w:r>
-        <w:rPr>
-          <w:rFonts w:eastAsia="Montserrat" w:cs="Montserrat" w:ascii="Trebuchet MS" w:hAnsi="Trebuchet MS"/>
-          <w:b w:val="false"/>
-          <w:bCs w:val="false"/>
-          <w:i w:val="false"/>
-          <w:iCs w:val="false"/>
-          <w:caps w:val="false"/>
-          <w:smallCaps w:val="false"/>
-          <w:strike w:val="false"/>
-          <w:dstrike w:val="false"/>
-          <w:color w:val="000000"/>
-          <w:spacing w:val="0"/>
-          <w:kern w:val="0"/>
-          <w:sz w:val="24"/>
-          <w:szCs w:val="24"/>
-          <w:u w:val="none"/>
-          <w:effect w:val="none"/>
-          <w:lang w:val="fr-FR" w:eastAsia="zh-CN" w:bidi="hi-IN"/>
-        </w:rPr>
-        <w:t>- Les temps de réponse</w:t>
-      </w:r>
-    </w:p>
-    <w:p>
-      <w:pPr>
-        <w:pStyle w:val="LOnormal"/>
-        <w:numPr>
-          <w:ilvl w:val="0"/>
-          <w:numId w:val="0"/>
-        </w:numPr>
-        <w:shd w:val="clear" w:fill="FFFFFF"/>
-        <w:spacing w:lineRule="auto" w:line="240" w:beforeAutospacing="0" w:before="0" w:afterAutospacing="0" w:after="0"/>
-        <w:ind w:left="0" w:hanging="0"/>
-        <w:rPr>
-          <w:rFonts w:ascii="Trebuchet MS" w:hAnsi="Trebuchet MS" w:eastAsia="Montserrat" w:cs="Montserrat"/>
-          <w:b w:val="false"/>
-          <w:b w:val="false"/>
-          <w:bCs w:val="false"/>
-          <w:i w:val="false"/>
-          <w:i w:val="false"/>
-          <w:iCs w:val="false"/>
-          <w:caps w:val="false"/>
-          <w:smallCaps w:val="false"/>
-          <w:strike w:val="false"/>
-          <w:dstrike w:val="false"/>
-          <w:color w:val="000000"/>
-          <w:spacing w:val="0"/>
-          <w:kern w:val="0"/>
-          <w:sz w:val="24"/>
-          <w:szCs w:val="24"/>
-          <w:u w:val="none"/>
-          <w:effect w:val="none"/>
-          <w:lang w:val="fr-FR" w:eastAsia="zh-CN" w:bidi="hi-IN"/>
-        </w:rPr>
-      </w:pPr>
-      <w:r>
-        <w:rPr>
-          <w:rFonts w:eastAsia="Montserrat" w:cs="Montserrat" w:ascii="Trebuchet MS" w:hAnsi="Trebuchet MS"/>
-          <w:b w:val="false"/>
-          <w:bCs w:val="false"/>
-          <w:i w:val="false"/>
-          <w:iCs w:val="false"/>
-          <w:caps w:val="false"/>
-          <w:smallCaps w:val="false"/>
-          <w:strike w:val="false"/>
-          <w:dstrike w:val="false"/>
-          <w:color w:val="000000"/>
-          <w:spacing w:val="0"/>
-          <w:kern w:val="0"/>
-          <w:sz w:val="24"/>
-          <w:szCs w:val="24"/>
-          <w:u w:val="none"/>
-          <w:effect w:val="none"/>
-          <w:lang w:val="fr-FR" w:eastAsia="zh-CN" w:bidi="hi-IN"/>
-        </w:rPr>
-        <w:t>- Les taux d’erreurs</w:t>
-      </w:r>
-    </w:p>
-    <w:p>
-      <w:pPr>
-        <w:pStyle w:val="LOnormal"/>
-        <w:numPr>
-          <w:ilvl w:val="0"/>
-          <w:numId w:val="0"/>
-        </w:numPr>
-        <w:shd w:val="clear" w:fill="FFFFFF"/>
-        <w:spacing w:lineRule="auto" w:line="240" w:beforeAutospacing="0" w:before="0" w:afterAutospacing="0" w:after="0"/>
-        <w:ind w:left="0" w:hanging="0"/>
-        <w:rPr>
-          <w:rFonts w:ascii="Trebuchet MS" w:hAnsi="Trebuchet MS" w:eastAsia="Montserrat" w:cs="Montserrat"/>
-          <w:b w:val="false"/>
-          <w:b w:val="false"/>
-          <w:bCs w:val="false"/>
-          <w:i w:val="false"/>
-          <w:i w:val="false"/>
-          <w:iCs w:val="false"/>
-          <w:caps w:val="false"/>
-          <w:smallCaps w:val="false"/>
-          <w:strike w:val="false"/>
-          <w:dstrike w:val="false"/>
-          <w:color w:val="000000"/>
-          <w:spacing w:val="0"/>
-          <w:kern w:val="0"/>
-          <w:sz w:val="24"/>
-          <w:szCs w:val="24"/>
-          <w:u w:val="none"/>
-          <w:effect w:val="none"/>
-          <w:lang w:val="fr-FR" w:eastAsia="zh-CN" w:bidi="hi-IN"/>
-        </w:rPr>
-      </w:pPr>
-      <w:r>
-        <w:rPr>
-          <w:rFonts w:eastAsia="Montserrat" w:cs="Montserrat" w:ascii="Trebuchet MS" w:hAnsi="Trebuchet MS"/>
-          <w:b w:val="false"/>
-          <w:bCs w:val="false"/>
-          <w:i w:val="false"/>
-          <w:iCs w:val="false"/>
-          <w:caps w:val="false"/>
-          <w:smallCaps w:val="false"/>
-          <w:strike w:val="false"/>
-          <w:dstrike w:val="false"/>
-          <w:color w:val="000000"/>
-          <w:spacing w:val="0"/>
-          <w:kern w:val="0"/>
-          <w:sz w:val="24"/>
-          <w:szCs w:val="24"/>
-          <w:u w:val="none"/>
-          <w:effect w:val="none"/>
-          <w:lang w:val="fr-FR" w:eastAsia="zh-CN" w:bidi="hi-IN"/>
-        </w:rPr>
-        <w:t>- L’utilisation des ressources</w:t>
-      </w:r>
-    </w:p>
-    <w:p>
-      <w:pPr>
-        <w:pStyle w:val="LOnormal"/>
-        <w:numPr>
-          <w:ilvl w:val="0"/>
-          <w:numId w:val="0"/>
-        </w:numPr>
-        <w:shd w:val="clear" w:fill="FFFFFF"/>
-        <w:spacing w:lineRule="auto" w:line="240" w:beforeAutospacing="0" w:before="0" w:afterAutospacing="0" w:after="0"/>
-        <w:ind w:left="0" w:hanging="0"/>
-        <w:rPr>
-          <w:rFonts w:ascii="Trebuchet MS" w:hAnsi="Trebuchet MS" w:eastAsia="Montserrat" w:cs="Montserrat"/>
-          <w:b w:val="false"/>
-          <w:b w:val="false"/>
-          <w:bCs w:val="false"/>
-          <w:i w:val="false"/>
-          <w:i w:val="false"/>
-          <w:iCs w:val="false"/>
-          <w:caps w:val="false"/>
-          <w:smallCaps w:val="false"/>
-          <w:strike w:val="false"/>
-          <w:dstrike w:val="false"/>
-          <w:color w:val="000000"/>
-          <w:spacing w:val="0"/>
-          <w:kern w:val="0"/>
-          <w:sz w:val="24"/>
-          <w:szCs w:val="24"/>
-          <w:u w:val="none"/>
-          <w:effect w:val="none"/>
-          <w:lang w:val="fr-FR" w:eastAsia="zh-CN" w:bidi="hi-IN"/>
-        </w:rPr>
-      </w:pPr>
-      <w:r>
-        <w:rPr>
-          <w:rFonts w:eastAsia="Montserrat" w:cs="Montserrat" w:ascii="Trebuchet MS" w:hAnsi="Trebuchet MS"/>
-          <w:b w:val="false"/>
-          <w:bCs w:val="false"/>
-          <w:i w:val="false"/>
-          <w:iCs w:val="false"/>
-          <w:caps w:val="false"/>
-          <w:smallCaps w:val="false"/>
-          <w:strike w:val="false"/>
-          <w:dstrike w:val="false"/>
-          <w:color w:val="000000"/>
-          <w:spacing w:val="0"/>
-          <w:kern w:val="0"/>
-          <w:sz w:val="24"/>
-          <w:szCs w:val="24"/>
-          <w:u w:val="none"/>
-          <w:effect w:val="none"/>
-          <w:lang w:val="fr-FR" w:eastAsia="zh-CN" w:bidi="hi-IN"/>
-        </w:rPr>
-        <w:t>- Les volumes de requêtes</w:t>
-      </w:r>
-    </w:p>
-    <w:p>
-      <w:pPr>
-        <w:pStyle w:val="LOnormal"/>
-        <w:numPr>
-          <w:ilvl w:val="0"/>
-          <w:numId w:val="0"/>
-        </w:numPr>
-        <w:shd w:val="clear" w:fill="FFFFFF"/>
-        <w:spacing w:lineRule="auto" w:line="240" w:beforeAutospacing="0" w:before="0" w:afterAutospacing="0" w:after="0"/>
-        <w:ind w:left="0" w:hanging="0"/>
-        <w:rPr>
-          <w:rFonts w:ascii="Trebuchet MS" w:hAnsi="Trebuchet MS" w:eastAsia="Montserrat" w:cs="Montserrat"/>
-          <w:b w:val="false"/>
-          <w:b w:val="false"/>
-          <w:bCs w:val="false"/>
-          <w:i w:val="false"/>
-          <w:i w:val="false"/>
-          <w:iCs w:val="false"/>
-          <w:caps w:val="false"/>
-          <w:smallCaps w:val="false"/>
-          <w:strike w:val="false"/>
-          <w:dstrike w:val="false"/>
-          <w:color w:val="000000"/>
-          <w:spacing w:val="0"/>
-          <w:kern w:val="0"/>
-          <w:sz w:val="24"/>
-          <w:szCs w:val="24"/>
-          <w:u w:val="none"/>
-          <w:effect w:val="none"/>
-          <w:lang w:val="fr-FR" w:eastAsia="zh-CN" w:bidi="hi-IN"/>
-        </w:rPr>
-      </w:pPr>
-      <w:r>
-        <w:rPr>
-          <w:rFonts w:eastAsia="Montserrat" w:cs="Montserrat" w:ascii="Trebuchet MS" w:hAnsi="Trebuchet MS"/>
-          <w:b w:val="false"/>
-          <w:bCs w:val="false"/>
-          <w:i w:val="false"/>
-          <w:iCs w:val="false"/>
-          <w:caps w:val="false"/>
-          <w:smallCaps w:val="false"/>
-          <w:strike w:val="false"/>
-          <w:dstrike w:val="false"/>
-          <w:color w:val="000000"/>
-          <w:spacing w:val="0"/>
-          <w:kern w:val="0"/>
-          <w:sz w:val="24"/>
-          <w:szCs w:val="24"/>
-          <w:u w:val="none"/>
-          <w:effect w:val="none"/>
-          <w:lang w:val="fr-FR" w:eastAsia="zh-CN" w:bidi="hi-IN"/>
-        </w:rPr>
-      </w:r>
-    </w:p>
-    <w:p>
-      <w:pPr>
-        <w:pStyle w:val="LOnormal"/>
-        <w:numPr>
-          <w:ilvl w:val="0"/>
-          <w:numId w:val="0"/>
-        </w:numPr>
-        <w:shd w:val="clear" w:fill="FFFFFF"/>
-        <w:spacing w:lineRule="auto" w:line="240" w:beforeAutospacing="0" w:before="0" w:afterAutospacing="0" w:after="0"/>
-        <w:ind w:left="0" w:hanging="0"/>
-        <w:rPr>
-          <w:rFonts w:ascii="Trebuchet MS" w:hAnsi="Trebuchet MS" w:eastAsia="Montserrat" w:cs="Montserrat"/>
-          <w:b w:val="false"/>
-          <w:b w:val="false"/>
-          <w:bCs w:val="false"/>
-          <w:i w:val="false"/>
-          <w:i w:val="false"/>
-          <w:iCs w:val="false"/>
-          <w:caps w:val="false"/>
-          <w:smallCaps w:val="false"/>
-          <w:strike w:val="false"/>
-          <w:dstrike w:val="false"/>
-          <w:color w:val="000000"/>
-          <w:spacing w:val="0"/>
-          <w:kern w:val="0"/>
-          <w:sz w:val="24"/>
-          <w:szCs w:val="24"/>
-          <w:u w:val="none"/>
-          <w:effect w:val="none"/>
-          <w:lang w:val="fr-FR" w:eastAsia="zh-CN" w:bidi="hi-IN"/>
-        </w:rPr>
-      </w:pPr>
-      <w:r>
-        <w:rPr>
-          <w:rFonts w:eastAsia="Montserrat" w:cs="Montserrat" w:ascii="Trebuchet MS" w:hAnsi="Trebuchet MS"/>
-          <w:b w:val="false"/>
-          <w:bCs w:val="false"/>
-          <w:i w:val="false"/>
-          <w:iCs w:val="false"/>
-          <w:caps w:val="false"/>
-          <w:smallCaps w:val="false"/>
-          <w:strike w:val="false"/>
-          <w:dstrike w:val="false"/>
-          <w:color w:val="000000"/>
-          <w:spacing w:val="0"/>
-          <w:kern w:val="0"/>
-          <w:sz w:val="24"/>
-          <w:szCs w:val="24"/>
-          <w:u w:val="none"/>
-          <w:effect w:val="none"/>
-          <w:lang w:val="fr-FR" w:eastAsia="zh-CN" w:bidi="hi-IN"/>
-        </w:rPr>
-        <w:t>Enfin Grafana sera utilisé pour mettre en forme sous forme de graphiques et de dashbaord, les métriques paramétrées par Prometheus :</w:t>
-      </w:r>
-    </w:p>
-    <w:p>
-      <w:pPr>
-        <w:pStyle w:val="LOnormal"/>
-        <w:numPr>
-          <w:ilvl w:val="0"/>
-          <w:numId w:val="0"/>
-        </w:numPr>
-        <w:shd w:val="clear" w:fill="FFFFFF"/>
-        <w:spacing w:lineRule="auto" w:line="240" w:beforeAutospacing="0" w:before="0" w:afterAutospacing="0" w:after="0"/>
-        <w:ind w:left="0" w:hanging="0"/>
-        <w:rPr>
-          <w:rFonts w:ascii="Trebuchet MS" w:hAnsi="Trebuchet MS" w:eastAsia="Montserrat" w:cs="Montserrat"/>
-          <w:b w:val="false"/>
-          <w:b w:val="false"/>
-          <w:bCs w:val="false"/>
-          <w:i w:val="false"/>
-          <w:i w:val="false"/>
-          <w:iCs w:val="false"/>
-          <w:caps w:val="false"/>
-          <w:smallCaps w:val="false"/>
-          <w:strike w:val="false"/>
-          <w:dstrike w:val="false"/>
-          <w:color w:val="000000"/>
-          <w:spacing w:val="0"/>
-          <w:kern w:val="0"/>
-          <w:sz w:val="24"/>
-          <w:szCs w:val="24"/>
-          <w:u w:val="none"/>
-          <w:effect w:val="none"/>
-          <w:lang w:val="fr-FR" w:eastAsia="zh-CN" w:bidi="hi-IN"/>
-        </w:rPr>
-      </w:pPr>
-      <w:r>
-        <w:rPr>
-          <w:rFonts w:eastAsia="Montserrat" w:cs="Montserrat" w:ascii="Trebuchet MS" w:hAnsi="Trebuchet MS"/>
-          <w:b w:val="false"/>
-          <w:bCs w:val="false"/>
-          <w:i w:val="false"/>
-          <w:iCs w:val="false"/>
-          <w:caps w:val="false"/>
-          <w:smallCaps w:val="false"/>
-          <w:strike w:val="false"/>
-          <w:dstrike w:val="false"/>
-          <w:color w:val="000000"/>
-          <w:spacing w:val="0"/>
-          <w:kern w:val="0"/>
-          <w:sz w:val="24"/>
-          <w:szCs w:val="24"/>
-          <w:u w:val="none"/>
-          <w:effect w:val="none"/>
-          <w:lang w:val="fr-FR" w:eastAsia="zh-CN" w:bidi="hi-IN"/>
-        </w:rPr>
-      </w:r>
-    </w:p>
-    <w:p>
-      <w:pPr>
-        <w:pStyle w:val="LOnormal"/>
-        <w:numPr>
-          <w:ilvl w:val="0"/>
-          <w:numId w:val="0"/>
-        </w:numPr>
-        <w:shd w:val="clear" w:fill="FFFFFF"/>
-        <w:spacing w:lineRule="auto" w:line="240" w:beforeAutospacing="0" w:before="0" w:afterAutospacing="0" w:after="0"/>
-        <w:ind w:left="0" w:hanging="0"/>
-        <w:rPr>
-          <w:rFonts w:ascii="Trebuchet MS" w:hAnsi="Trebuchet MS" w:eastAsia="Montserrat" w:cs="Montserrat"/>
-          <w:b w:val="false"/>
-          <w:b w:val="false"/>
-          <w:bCs w:val="false"/>
-          <w:i w:val="false"/>
-          <w:i w:val="false"/>
-          <w:iCs w:val="false"/>
-          <w:caps w:val="false"/>
-          <w:smallCaps w:val="false"/>
-          <w:strike w:val="false"/>
-          <w:dstrike w:val="false"/>
-          <w:color w:val="000000"/>
-          <w:spacing w:val="0"/>
-          <w:kern w:val="0"/>
-          <w:sz w:val="24"/>
-          <w:szCs w:val="24"/>
-          <w:u w:val="none"/>
-          <w:effect w:val="none"/>
-          <w:lang w:val="fr-FR" w:eastAsia="zh-CN" w:bidi="hi-IN"/>
-        </w:rPr>
-      </w:pPr>
-      <w:r>
-        <w:rPr>
-          <w:rFonts w:eastAsia="Montserrat" w:cs="Montserrat" w:ascii="Trebuchet MS" w:hAnsi="Trebuchet MS"/>
-          <w:b w:val="false"/>
-          <w:bCs w:val="false"/>
-          <w:i w:val="false"/>
-          <w:iCs w:val="false"/>
-          <w:caps w:val="false"/>
-          <w:smallCaps w:val="false"/>
-          <w:strike w:val="false"/>
-          <w:dstrike w:val="false"/>
-          <w:color w:val="000000"/>
-          <w:spacing w:val="0"/>
-          <w:kern w:val="0"/>
-          <w:sz w:val="24"/>
-          <w:szCs w:val="24"/>
-          <w:u w:val="none"/>
-          <w:effect w:val="none"/>
-          <w:lang w:val="fr-FR" w:eastAsia="zh-CN" w:bidi="hi-IN"/>
-        </w:rPr>
-        <w:t>- Supervision en temps réel</w:t>
-      </w:r>
-    </w:p>
-    <w:p>
-      <w:pPr>
-        <w:pStyle w:val="LOnormal"/>
-        <w:numPr>
-          <w:ilvl w:val="0"/>
-          <w:numId w:val="0"/>
-        </w:numPr>
-        <w:shd w:val="clear" w:fill="FFFFFF"/>
-        <w:spacing w:lineRule="auto" w:line="240" w:beforeAutospacing="0" w:before="0" w:afterAutospacing="0" w:after="0"/>
-        <w:ind w:left="0" w:hanging="0"/>
-        <w:rPr>
-          <w:rFonts w:ascii="Trebuchet MS" w:hAnsi="Trebuchet MS" w:eastAsia="Montserrat" w:cs="Montserrat"/>
-          <w:b w:val="false"/>
-          <w:b w:val="false"/>
-          <w:bCs w:val="false"/>
-          <w:i w:val="false"/>
-          <w:i w:val="false"/>
-          <w:iCs w:val="false"/>
-          <w:caps w:val="false"/>
-          <w:smallCaps w:val="false"/>
-          <w:strike w:val="false"/>
-          <w:dstrike w:val="false"/>
-          <w:color w:val="000000"/>
-          <w:spacing w:val="0"/>
-          <w:kern w:val="0"/>
-          <w:sz w:val="24"/>
-          <w:szCs w:val="24"/>
-          <w:u w:val="none"/>
-          <w:effect w:val="none"/>
-          <w:lang w:val="fr-FR" w:eastAsia="zh-CN" w:bidi="hi-IN"/>
-        </w:rPr>
-      </w:pPr>
-      <w:r>
-        <w:rPr>
-          <w:rFonts w:eastAsia="Montserrat" w:cs="Montserrat" w:ascii="Trebuchet MS" w:hAnsi="Trebuchet MS"/>
-          <w:b w:val="false"/>
-          <w:bCs w:val="false"/>
-          <w:i w:val="false"/>
-          <w:iCs w:val="false"/>
-          <w:caps w:val="false"/>
-          <w:smallCaps w:val="false"/>
-          <w:strike w:val="false"/>
-          <w:dstrike w:val="false"/>
-          <w:color w:val="000000"/>
-          <w:spacing w:val="0"/>
-          <w:kern w:val="0"/>
-          <w:sz w:val="24"/>
-          <w:szCs w:val="24"/>
-          <w:u w:val="none"/>
-          <w:effect w:val="none"/>
-          <w:lang w:val="fr-FR" w:eastAsia="zh-CN" w:bidi="hi-IN"/>
-        </w:rPr>
-        <w:t>- L’analyse des usages</w:t>
-      </w:r>
-    </w:p>
-    <w:p>
-      <w:pPr>
-        <w:pStyle w:val="LOnormal"/>
-        <w:numPr>
-          <w:ilvl w:val="0"/>
-          <w:numId w:val="0"/>
-        </w:numPr>
-        <w:shd w:val="clear" w:fill="FFFFFF"/>
-        <w:spacing w:lineRule="auto" w:line="240" w:beforeAutospacing="0" w:before="0" w:afterAutospacing="0" w:after="0"/>
-        <w:ind w:left="0" w:hanging="0"/>
-        <w:rPr/>
       </w:pPr>
       <w:r>
         <w:rPr>
@@ -7508,7 +7268,25 @@
         </w:rPr>
       </w:pPr>
       <w:r>
-        <w:rPr/>
+        <w:rPr>
+          <w:rFonts w:eastAsia="Montserrat" w:cs="Montserrat" w:ascii="Trebuchet MS" w:hAnsi="Trebuchet MS"/>
+          <w:b w:val="false"/>
+          <w:bCs w:val="false"/>
+          <w:i w:val="false"/>
+          <w:iCs w:val="false"/>
+          <w:caps w:val="false"/>
+          <w:smallCaps w:val="false"/>
+          <w:strike w:val="false"/>
+          <w:dstrike w:val="false"/>
+          <w:color w:val="000000"/>
+          <w:spacing w:val="0"/>
+          <w:kern w:val="0"/>
+          <w:sz w:val="24"/>
+          <w:szCs w:val="24"/>
+          <w:u w:val="none"/>
+          <w:effect w:val="none"/>
+          <w:lang w:val="fr-FR" w:eastAsia="zh-CN" w:bidi="hi-IN"/>
+        </w:rPr>
       </w:r>
     </w:p>
     <w:p>
@@ -7546,51 +7324,7 @@
           <w:effect w:val="none"/>
           <w:lang w:val="fr-FR" w:eastAsia="zh-CN" w:bidi="hi-IN"/>
         </w:rPr>
-        <w:t>4</w:t>
-      </w:r>
-      <w:r>
-        <w:rPr>
-          <w:rFonts w:eastAsia="Montserrat" w:cs="Montserrat" w:ascii="Trebuchet MS" w:hAnsi="Trebuchet MS"/>
-          <w:b/>
-          <w:bCs w:val="false"/>
-          <w:i w:val="false"/>
-          <w:iCs w:val="false"/>
-          <w:caps w:val="false"/>
-          <w:smallCaps w:val="false"/>
-          <w:strike w:val="false"/>
-          <w:dstrike w:val="false"/>
-          <w:color w:val="000000"/>
-          <w:spacing w:val="0"/>
-          <w:kern w:val="0"/>
-          <w:sz w:val="30"/>
-          <w:szCs w:val="30"/>
-          <w:u w:val="none"/>
-          <w:effect w:val="none"/>
-          <w:lang w:val="fr-FR" w:eastAsia="zh-CN" w:bidi="hi-IN"/>
-        </w:rPr>
-        <w:t xml:space="preserve">. </w:t>
-      </w:r>
-      <w:r>
-        <w:rPr>
-          <w:rFonts w:eastAsia="Montserrat" w:cs="Montserrat" w:ascii="Trebuchet MS" w:hAnsi="Trebuchet MS"/>
-          <w:b/>
-          <w:bCs w:val="false"/>
-          <w:i w:val="false"/>
-          <w:iCs w:val="false"/>
-          <w:caps w:val="false"/>
-          <w:smallCaps w:val="false"/>
-          <w:strike w:val="false"/>
-          <w:dstrike w:val="false"/>
-          <w:color w:val="000000"/>
-          <w:spacing w:val="0"/>
-          <w:kern w:val="0"/>
-          <w:sz w:val="30"/>
-          <w:szCs w:val="30"/>
-          <w:u w:val="none"/>
-          <w:effect w:val="none"/>
-          <w:lang w:val="fr-FR" w:eastAsia="zh-CN" w:bidi="hi-IN"/>
-        </w:rPr>
-        <w:t>Estimation des coûts build &amp; OPEX :</w:t>
+        <w:t>4. Estimation des coûts build &amp; OPEX :</w:t>
       </w:r>
     </w:p>
     <w:p>
@@ -7618,7 +7352,17 @@
         </w:rPr>
       </w:pPr>
       <w:r>
-        <w:rPr/>
+        <w:rPr>
+          <w:rFonts w:eastAsia="Montserrat" w:cs="Montserrat" w:ascii="Trebuchet MS" w:hAnsi="Trebuchet MS"/>
+          <w:b w:val="false"/>
+          <w:bCs w:val="false"/>
+          <w:i/>
+          <w:iCs/>
+          <w:color w:val="000000"/>
+          <w:sz w:val="24"/>
+          <w:szCs w:val="24"/>
+          <w:u w:val="single"/>
+        </w:rPr>
       </w:r>
     </w:p>
     <w:p>
@@ -7665,29 +7409,7 @@
           <w:effect w:val="none"/>
           <w:lang w:val="fr-FR" w:eastAsia="zh-CN" w:bidi="hi-IN"/>
         </w:rPr>
-        <w:t>Coûts build</w:t>
-      </w:r>
-      <w:r>
-        <w:rPr>
-          <w:rFonts w:eastAsia="Montserrat" w:cs="Montserrat" w:ascii="Trebuchet MS" w:hAnsi="Trebuchet MS"/>
-          <w:b w:val="false"/>
-          <w:bCs w:val="false"/>
-          <w:i/>
-          <w:iCs/>
-          <w:caps w:val="false"/>
-          <w:smallCaps w:val="false"/>
-          <w:strike w:val="false"/>
-          <w:dstrike w:val="false"/>
-          <w:color w:val="000000"/>
-          <w:spacing w:val="0"/>
-          <w:kern w:val="0"/>
-          <w:sz w:val="24"/>
-          <w:szCs w:val="24"/>
-          <w:u w:val="single"/>
-          <w:effect w:val="none"/>
-          <w:lang w:val="fr-FR" w:eastAsia="zh-CN" w:bidi="hi-IN"/>
-        </w:rPr>
-        <w:t> :</w:t>
+        <w:t>Coûts build :</w:t>
       </w:r>
     </w:p>
     <w:p>
@@ -7715,7 +7437,17 @@
         </w:rPr>
       </w:pPr>
       <w:r>
-        <w:rPr/>
+        <w:rPr>
+          <w:rFonts w:eastAsia="Montserrat" w:cs="Montserrat" w:ascii="Trebuchet MS" w:hAnsi="Trebuchet MS"/>
+          <w:b w:val="false"/>
+          <w:bCs w:val="false"/>
+          <w:i/>
+          <w:iCs/>
+          <w:color w:val="000000"/>
+          <w:sz w:val="24"/>
+          <w:szCs w:val="24"/>
+          <w:u w:val="single"/>
+        </w:rPr>
       </w:r>
     </w:p>
     <w:p>
@@ -7829,23 +7561,7 @@
           <w:sz w:val="24"/>
           <w:szCs w:val="24"/>
         </w:rPr>
-        <w:t xml:space="preserve">- </w:t>
-      </w:r>
-      <w:r>
-        <w:rPr>
-          <w:rFonts w:ascii="Trebuchet MS" w:hAnsi="Trebuchet MS"/>
-          <w:sz w:val="24"/>
-          <w:szCs w:val="24"/>
-        </w:rPr>
-        <w:t>L</w:t>
-      </w:r>
-      <w:r>
-        <w:rPr>
-          <w:rFonts w:ascii="Trebuchet MS" w:hAnsi="Trebuchet MS"/>
-          <w:sz w:val="24"/>
-          <w:szCs w:val="24"/>
-        </w:rPr>
-        <w:t xml:space="preserve">es charges sont évaluées en </w:t>
+        <w:t xml:space="preserve">- Les charges sont évaluées en </w:t>
       </w:r>
       <w:r>
         <w:rPr>
@@ -7882,17 +7598,7 @@
           <w:sz w:val="24"/>
           <w:szCs w:val="24"/>
         </w:rPr>
-        <w:t xml:space="preserve">- </w:t>
-      </w:r>
-      <w:r>
-        <w:rPr>
-          <w:rFonts w:ascii="Trebuchet MS" w:hAnsi="Trebuchet MS"/>
-          <w:b w:val="false"/>
-          <w:bCs w:val="false"/>
-          <w:sz w:val="24"/>
-          <w:szCs w:val="24"/>
-        </w:rPr>
-        <w:t>L</w:t>
+        <w:t>- L</w:t>
       </w:r>
       <w:r>
         <w:rPr>
@@ -7914,23 +7620,7 @@
           <w:sz w:val="24"/>
           <w:szCs w:val="24"/>
         </w:rPr>
-        <w:t xml:space="preserve">- </w:t>
-      </w:r>
-      <w:r>
-        <w:rPr>
-          <w:rFonts w:ascii="Trebuchet MS" w:hAnsi="Trebuchet MS"/>
-          <w:sz w:val="24"/>
-          <w:szCs w:val="24"/>
-        </w:rPr>
-        <w:t>U</w:t>
-      </w:r>
-      <w:r>
-        <w:rPr>
-          <w:rFonts w:ascii="Trebuchet MS" w:hAnsi="Trebuchet MS"/>
-          <w:sz w:val="24"/>
-          <w:szCs w:val="24"/>
-        </w:rPr>
-        <w:t xml:space="preserve">ne base de calcul unique est utilisée, le </w:t>
+        <w:t xml:space="preserve">- Une base de calcul unique est utilisée, le </w:t>
       </w:r>
       <w:r>
         <w:rPr>
@@ -7985,23 +7675,7 @@
           <w:sz w:val="24"/>
           <w:szCs w:val="24"/>
         </w:rPr>
-        <w:t xml:space="preserve">- </w:t>
-      </w:r>
-      <w:r>
-        <w:rPr>
-          <w:rFonts w:ascii="Trebuchet MS" w:hAnsi="Trebuchet MS"/>
-          <w:sz w:val="24"/>
-          <w:szCs w:val="24"/>
-        </w:rPr>
-        <w:t>D</w:t>
-      </w:r>
-      <w:r>
-        <w:rPr>
-          <w:rFonts w:ascii="Trebuchet MS" w:hAnsi="Trebuchet MS"/>
-          <w:sz w:val="24"/>
-          <w:szCs w:val="24"/>
-        </w:rPr>
-        <w:t>’obtenir une estimation homogène et lisible,</w:t>
+        <w:t>- D’obtenir une estimation homogène et lisible,</w:t>
       </w:r>
     </w:p>
     <w:p>
@@ -8019,23 +7693,7 @@
           <w:sz w:val="24"/>
           <w:szCs w:val="24"/>
         </w:rPr>
-        <w:t xml:space="preserve">- </w:t>
-      </w:r>
-      <w:r>
-        <w:rPr>
-          <w:rFonts w:ascii="Trebuchet MS" w:hAnsi="Trebuchet MS"/>
-          <w:sz w:val="24"/>
-          <w:szCs w:val="24"/>
-        </w:rPr>
-        <w:t>D</w:t>
-      </w:r>
-      <w:r>
-        <w:rPr>
-          <w:rFonts w:ascii="Trebuchet MS" w:hAnsi="Trebuchet MS"/>
-          <w:sz w:val="24"/>
-          <w:szCs w:val="24"/>
-        </w:rPr>
-        <w:t>e faciliter les ajustements budgétaires en cas de modification du périmètre,</w:t>
+        <w:t>- De faciliter les ajustements budgétaires en cas de modification du périmètre,</w:t>
       </w:r>
     </w:p>
     <w:p>
@@ -8053,58 +7711,53 @@
           <w:sz w:val="24"/>
           <w:szCs w:val="24"/>
         </w:rPr>
-        <w:t xml:space="preserve">- </w:t>
-      </w:r>
-      <w:r>
-        <w:rPr>
-          <w:rFonts w:ascii="Trebuchet MS" w:hAnsi="Trebuchet MS"/>
-          <w:sz w:val="24"/>
-          <w:szCs w:val="24"/>
-        </w:rPr>
-        <w:t>D</w:t>
-      </w:r>
-      <w:r>
-        <w:rPr>
-          <w:rFonts w:ascii="Trebuchet MS" w:hAnsi="Trebuchet MS"/>
-          <w:sz w:val="24"/>
-          <w:szCs w:val="24"/>
-        </w:rPr>
-        <w:t>e garantir une vision réaliste des efforts nécessaires à la construction du MVP.</w:t>
-      </w:r>
-    </w:p>
-    <w:p>
-      <w:pPr>
-        <w:pStyle w:val="LOnormal"/>
-        <w:numPr>
-          <w:ilvl w:val="0"/>
-          <w:numId w:val="0"/>
-        </w:numPr>
-        <w:shd w:val="clear" w:fill="FFFFFF"/>
-        <w:spacing w:lineRule="auto" w:line="240" w:beforeAutospacing="0" w:before="0" w:afterAutospacing="0" w:after="0"/>
-        <w:ind w:left="0" w:hanging="0"/>
-        <w:rPr>
-          <w:rFonts w:ascii="Trebuchet MS" w:hAnsi="Trebuchet MS" w:eastAsia="Montserrat" w:cs="Montserrat"/>
-          <w:b w:val="false"/>
-          <w:b w:val="false"/>
-          <w:bCs w:val="false"/>
-          <w:caps w:val="false"/>
-          <w:smallCaps w:val="false"/>
-          <w:strike w:val="false"/>
-          <w:dstrike w:val="false"/>
-          <w:color w:val="000000"/>
-          <w:spacing w:val="0"/>
-          <w:kern w:val="0"/>
-          <w:sz w:val="24"/>
-          <w:szCs w:val="24"/>
-          <w:effect w:val="none"/>
-          <w:lang w:val="fr-FR" w:eastAsia="zh-CN" w:bidi="hi-IN"/>
-        </w:rPr>
-      </w:pPr>
-      <w:r>
-        <w:rPr>
-          <w:i w:val="false"/>
-          <w:iCs w:val="false"/>
-          <w:u w:val="none"/>
+        <w:t>- De garantir une vision réaliste des efforts nécessaires à la construction du MVP.</w:t>
+      </w:r>
+    </w:p>
+    <w:p>
+      <w:pPr>
+        <w:pStyle w:val="LOnormal"/>
+        <w:numPr>
+          <w:ilvl w:val="0"/>
+          <w:numId w:val="0"/>
+        </w:numPr>
+        <w:shd w:val="clear" w:fill="FFFFFF"/>
+        <w:spacing w:lineRule="auto" w:line="240" w:beforeAutospacing="0" w:before="0" w:afterAutospacing="0" w:after="0"/>
+        <w:ind w:left="0" w:hanging="0"/>
+        <w:rPr>
+          <w:rFonts w:ascii="Trebuchet MS" w:hAnsi="Trebuchet MS" w:eastAsia="Montserrat" w:cs="Montserrat"/>
+          <w:b w:val="false"/>
+          <w:b w:val="false"/>
+          <w:bCs w:val="false"/>
+          <w:caps w:val="false"/>
+          <w:smallCaps w:val="false"/>
+          <w:strike w:val="false"/>
+          <w:dstrike w:val="false"/>
+          <w:color w:val="000000"/>
+          <w:spacing w:val="0"/>
+          <w:kern w:val="0"/>
+          <w:sz w:val="24"/>
+          <w:szCs w:val="24"/>
+          <w:effect w:val="none"/>
+          <w:lang w:val="fr-FR" w:eastAsia="zh-CN" w:bidi="hi-IN"/>
+        </w:rPr>
+      </w:pPr>
+      <w:r>
+        <w:rPr>
+          <w:rFonts w:eastAsia="Montserrat" w:cs="Montserrat" w:ascii="Trebuchet MS" w:hAnsi="Trebuchet MS"/>
+          <w:b w:val="false"/>
+          <w:bCs w:val="false"/>
+          <w:caps w:val="false"/>
+          <w:smallCaps w:val="false"/>
+          <w:strike w:val="false"/>
+          <w:dstrike w:val="false"/>
+          <w:color w:val="000000"/>
+          <w:spacing w:val="0"/>
+          <w:kern w:val="0"/>
+          <w:sz w:val="24"/>
+          <w:szCs w:val="24"/>
+          <w:effect w:val="none"/>
+          <w:lang w:val="fr-FR" w:eastAsia="zh-CN" w:bidi="hi-IN"/>
         </w:rPr>
       </w:r>
     </w:p>
@@ -8152,29 +7805,7 @@
           <w:effect w:val="none"/>
           <w:lang w:val="fr-FR" w:eastAsia="zh-CN" w:bidi="hi-IN"/>
         </w:rPr>
-        <w:t>OPEX</w:t>
-      </w:r>
-      <w:r>
-        <w:rPr>
-          <w:rFonts w:eastAsia="Montserrat" w:cs="Montserrat" w:ascii="Trebuchet MS" w:hAnsi="Trebuchet MS"/>
-          <w:b w:val="false"/>
-          <w:bCs w:val="false"/>
-          <w:i/>
-          <w:iCs/>
-          <w:caps w:val="false"/>
-          <w:smallCaps w:val="false"/>
-          <w:strike w:val="false"/>
-          <w:dstrike w:val="false"/>
-          <w:color w:val="000000"/>
-          <w:spacing w:val="0"/>
-          <w:kern w:val="0"/>
-          <w:sz w:val="24"/>
-          <w:szCs w:val="24"/>
-          <w:u w:val="single"/>
-          <w:effect w:val="none"/>
-          <w:lang w:val="fr-FR" w:eastAsia="zh-CN" w:bidi="hi-IN"/>
-        </w:rPr>
-        <w:t> :</w:t>
+        <w:t>OPEX :</w:t>
       </w:r>
     </w:p>
     <w:p>
@@ -8203,9 +7834,15 @@
       </w:pPr>
       <w:r>
         <w:rPr>
-          <w:i w:val="false"/>
-          <w:iCs w:val="false"/>
-          <w:u w:val="none"/>
+          <w:rFonts w:eastAsia="Montserrat" w:cs="Montserrat" w:ascii="Trebuchet MS" w:hAnsi="Trebuchet MS"/>
+          <w:b w:val="false"/>
+          <w:bCs w:val="false"/>
+          <w:i/>
+          <w:iCs/>
+          <w:color w:val="000000"/>
+          <w:sz w:val="24"/>
+          <w:szCs w:val="24"/>
+          <w:u w:val="single"/>
         </w:rPr>
       </w:r>
     </w:p>
@@ -8246,95 +7883,7 @@
           <w:effect w:val="none"/>
           <w:lang w:val="fr-FR" w:eastAsia="zh-CN" w:bidi="hi-IN"/>
         </w:rPr>
-        <w:t>Le</w:t>
-      </w:r>
-      <w:r>
-        <w:rPr>
-          <w:rFonts w:eastAsia="Montserrat" w:cs="Montserrat" w:ascii="Trebuchet MS" w:hAnsi="Trebuchet MS"/>
-          <w:b w:val="false"/>
-          <w:bCs w:val="false"/>
-          <w:i w:val="false"/>
-          <w:iCs w:val="false"/>
-          <w:caps w:val="false"/>
-          <w:smallCaps w:val="false"/>
-          <w:strike w:val="false"/>
-          <w:dstrike w:val="false"/>
-          <w:color w:val="000000"/>
-          <w:spacing w:val="0"/>
-          <w:kern w:val="0"/>
-          <w:sz w:val="24"/>
-          <w:szCs w:val="24"/>
-          <w:u w:val="none"/>
-          <w:effect w:val="none"/>
-          <w:lang w:val="fr-FR" w:eastAsia="zh-CN" w:bidi="hi-IN"/>
-        </w:rPr>
-        <w:t>s</w:t>
-      </w:r>
-      <w:r>
-        <w:rPr>
-          <w:rFonts w:eastAsia="Montserrat" w:cs="Montserrat" w:ascii="Trebuchet MS" w:hAnsi="Trebuchet MS"/>
-          <w:b w:val="false"/>
-          <w:bCs w:val="false"/>
-          <w:i w:val="false"/>
-          <w:iCs w:val="false"/>
-          <w:caps w:val="false"/>
-          <w:smallCaps w:val="false"/>
-          <w:strike w:val="false"/>
-          <w:dstrike w:val="false"/>
-          <w:color w:val="000000"/>
-          <w:spacing w:val="0"/>
-          <w:kern w:val="0"/>
-          <w:sz w:val="24"/>
-          <w:szCs w:val="24"/>
-          <w:u w:val="none"/>
-          <w:effect w:val="none"/>
-          <w:lang w:val="fr-FR" w:eastAsia="zh-CN" w:bidi="hi-IN"/>
-        </w:rPr>
-        <w:t xml:space="preserve"> </w:t>
-      </w:r>
-      <w:r>
-        <w:rPr>
-          <w:rFonts w:eastAsia="Montserrat" w:cs="Montserrat" w:ascii="Trebuchet MS" w:hAnsi="Trebuchet MS"/>
-          <w:b w:val="false"/>
-          <w:bCs w:val="false"/>
-          <w:i w:val="false"/>
-          <w:iCs w:val="false"/>
-          <w:caps w:val="false"/>
-          <w:smallCaps w:val="false"/>
-          <w:strike w:val="false"/>
-          <w:dstrike w:val="false"/>
-          <w:color w:val="000000"/>
-          <w:spacing w:val="0"/>
-          <w:kern w:val="0"/>
-          <w:sz w:val="24"/>
-          <w:szCs w:val="24"/>
-          <w:u w:val="none"/>
-          <w:effect w:val="none"/>
-          <w:lang w:val="fr-FR" w:eastAsia="zh-CN" w:bidi="hi-IN"/>
-        </w:rPr>
-        <w:t xml:space="preserve">OPEX </w:t>
-      </w:r>
-      <w:r>
-        <w:rPr>
-          <w:rFonts w:eastAsia="Montserrat" w:cs="Montserrat" w:ascii="Trebuchet MS" w:hAnsi="Trebuchet MS"/>
-          <w:b w:val="false"/>
-          <w:bCs w:val="false"/>
-          <w:i w:val="false"/>
-          <w:iCs w:val="false"/>
-          <w:caps w:val="false"/>
-          <w:smallCaps w:val="false"/>
-          <w:strike w:val="false"/>
-          <w:dstrike w:val="false"/>
-          <w:color w:val="000000"/>
-          <w:spacing w:val="0"/>
-          <w:kern w:val="0"/>
-          <w:sz w:val="24"/>
-          <w:szCs w:val="24"/>
-          <w:u w:val="none"/>
-          <w:effect w:val="none"/>
-          <w:lang w:val="fr-FR" w:eastAsia="zh-CN" w:bidi="hi-IN"/>
-        </w:rPr>
-        <w:t xml:space="preserve">(coûts d’exploitation) correspondent aux dépenses nécessaires au </w:t>
+        <w:t xml:space="preserve">Les OPEX (coûts d’exploitation) correspondent aux dépenses nécessaires au </w:t>
       </w:r>
       <w:r>
         <w:rPr>
@@ -8476,33 +8025,7 @@
           <w:szCs w:val="24"/>
           <w:u w:val="none"/>
         </w:rPr>
-        <w:t xml:space="preserve">- </w:t>
-      </w:r>
-      <w:r>
-        <w:rPr>
-          <w:rFonts w:ascii="Trebuchet MS" w:hAnsi="Trebuchet MS"/>
-          <w:b w:val="false"/>
-          <w:bCs w:val="false"/>
-          <w:i w:val="false"/>
-          <w:iCs w:val="false"/>
-          <w:sz w:val="24"/>
-          <w:szCs w:val="24"/>
-          <w:u w:val="none"/>
-        </w:rPr>
-        <w:t>L</w:t>
-      </w:r>
-      <w:r>
-        <w:rPr>
-          <w:rFonts w:ascii="Trebuchet MS" w:hAnsi="Trebuchet MS"/>
-          <w:b w:val="false"/>
-          <w:bCs w:val="false"/>
-          <w:i w:val="false"/>
-          <w:iCs w:val="false"/>
-          <w:sz w:val="24"/>
-          <w:szCs w:val="24"/>
-          <w:u w:val="none"/>
-        </w:rPr>
-        <w:t>’hébergement de l’infrastructure cloud (compute, stockage, réseau),</w:t>
+        <w:t>- L’hébergement de l’infrastructure cloud (compute, stockage, réseau),</w:t>
       </w:r>
     </w:p>
     <w:p>
@@ -8521,33 +8044,7 @@
           <w:szCs w:val="24"/>
           <w:u w:val="none"/>
         </w:rPr>
-        <w:t xml:space="preserve">- </w:t>
-      </w:r>
-      <w:r>
-        <w:rPr>
-          <w:rFonts w:ascii="Trebuchet MS" w:hAnsi="Trebuchet MS"/>
-          <w:b w:val="false"/>
-          <w:bCs w:val="false"/>
-          <w:i w:val="false"/>
-          <w:iCs w:val="false"/>
-          <w:sz w:val="24"/>
-          <w:szCs w:val="24"/>
-          <w:u w:val="none"/>
-        </w:rPr>
-        <w:t>L</w:t>
-      </w:r>
-      <w:r>
-        <w:rPr>
-          <w:rFonts w:ascii="Trebuchet MS" w:hAnsi="Trebuchet MS"/>
-          <w:b w:val="false"/>
-          <w:bCs w:val="false"/>
-          <w:i w:val="false"/>
-          <w:iCs w:val="false"/>
-          <w:sz w:val="24"/>
-          <w:szCs w:val="24"/>
-          <w:u w:val="none"/>
-        </w:rPr>
-        <w:t>’exploitation des services de monitoring,</w:t>
+        <w:t>- L’exploitation des services de monitoring,</w:t>
       </w:r>
     </w:p>
     <w:p>
@@ -8566,33 +8063,7 @@
           <w:szCs w:val="24"/>
           <w:u w:val="none"/>
         </w:rPr>
-        <w:t xml:space="preserve">- </w:t>
-      </w:r>
-      <w:r>
-        <w:rPr>
-          <w:rFonts w:ascii="Trebuchet MS" w:hAnsi="Trebuchet MS"/>
-          <w:b w:val="false"/>
-          <w:bCs w:val="false"/>
-          <w:i w:val="false"/>
-          <w:iCs w:val="false"/>
-          <w:sz w:val="24"/>
-          <w:szCs w:val="24"/>
-          <w:u w:val="none"/>
-        </w:rPr>
-        <w:t>L</w:t>
-      </w:r>
-      <w:r>
-        <w:rPr>
-          <w:rFonts w:ascii="Trebuchet MS" w:hAnsi="Trebuchet MS"/>
-          <w:b w:val="false"/>
-          <w:bCs w:val="false"/>
-          <w:i w:val="false"/>
-          <w:iCs w:val="false"/>
-          <w:sz w:val="24"/>
-          <w:szCs w:val="24"/>
-          <w:u w:val="none"/>
-        </w:rPr>
-        <w:t>es activités de supervision et de maintenance applicative.</w:t>
+        <w:t>- Les activités de supervision et de maintenance applicative.</w:t>
       </w:r>
     </w:p>
     <w:p>
@@ -8612,7 +8083,16 @@
         </w:rPr>
       </w:pPr>
       <w:r>
-        <w:rPr/>
+        <w:rPr>
+          <w:rFonts w:ascii="Trebuchet MS" w:hAnsi="Trebuchet MS"/>
+          <w:b w:val="false"/>
+          <w:bCs w:val="false"/>
+          <w:i w:val="false"/>
+          <w:iCs w:val="false"/>
+          <w:sz w:val="24"/>
+          <w:szCs w:val="24"/>
+          <w:u w:val="none"/>
+        </w:rPr>
       </w:r>
     </w:p>
     <w:p>
@@ -8672,33 +8152,7 @@
           <w:szCs w:val="24"/>
           <w:u w:val="none"/>
         </w:rPr>
-        <w:t xml:space="preserve">- </w:t>
-      </w:r>
-      <w:r>
-        <w:rPr>
-          <w:rFonts w:ascii="Trebuchet MS" w:hAnsi="Trebuchet MS"/>
-          <w:b w:val="false"/>
-          <w:bCs w:val="false"/>
-          <w:i w:val="false"/>
-          <w:iCs w:val="false"/>
-          <w:sz w:val="24"/>
-          <w:szCs w:val="24"/>
-          <w:u w:val="none"/>
-        </w:rPr>
-        <w:t>D’</w:t>
-      </w:r>
-      <w:r>
-        <w:rPr>
-          <w:rFonts w:ascii="Trebuchet MS" w:hAnsi="Trebuchet MS"/>
-          <w:b w:val="false"/>
-          <w:bCs w:val="false"/>
-          <w:i w:val="false"/>
-          <w:iCs w:val="false"/>
-          <w:sz w:val="24"/>
-          <w:szCs w:val="24"/>
-          <w:u w:val="none"/>
-        </w:rPr>
-        <w:t>ajuster les ressources en fonction de l’usage réel,</w:t>
+        <w:t>- D’ajuster les ressources en fonction de l’usage réel,</w:t>
       </w:r>
     </w:p>
     <w:p>
@@ -8728,33 +8182,7 @@
           <w:szCs w:val="24"/>
           <w:u w:val="none"/>
         </w:rPr>
-        <w:t xml:space="preserve">- </w:t>
-      </w:r>
-      <w:r>
-        <w:rPr>
-          <w:rFonts w:ascii="Trebuchet MS" w:hAnsi="Trebuchet MS"/>
-          <w:b w:val="false"/>
-          <w:bCs w:val="false"/>
-          <w:i w:val="false"/>
-          <w:iCs w:val="false"/>
-          <w:sz w:val="24"/>
-          <w:szCs w:val="24"/>
-          <w:u w:val="none"/>
-        </w:rPr>
-        <w:t>D</w:t>
-      </w:r>
-      <w:r>
-        <w:rPr>
-          <w:rFonts w:ascii="Trebuchet MS" w:hAnsi="Trebuchet MS"/>
-          <w:b w:val="false"/>
-          <w:bCs w:val="false"/>
-          <w:i w:val="false"/>
-          <w:iCs w:val="false"/>
-          <w:sz w:val="24"/>
-          <w:szCs w:val="24"/>
-          <w:u w:val="none"/>
-        </w:rPr>
-        <w:t>e limiter les coûts fixes,</w:t>
+        <w:t>- De limiter les coûts fixes,</w:t>
       </w:r>
     </w:p>
     <w:p>
@@ -8778,33 +8206,7 @@
           <w:szCs w:val="24"/>
           <w:u w:val="none"/>
         </w:rPr>
-        <w:t xml:space="preserve">- </w:t>
-      </w:r>
-      <w:r>
-        <w:rPr>
-          <w:rFonts w:ascii="Trebuchet MS" w:hAnsi="Trebuchet MS"/>
-          <w:b w:val="false"/>
-          <w:bCs w:val="false"/>
-          <w:i w:val="false"/>
-          <w:iCs w:val="false"/>
-          <w:sz w:val="24"/>
-          <w:szCs w:val="24"/>
-          <w:u w:val="none"/>
-        </w:rPr>
-        <w:t>D</w:t>
-      </w:r>
-      <w:r>
-        <w:rPr>
-          <w:rFonts w:ascii="Trebuchet MS" w:hAnsi="Trebuchet MS"/>
-          <w:b w:val="false"/>
-          <w:bCs w:val="false"/>
-          <w:i w:val="false"/>
-          <w:iCs w:val="false"/>
-          <w:sz w:val="24"/>
-          <w:szCs w:val="24"/>
-          <w:u w:val="none"/>
-        </w:rPr>
-        <w:t>e transformer une partie des coûts en charges variables.</w:t>
+        <w:t>- De transformer une partie des coûts en charges variables.</w:t>
       </w:r>
     </w:p>
     <w:p>
@@ -8834,9 +8236,23 @@
       </w:pPr>
       <w:r>
         <w:rPr>
-          <w:i w:val="false"/>
-          <w:iCs w:val="false"/>
-          <w:u w:val="none"/>
+          <w:rFonts w:eastAsia="Montserrat" w:cs="Montserrat" w:ascii="Trebuchet MS" w:hAnsi="Trebuchet MS"/>
+          <w:b w:val="false"/>
+          <w:bCs w:val="false"/>
+          <w:i/>
+          <w:iCs/>
+          <w:caps w:val="false"/>
+          <w:smallCaps w:val="false"/>
+          <w:strike w:val="false"/>
+          <w:dstrike w:val="false"/>
+          <w:color w:val="000000"/>
+          <w:spacing w:val="0"/>
+          <w:kern w:val="0"/>
+          <w:sz w:val="24"/>
+          <w:szCs w:val="24"/>
+          <w:u w:val="single"/>
+          <w:effect w:val="none"/>
+          <w:lang w:val="fr-FR" w:eastAsia="zh-CN" w:bidi="hi-IN"/>
         </w:rPr>
       </w:r>
     </w:p>
@@ -8884,29 +8300,7 @@
           <w:effect w:val="none"/>
           <w:lang w:val="fr-FR" w:eastAsia="zh-CN" w:bidi="hi-IN"/>
         </w:rPr>
-        <w:t>O</w:t>
-      </w:r>
-      <w:r>
-        <w:rPr>
-          <w:rFonts w:eastAsia="Montserrat" w:cs="Montserrat" w:ascii="Trebuchet MS" w:hAnsi="Trebuchet MS"/>
-          <w:b w:val="false"/>
-          <w:bCs w:val="false"/>
-          <w:i/>
-          <w:iCs/>
-          <w:caps w:val="false"/>
-          <w:smallCaps w:val="false"/>
-          <w:strike w:val="false"/>
-          <w:dstrike w:val="false"/>
-          <w:color w:val="000000"/>
-          <w:spacing w:val="0"/>
-          <w:kern w:val="0"/>
-          <w:sz w:val="24"/>
-          <w:szCs w:val="24"/>
-          <w:u w:val="single"/>
-          <w:effect w:val="none"/>
-          <w:lang w:val="fr-FR" w:eastAsia="zh-CN" w:bidi="hi-IN"/>
-        </w:rPr>
-        <w:t>ptimisations :</w:t>
+        <w:t>Optimisations :</w:t>
       </w:r>
     </w:p>
     <w:p>
@@ -8935,9 +8329,15 @@
       </w:pPr>
       <w:r>
         <w:rPr>
-          <w:i w:val="false"/>
-          <w:iCs w:val="false"/>
-          <w:u w:val="none"/>
+          <w:rFonts w:eastAsia="Montserrat" w:cs="Montserrat" w:ascii="Trebuchet MS" w:hAnsi="Trebuchet MS"/>
+          <w:b w:val="false"/>
+          <w:bCs w:val="false"/>
+          <w:i/>
+          <w:iCs/>
+          <w:color w:val="000000"/>
+          <w:sz w:val="24"/>
+          <w:szCs w:val="24"/>
+          <w:u w:val="single"/>
         </w:rPr>
       </w:r>
     </w:p>
@@ -9022,33 +8422,7 @@
           <w:szCs w:val="24"/>
           <w:u w:val="none"/>
         </w:rPr>
-        <w:t xml:space="preserve">- </w:t>
-      </w:r>
-      <w:r>
-        <w:rPr>
-          <w:rFonts w:ascii="Trebuchet MS" w:hAnsi="Trebuchet MS"/>
-          <w:b w:val="false"/>
-          <w:bCs w:val="false"/>
-          <w:i w:val="false"/>
-          <w:iCs w:val="false"/>
-          <w:sz w:val="24"/>
-          <w:szCs w:val="24"/>
-          <w:u w:val="none"/>
-        </w:rPr>
-        <w:t>L</w:t>
-      </w:r>
-      <w:r>
-        <w:rPr>
-          <w:rFonts w:ascii="Trebuchet MS" w:hAnsi="Trebuchet MS"/>
-          <w:b w:val="false"/>
-          <w:bCs w:val="false"/>
-          <w:i w:val="false"/>
-          <w:iCs w:val="false"/>
-          <w:sz w:val="24"/>
-          <w:szCs w:val="24"/>
-          <w:u w:val="none"/>
-        </w:rPr>
-        <w:t xml:space="preserve">e recours à des </w:t>
+        <w:t xml:space="preserve">- Le recours à des </w:t>
       </w:r>
       <w:r>
         <w:rPr>
@@ -9094,33 +8468,7 @@
           <w:szCs w:val="24"/>
           <w:u w:val="none"/>
         </w:rPr>
-        <w:t xml:space="preserve">- </w:t>
-      </w:r>
-      <w:r>
-        <w:rPr>
-          <w:rFonts w:ascii="Trebuchet MS" w:hAnsi="Trebuchet MS"/>
-          <w:b w:val="false"/>
-          <w:bCs w:val="false"/>
-          <w:i w:val="false"/>
-          <w:iCs w:val="false"/>
-          <w:sz w:val="24"/>
-          <w:szCs w:val="24"/>
-          <w:u w:val="none"/>
-        </w:rPr>
-        <w:t>U</w:t>
-      </w:r>
-      <w:r>
-        <w:rPr>
-          <w:rFonts w:ascii="Trebuchet MS" w:hAnsi="Trebuchet MS"/>
-          <w:b w:val="false"/>
-          <w:bCs w:val="false"/>
-          <w:i w:val="false"/>
-          <w:iCs w:val="false"/>
-          <w:sz w:val="24"/>
-          <w:szCs w:val="24"/>
-          <w:u w:val="none"/>
-        </w:rPr>
-        <w:t xml:space="preserve">ne </w:t>
+        <w:t xml:space="preserve">- Une </w:t>
       </w:r>
       <w:r>
         <w:rPr>
@@ -9166,33 +8514,7 @@
           <w:szCs w:val="24"/>
           <w:u w:val="none"/>
         </w:rPr>
-        <w:t xml:space="preserve">- </w:t>
-      </w:r>
-      <w:r>
-        <w:rPr>
-          <w:rFonts w:ascii="Trebuchet MS" w:hAnsi="Trebuchet MS"/>
-          <w:b w:val="false"/>
-          <w:bCs w:val="false"/>
-          <w:i w:val="false"/>
-          <w:iCs w:val="false"/>
-          <w:sz w:val="24"/>
-          <w:szCs w:val="24"/>
-          <w:u w:val="none"/>
-        </w:rPr>
-        <w:t>U</w:t>
-      </w:r>
-      <w:r>
-        <w:rPr>
-          <w:rFonts w:ascii="Trebuchet MS" w:hAnsi="Trebuchet MS"/>
-          <w:b w:val="false"/>
-          <w:bCs w:val="false"/>
-          <w:i w:val="false"/>
-          <w:iCs w:val="false"/>
-          <w:sz w:val="24"/>
-          <w:szCs w:val="24"/>
-          <w:u w:val="none"/>
-        </w:rPr>
-        <w:t xml:space="preserve">ne ingestion des données réalisée de manière </w:t>
+        <w:t xml:space="preserve">- Une ingestion des données réalisée de manière </w:t>
       </w:r>
       <w:r>
         <w:rPr>
@@ -9238,20 +8560,7 @@
           <w:szCs w:val="24"/>
           <w:u w:val="none"/>
         </w:rPr>
-        <w:t>- U</w:t>
-      </w:r>
-      <w:r>
-        <w:rPr>
-          <w:rFonts w:ascii="Trebuchet MS" w:hAnsi="Trebuchet MS"/>
-          <w:b w:val="false"/>
-          <w:bCs w:val="false"/>
-          <w:i w:val="false"/>
-          <w:iCs w:val="false"/>
-          <w:sz w:val="24"/>
-          <w:szCs w:val="24"/>
-          <w:u w:val="none"/>
-        </w:rPr>
-        <w:t>ne stratégie de monitoring ciblée, évitant la collecte excessive de métriques et de logs.</w:t>
+        <w:t>- Une stratégie de monitoring ciblée, évitant la collecte excessive de métriques et de logs.</w:t>
       </w:r>
     </w:p>
     <w:p>
@@ -9335,30 +8644,1473 @@
           <w:effect w:val="none"/>
           <w:lang w:val="fr-FR" w:eastAsia="zh-CN" w:bidi="hi-IN"/>
         </w:rPr>
-        <w:t>5</w:t>
-      </w:r>
-      <w:r>
-        <w:rPr>
-          <w:rFonts w:eastAsia="Montserrat" w:cs="Montserrat" w:ascii="Trebuchet MS" w:hAnsi="Trebuchet MS"/>
-          <w:b/>
-          <w:bCs w:val="false"/>
-          <w:i w:val="false"/>
-          <w:iCs w:val="false"/>
-          <w:caps w:val="false"/>
-          <w:smallCaps w:val="false"/>
-          <w:strike w:val="false"/>
-          <w:dstrike w:val="false"/>
-          <w:color w:val="000000"/>
-          <w:spacing w:val="0"/>
-          <w:kern w:val="0"/>
+        <w:t>5. BILAN :</w:t>
+      </w:r>
+    </w:p>
+    <w:p>
+      <w:pPr>
+        <w:pStyle w:val="LOnormal"/>
+        <w:numPr>
+          <w:ilvl w:val="0"/>
+          <w:numId w:val="0"/>
+        </w:numPr>
+        <w:shd w:val="clear" w:fill="FFFFFF"/>
+        <w:spacing w:lineRule="auto" w:line="240" w:beforeAutospacing="0" w:before="0" w:afterAutospacing="0" w:after="0"/>
+        <w:ind w:left="0" w:hanging="0"/>
+        <w:rPr>
+          <w:b w:val="false"/>
+          <w:b w:val="false"/>
+        </w:rPr>
+      </w:pPr>
+      <w:r>
+        <w:rPr>
+          <w:rFonts w:eastAsia="Montserrat" w:cs="Montserrat" w:ascii="Trebuchet MS" w:hAnsi="Trebuchet MS"/>
+          <w:b w:val="false"/>
+          <w:bCs w:val="false"/>
+          <w:i w:val="false"/>
+          <w:iCs w:val="false"/>
+          <w:caps w:val="false"/>
+          <w:smallCaps w:val="false"/>
+          <w:strike w:val="false"/>
+          <w:dstrike w:val="false"/>
+          <w:color w:val="000000"/>
+          <w:spacing w:val="0"/>
+          <w:kern w:val="0"/>
+          <w:sz w:val="28"/>
+          <w:szCs w:val="28"/>
+          <w:u w:val="none"/>
+          <w:effect w:val="none"/>
+          <w:lang w:val="fr-FR" w:eastAsia="zh-CN" w:bidi="hi-IN"/>
+        </w:rPr>
+        <w:t>5.1 Rappel des étapes clés du POC au MVP</w:t>
+      </w:r>
+    </w:p>
+    <w:p>
+      <w:pPr>
+        <w:pStyle w:val="LOnormal"/>
+        <w:numPr>
+          <w:ilvl w:val="0"/>
+          <w:numId w:val="0"/>
+        </w:numPr>
+        <w:shd w:val="clear" w:fill="FFFFFF"/>
+        <w:spacing w:lineRule="auto" w:line="240" w:beforeAutospacing="0" w:before="0" w:afterAutospacing="0" w:after="0"/>
+        <w:ind w:left="0" w:hanging="0"/>
+        <w:rPr>
+          <w:b w:val="false"/>
+          <w:b w:val="false"/>
+        </w:rPr>
+      </w:pPr>
+      <w:r>
+        <w:rPr>
+          <w:b w:val="false"/>
+        </w:rPr>
+      </w:r>
+    </w:p>
+    <w:p>
+      <w:pPr>
+        <w:pStyle w:val="Corpsdetexte"/>
+        <w:numPr>
+          <w:ilvl w:val="0"/>
+          <w:numId w:val="0"/>
+        </w:numPr>
+        <w:shd w:val="clear" w:fill="FFFFFF"/>
+        <w:spacing w:lineRule="auto" w:line="240" w:beforeAutospacing="0" w:before="0" w:afterAutospacing="0" w:after="0"/>
+        <w:ind w:left="0" w:hanging="0"/>
+        <w:rPr>
+          <w:rFonts w:ascii="Trebuchet MS" w:hAnsi="Trebuchet MS" w:eastAsia="Montserrat" w:cs="Montserrat"/>
+          <w:color w:val="000000"/>
+          <w:sz w:val="22"/>
+          <w:szCs w:val="22"/>
+        </w:rPr>
+      </w:pPr>
+      <w:r>
+        <w:rPr>
+          <w:rFonts w:eastAsia="Montserrat" w:cs="Montserrat" w:ascii="Trebuchet MS" w:hAnsi="Trebuchet MS"/>
+          <w:b w:val="false"/>
+          <w:bCs w:val="false"/>
+          <w:i w:val="false"/>
+          <w:iCs w:val="false"/>
+          <w:caps w:val="false"/>
+          <w:smallCaps w:val="false"/>
+          <w:strike w:val="false"/>
+          <w:dstrike w:val="false"/>
+          <w:color w:val="000000"/>
+          <w:spacing w:val="0"/>
+          <w:kern w:val="0"/>
+          <w:sz w:val="24"/>
+          <w:szCs w:val="24"/>
+          <w:u w:val="none"/>
+          <w:effect w:val="none"/>
+          <w:lang w:val="fr-FR" w:eastAsia="zh-CN" w:bidi="hi-IN"/>
+        </w:rPr>
+        <w:t xml:space="preserve">Le projet a débuté par une phase de </w:t>
+      </w:r>
+      <w:r>
+        <w:rPr>
+          <w:rStyle w:val="Accentuationforte"/>
+          <w:rFonts w:eastAsia="Montserrat" w:cs="Montserrat" w:ascii="Trebuchet MS" w:hAnsi="Trebuchet MS"/>
+          <w:b w:val="false"/>
+          <w:bCs w:val="false"/>
+          <w:i w:val="false"/>
+          <w:iCs w:val="false"/>
+          <w:caps w:val="false"/>
+          <w:smallCaps w:val="false"/>
+          <w:strike w:val="false"/>
+          <w:dstrike w:val="false"/>
+          <w:color w:val="000000"/>
+          <w:spacing w:val="0"/>
+          <w:kern w:val="0"/>
+          <w:sz w:val="24"/>
+          <w:szCs w:val="24"/>
+          <w:u w:val="none"/>
+          <w:effect w:val="none"/>
+          <w:lang w:val="fr-FR" w:eastAsia="zh-CN" w:bidi="hi-IN"/>
+        </w:rPr>
+        <w:t>POC (Proof of Concept)</w:t>
+      </w:r>
+      <w:r>
+        <w:rPr>
+          <w:rFonts w:eastAsia="Montserrat" w:cs="Montserrat" w:ascii="Trebuchet MS" w:hAnsi="Trebuchet MS"/>
+          <w:b w:val="false"/>
+          <w:bCs w:val="false"/>
+          <w:i w:val="false"/>
+          <w:iCs w:val="false"/>
+          <w:caps w:val="false"/>
+          <w:smallCaps w:val="false"/>
+          <w:strike w:val="false"/>
+          <w:dstrike w:val="false"/>
+          <w:color w:val="000000"/>
+          <w:spacing w:val="0"/>
+          <w:kern w:val="0"/>
+          <w:sz w:val="24"/>
+          <w:szCs w:val="24"/>
+          <w:u w:val="none"/>
+          <w:effect w:val="none"/>
+          <w:lang w:val="fr-FR" w:eastAsia="zh-CN" w:bidi="hi-IN"/>
+        </w:rPr>
+        <w:t xml:space="preserve"> visant à valider la faisabilité technique du chatbot et la pertinence de l’utilisation des données issues d’OpenAgenda pour la recommandation d’événements culturels.</w:t>
+      </w:r>
+    </w:p>
+    <w:p>
+      <w:pPr>
+        <w:pStyle w:val="Corpsdetexte"/>
+        <w:rPr>
+          <w:rFonts w:ascii="Trebuchet MS" w:hAnsi="Trebuchet MS"/>
+          <w:b w:val="false"/>
+          <w:b w:val="false"/>
+          <w:bCs w:val="false"/>
+          <w:i w:val="false"/>
+          <w:i w:val="false"/>
+          <w:iCs w:val="false"/>
+          <w:sz w:val="24"/>
+          <w:szCs w:val="24"/>
+          <w:u w:val="none"/>
+        </w:rPr>
+      </w:pPr>
+      <w:r>
+        <w:rPr>
+          <w:rFonts w:ascii="Trebuchet MS" w:hAnsi="Trebuchet MS"/>
+          <w:b w:val="false"/>
+          <w:bCs w:val="false"/>
+          <w:i w:val="false"/>
+          <w:iCs w:val="false"/>
+          <w:sz w:val="24"/>
+          <w:szCs w:val="24"/>
+          <w:u w:val="none"/>
+        </w:rPr>
+        <w:t>Cette première étape a permis de :</w:t>
+      </w:r>
+    </w:p>
+    <w:p>
+      <w:pPr>
+        <w:pStyle w:val="Corpsdetexte"/>
+        <w:rPr>
+          <w:rFonts w:ascii="Trebuchet MS" w:hAnsi="Trebuchet MS"/>
+          <w:b w:val="false"/>
+          <w:b w:val="false"/>
+          <w:bCs w:val="false"/>
+          <w:i w:val="false"/>
+          <w:i w:val="false"/>
+          <w:iCs w:val="false"/>
+          <w:sz w:val="24"/>
+          <w:szCs w:val="24"/>
+          <w:u w:val="none"/>
+        </w:rPr>
+      </w:pPr>
+      <w:r>
+        <w:rPr>
+          <w:rFonts w:ascii="Trebuchet MS" w:hAnsi="Trebuchet MS"/>
+          <w:b w:val="false"/>
+          <w:bCs w:val="false"/>
+          <w:i w:val="false"/>
+          <w:iCs w:val="false"/>
+          <w:sz w:val="24"/>
+          <w:szCs w:val="24"/>
+          <w:u w:val="none"/>
+        </w:rPr>
+        <w:t>- Confirmer la capacité du chatbot à interroger une API externe,</w:t>
+      </w:r>
+    </w:p>
+    <w:p>
+      <w:pPr>
+        <w:pStyle w:val="Corpsdetexte"/>
+        <w:rPr>
+          <w:rFonts w:ascii="Trebuchet MS" w:hAnsi="Trebuchet MS"/>
+          <w:b w:val="false"/>
+          <w:b w:val="false"/>
+          <w:bCs w:val="false"/>
+          <w:i w:val="false"/>
+          <w:i w:val="false"/>
+          <w:iCs w:val="false"/>
+          <w:sz w:val="24"/>
+          <w:szCs w:val="24"/>
+          <w:u w:val="none"/>
+        </w:rPr>
+      </w:pPr>
+      <w:r>
+        <w:rPr>
+          <w:rFonts w:ascii="Trebuchet MS" w:hAnsi="Trebuchet MS"/>
+          <w:b w:val="false"/>
+          <w:bCs w:val="false"/>
+          <w:i w:val="false"/>
+          <w:iCs w:val="false"/>
+          <w:sz w:val="24"/>
+          <w:szCs w:val="24"/>
+          <w:u w:val="none"/>
+        </w:rPr>
+        <w:t>- Tester un premier pipeline de traitement et de restitution des données,</w:t>
+      </w:r>
+    </w:p>
+    <w:p>
+      <w:pPr>
+        <w:pStyle w:val="Corpsdetexte"/>
+        <w:rPr>
+          <w:rFonts w:ascii="Trebuchet MS" w:hAnsi="Trebuchet MS"/>
+          <w:b w:val="false"/>
+          <w:b w:val="false"/>
+          <w:bCs w:val="false"/>
+          <w:i w:val="false"/>
+          <w:i w:val="false"/>
+          <w:iCs w:val="false"/>
+          <w:sz w:val="24"/>
+          <w:szCs w:val="24"/>
+          <w:u w:val="none"/>
+        </w:rPr>
+      </w:pPr>
+      <w:r>
+        <w:rPr>
+          <w:rFonts w:ascii="Trebuchet MS" w:hAnsi="Trebuchet MS"/>
+          <w:b w:val="false"/>
+          <w:bCs w:val="false"/>
+          <w:i w:val="false"/>
+          <w:iCs w:val="false"/>
+          <w:sz w:val="24"/>
+          <w:szCs w:val="24"/>
+          <w:u w:val="none"/>
+        </w:rPr>
+        <w:t>- Valider l’intérêt fonctionnel auprès des équipes.</w:t>
+      </w:r>
+    </w:p>
+    <w:p>
+      <w:pPr>
+        <w:pStyle w:val="Corpsdetexte"/>
+        <w:rPr/>
+      </w:pPr>
+      <w:r>
+        <w:rPr>
+          <w:rFonts w:ascii="Trebuchet MS" w:hAnsi="Trebuchet MS"/>
+          <w:b w:val="false"/>
+          <w:bCs w:val="false"/>
+          <w:i w:val="false"/>
+          <w:iCs w:val="false"/>
+          <w:sz w:val="24"/>
+          <w:szCs w:val="24"/>
+          <w:u w:val="none"/>
+        </w:rPr>
+        <w:t xml:space="preserve">À l’issue du POC, une phase d’analyse des besoins a été menée afin d’identifier les évolutions nécessaires au passage vers un </w:t>
+      </w:r>
+      <w:r>
+        <w:rPr>
+          <w:rStyle w:val="Accentuationforte"/>
+          <w:rFonts w:ascii="Trebuchet MS" w:hAnsi="Trebuchet MS"/>
+          <w:b w:val="false"/>
+          <w:bCs w:val="false"/>
+          <w:i w:val="false"/>
+          <w:iCs w:val="false"/>
+          <w:sz w:val="24"/>
+          <w:szCs w:val="24"/>
+          <w:u w:val="none"/>
+        </w:rPr>
+        <w:t>MVP (Minimum Viable Product)</w:t>
+      </w:r>
+      <w:r>
+        <w:rPr>
+          <w:rFonts w:ascii="Trebuchet MS" w:hAnsi="Trebuchet MS"/>
+          <w:b w:val="false"/>
+          <w:bCs w:val="false"/>
+          <w:i w:val="false"/>
+          <w:iCs w:val="false"/>
+          <w:sz w:val="24"/>
+          <w:szCs w:val="24"/>
+          <w:u w:val="none"/>
+        </w:rPr>
+        <w:t>. Cette phase s’est appuyée sur des retours utilisateurs internes et sur l’anticipation des futurs usages.</w:t>
+      </w:r>
+    </w:p>
+    <w:p>
+      <w:pPr>
+        <w:pStyle w:val="Corpsdetexte"/>
+        <w:rPr/>
+      </w:pPr>
+      <w:r>
+        <w:rPr>
+          <w:rFonts w:ascii="Trebuchet MS" w:hAnsi="Trebuchet MS"/>
+          <w:b w:val="false"/>
+          <w:bCs w:val="false"/>
+          <w:i w:val="false"/>
+          <w:iCs w:val="false"/>
+          <w:sz w:val="24"/>
+          <w:szCs w:val="24"/>
+          <w:u w:val="none"/>
+        </w:rPr>
+        <w:t>Le passage du POC au MVP s’est traduit par :</w:t>
+      </w:r>
+    </w:p>
+    <w:p>
+      <w:pPr>
+        <w:pStyle w:val="Corpsdetexte"/>
+        <w:rPr/>
+      </w:pPr>
+      <w:r>
+        <w:rPr>
+          <w:rFonts w:ascii="Trebuchet MS" w:hAnsi="Trebuchet MS"/>
+          <w:b w:val="false"/>
+          <w:bCs w:val="false"/>
+          <w:i w:val="false"/>
+          <w:iCs w:val="false"/>
+          <w:sz w:val="24"/>
+          <w:szCs w:val="24"/>
+          <w:u w:val="none"/>
+        </w:rPr>
+        <w:t xml:space="preserve">- La formalisation d’un </w:t>
+      </w:r>
+      <w:r>
+        <w:rPr>
+          <w:rStyle w:val="Accentuationforte"/>
+          <w:rFonts w:ascii="Trebuchet MS" w:hAnsi="Trebuchet MS"/>
+          <w:b w:val="false"/>
+          <w:bCs w:val="false"/>
+          <w:i w:val="false"/>
+          <w:iCs w:val="false"/>
+          <w:sz w:val="24"/>
+          <w:szCs w:val="24"/>
+          <w:u w:val="none"/>
+        </w:rPr>
+        <w:t>macro backlog fonctionnel</w:t>
+      </w:r>
+      <w:r>
+        <w:rPr>
+          <w:rFonts w:ascii="Trebuchet MS" w:hAnsi="Trebuchet MS"/>
+          <w:b w:val="false"/>
+          <w:bCs w:val="false"/>
+          <w:i w:val="false"/>
+          <w:iCs w:val="false"/>
+          <w:sz w:val="24"/>
+          <w:szCs w:val="24"/>
+          <w:u w:val="none"/>
+        </w:rPr>
+        <w:t>,</w:t>
+      </w:r>
+    </w:p>
+    <w:p>
+      <w:pPr>
+        <w:pStyle w:val="Corpsdetexte"/>
+        <w:rPr/>
+      </w:pPr>
+      <w:r>
+        <w:rPr>
+          <w:rFonts w:ascii="Trebuchet MS" w:hAnsi="Trebuchet MS"/>
+          <w:b w:val="false"/>
+          <w:bCs w:val="false"/>
+          <w:i w:val="false"/>
+          <w:iCs w:val="false"/>
+          <w:sz w:val="24"/>
+          <w:szCs w:val="24"/>
+          <w:u w:val="none"/>
+        </w:rPr>
+        <w:t>- L’introduction de mécanismes de personnalisation (mémoire conversationnelle, contexte géographique, recherche web),</w:t>
+      </w:r>
+    </w:p>
+    <w:p>
+      <w:pPr>
+        <w:pStyle w:val="Corpsdetexte"/>
+        <w:rPr/>
+      </w:pPr>
+      <w:r>
+        <w:rPr>
+          <w:rFonts w:ascii="Trebuchet MS" w:hAnsi="Trebuchet MS"/>
+          <w:b w:val="false"/>
+          <w:bCs w:val="false"/>
+          <w:i w:val="false"/>
+          <w:iCs w:val="false"/>
+          <w:sz w:val="24"/>
+          <w:szCs w:val="24"/>
+          <w:u w:val="none"/>
+        </w:rPr>
+        <w:t>- La prise en compte des enjeux d’exploitation (monitoring, performance, coûts),</w:t>
+      </w:r>
+    </w:p>
+    <w:p>
+      <w:pPr>
+        <w:pStyle w:val="Corpsdetexte"/>
+        <w:rPr/>
+      </w:pPr>
+      <w:r>
+        <w:rPr>
+          <w:rFonts w:ascii="Trebuchet MS" w:hAnsi="Trebuchet MS"/>
+          <w:b w:val="false"/>
+          <w:bCs w:val="false"/>
+          <w:i w:val="false"/>
+          <w:iCs w:val="false"/>
+          <w:sz w:val="24"/>
+          <w:szCs w:val="24"/>
+          <w:u w:val="none"/>
+        </w:rPr>
+        <w:t>- La structuration du projet autour d’une architecture cloud scalable.</w:t>
+      </w:r>
+    </w:p>
+    <w:p>
+      <w:pPr>
+        <w:pStyle w:val="LOnormal"/>
+        <w:numPr>
+          <w:ilvl w:val="0"/>
+          <w:numId w:val="0"/>
+        </w:numPr>
+        <w:shd w:val="clear" w:fill="FFFFFF"/>
+        <w:spacing w:lineRule="auto" w:line="240" w:beforeAutospacing="0" w:before="0" w:afterAutospacing="0" w:after="0"/>
+        <w:ind w:left="0" w:hanging="0"/>
+        <w:rPr>
+          <w:b w:val="false"/>
+          <w:b w:val="false"/>
+        </w:rPr>
+      </w:pPr>
+      <w:r>
+        <w:rPr>
+          <w:rFonts w:eastAsia="Montserrat" w:cs="Montserrat" w:ascii="Trebuchet MS" w:hAnsi="Trebuchet MS"/>
+          <w:b w:val="false"/>
+          <w:bCs w:val="false"/>
+          <w:i w:val="false"/>
+          <w:iCs w:val="false"/>
+          <w:caps w:val="false"/>
+          <w:smallCaps w:val="false"/>
+          <w:strike w:val="false"/>
+          <w:dstrike w:val="false"/>
+          <w:color w:val="000000"/>
+          <w:spacing w:val="0"/>
+          <w:kern w:val="0"/>
+          <w:sz w:val="28"/>
+          <w:szCs w:val="28"/>
+          <w:u w:val="none"/>
+          <w:effect w:val="none"/>
+          <w:lang w:val="fr-FR" w:eastAsia="zh-CN" w:bidi="hi-IN"/>
+        </w:rPr>
+        <w:t>5.2 Justification des choix techniques et méthodologiques</w:t>
+      </w:r>
+    </w:p>
+    <w:p>
+      <w:pPr>
+        <w:pStyle w:val="LOnormal"/>
+        <w:numPr>
+          <w:ilvl w:val="0"/>
+          <w:numId w:val="0"/>
+        </w:numPr>
+        <w:shd w:val="clear" w:fill="FFFFFF"/>
+        <w:spacing w:lineRule="auto" w:line="240" w:beforeAutospacing="0" w:before="0" w:afterAutospacing="0" w:after="0"/>
+        <w:ind w:left="0" w:hanging="0"/>
+        <w:rPr>
+          <w:b w:val="false"/>
+          <w:b w:val="false"/>
+        </w:rPr>
+      </w:pPr>
+      <w:r>
+        <w:rPr>
+          <w:b w:val="false"/>
+        </w:rPr>
+      </w:r>
+    </w:p>
+    <w:p>
+      <w:pPr>
+        <w:pStyle w:val="Corpsdetexte"/>
+        <w:numPr>
+          <w:ilvl w:val="0"/>
+          <w:numId w:val="0"/>
+        </w:numPr>
+        <w:shd w:val="clear" w:fill="FFFFFF"/>
+        <w:spacing w:lineRule="auto" w:line="240" w:beforeAutospacing="0" w:before="0" w:afterAutospacing="0" w:after="0"/>
+        <w:ind w:left="0" w:hanging="0"/>
+        <w:rPr>
+          <w:rFonts w:ascii="Trebuchet MS" w:hAnsi="Trebuchet MS" w:eastAsia="Montserrat" w:cs="Montserrat"/>
+          <w:color w:val="000000"/>
+          <w:sz w:val="22"/>
+          <w:szCs w:val="22"/>
+        </w:rPr>
+      </w:pPr>
+      <w:r>
+        <w:rPr>
+          <w:rFonts w:eastAsia="Montserrat" w:cs="Montserrat" w:ascii="Trebuchet MS" w:hAnsi="Trebuchet MS"/>
+          <w:b w:val="false"/>
+          <w:bCs w:val="false"/>
+          <w:i w:val="false"/>
+          <w:iCs w:val="false"/>
+          <w:caps w:val="false"/>
+          <w:smallCaps w:val="false"/>
+          <w:strike w:val="false"/>
+          <w:dstrike w:val="false"/>
+          <w:color w:val="000000"/>
+          <w:spacing w:val="0"/>
+          <w:kern w:val="0"/>
+          <w:sz w:val="24"/>
+          <w:szCs w:val="24"/>
+          <w:u w:val="none"/>
+          <w:effect w:val="none"/>
+          <w:lang w:val="fr-FR" w:eastAsia="zh-CN" w:bidi="hi-IN"/>
+        </w:rPr>
+        <w:t xml:space="preserve">Les choix techniques et méthodologiques réalisés tout au long du projet ont été guidés par un objectif central : </w:t>
+      </w:r>
+      <w:r>
+        <w:rPr>
+          <w:rStyle w:val="Accentuationforte"/>
+          <w:rFonts w:eastAsia="Montserrat" w:cs="Montserrat" w:ascii="Trebuchet MS" w:hAnsi="Trebuchet MS"/>
+          <w:b w:val="false"/>
+          <w:bCs w:val="false"/>
+          <w:i w:val="false"/>
+          <w:iCs w:val="false"/>
+          <w:caps w:val="false"/>
+          <w:smallCaps w:val="false"/>
+          <w:strike w:val="false"/>
+          <w:dstrike w:val="false"/>
+          <w:color w:val="000000"/>
+          <w:spacing w:val="0"/>
+          <w:kern w:val="0"/>
+          <w:sz w:val="24"/>
+          <w:szCs w:val="24"/>
+          <w:u w:val="none"/>
+          <w:effect w:val="none"/>
+          <w:lang w:val="fr-FR" w:eastAsia="zh-CN" w:bidi="hi-IN"/>
+        </w:rPr>
+        <w:t>construire un MVP robuste, évolutif et économiquement maîtrisé</w:t>
+      </w:r>
+      <w:r>
+        <w:rPr>
+          <w:rFonts w:eastAsia="Montserrat" w:cs="Montserrat" w:ascii="Trebuchet MS" w:hAnsi="Trebuchet MS"/>
+          <w:b w:val="false"/>
+          <w:bCs w:val="false"/>
+          <w:i w:val="false"/>
+          <w:iCs w:val="false"/>
+          <w:caps w:val="false"/>
+          <w:smallCaps w:val="false"/>
+          <w:strike w:val="false"/>
+          <w:dstrike w:val="false"/>
+          <w:color w:val="000000"/>
+          <w:spacing w:val="0"/>
+          <w:kern w:val="0"/>
+          <w:sz w:val="24"/>
+          <w:szCs w:val="24"/>
+          <w:u w:val="none"/>
+          <w:effect w:val="none"/>
+          <w:lang w:val="fr-FR" w:eastAsia="zh-CN" w:bidi="hi-IN"/>
+        </w:rPr>
+        <w:t>.</w:t>
+      </w:r>
+    </w:p>
+    <w:p>
+      <w:pPr>
+        <w:pStyle w:val="Corpsdetexte"/>
+        <w:rPr>
+          <w:rFonts w:ascii="Trebuchet MS" w:hAnsi="Trebuchet MS"/>
+          <w:b w:val="false"/>
+          <w:b w:val="false"/>
+          <w:bCs w:val="false"/>
+          <w:i w:val="false"/>
+          <w:i w:val="false"/>
+          <w:iCs w:val="false"/>
+          <w:sz w:val="24"/>
+          <w:szCs w:val="24"/>
+          <w:u w:val="none"/>
+        </w:rPr>
+      </w:pPr>
+      <w:r>
+        <w:rPr>
+          <w:rFonts w:ascii="Trebuchet MS" w:hAnsi="Trebuchet MS"/>
+          <w:b w:val="false"/>
+          <w:bCs w:val="false"/>
+          <w:i w:val="false"/>
+          <w:iCs w:val="false"/>
+          <w:sz w:val="24"/>
+          <w:szCs w:val="24"/>
+          <w:u w:val="none"/>
+        </w:rPr>
+        <w:t>Sur le plan technique, l’adoption d’une architecture cloud modulaire permet :</w:t>
+      </w:r>
+    </w:p>
+    <w:p>
+      <w:pPr>
+        <w:pStyle w:val="Corpsdetexte"/>
+        <w:rPr>
+          <w:rFonts w:ascii="Trebuchet MS" w:hAnsi="Trebuchet MS"/>
+          <w:b w:val="false"/>
+          <w:b w:val="false"/>
+          <w:bCs w:val="false"/>
+          <w:i w:val="false"/>
+          <w:i w:val="false"/>
+          <w:iCs w:val="false"/>
+          <w:sz w:val="24"/>
+          <w:szCs w:val="24"/>
+          <w:u w:val="none"/>
+        </w:rPr>
+      </w:pPr>
+      <w:r>
+        <w:rPr>
+          <w:rFonts w:ascii="Trebuchet MS" w:hAnsi="Trebuchet MS"/>
+          <w:b w:val="false"/>
+          <w:bCs w:val="false"/>
+          <w:i w:val="false"/>
+          <w:iCs w:val="false"/>
+          <w:sz w:val="24"/>
+          <w:szCs w:val="24"/>
+          <w:u w:val="none"/>
+        </w:rPr>
+        <w:t>- De découpler les différents composants du système,</w:t>
+      </w:r>
+    </w:p>
+    <w:p>
+      <w:pPr>
+        <w:pStyle w:val="Corpsdetexte"/>
+        <w:rPr>
+          <w:rFonts w:ascii="Trebuchet MS" w:hAnsi="Trebuchet MS"/>
+          <w:b w:val="false"/>
+          <w:b w:val="false"/>
+          <w:bCs w:val="false"/>
+          <w:i w:val="false"/>
+          <w:i w:val="false"/>
+          <w:iCs w:val="false"/>
+          <w:sz w:val="24"/>
+          <w:szCs w:val="24"/>
+          <w:u w:val="none"/>
+        </w:rPr>
+      </w:pPr>
+      <w:r>
+        <w:rPr>
+          <w:rFonts w:ascii="Trebuchet MS" w:hAnsi="Trebuchet MS"/>
+          <w:b w:val="false"/>
+          <w:bCs w:val="false"/>
+          <w:i w:val="false"/>
+          <w:iCs w:val="false"/>
+          <w:sz w:val="24"/>
+          <w:szCs w:val="24"/>
+          <w:u w:val="none"/>
+        </w:rPr>
+        <w:t>- De faciliter les évolutions futures,</w:t>
+      </w:r>
+    </w:p>
+    <w:p>
+      <w:pPr>
+        <w:pStyle w:val="Corpsdetexte"/>
+        <w:rPr>
+          <w:rFonts w:ascii="Trebuchet MS" w:hAnsi="Trebuchet MS"/>
+          <w:b w:val="false"/>
+          <w:b w:val="false"/>
+          <w:bCs w:val="false"/>
+          <w:i w:val="false"/>
+          <w:i w:val="false"/>
+          <w:iCs w:val="false"/>
+          <w:sz w:val="24"/>
+          <w:szCs w:val="24"/>
+          <w:u w:val="none"/>
+        </w:rPr>
+      </w:pPr>
+      <w:r>
+        <w:rPr>
+          <w:rFonts w:ascii="Trebuchet MS" w:hAnsi="Trebuchet MS"/>
+          <w:b w:val="false"/>
+          <w:bCs w:val="false"/>
+          <w:i w:val="false"/>
+          <w:iCs w:val="false"/>
+          <w:sz w:val="24"/>
+          <w:szCs w:val="24"/>
+          <w:u w:val="none"/>
+        </w:rPr>
+        <w:t>- De garantir une montée en charge progressive.</w:t>
+      </w:r>
+    </w:p>
+    <w:p>
+      <w:pPr>
+        <w:pStyle w:val="Corpsdetexte"/>
+        <w:rPr>
+          <w:rFonts w:ascii="Trebuchet MS" w:hAnsi="Trebuchet MS"/>
+          <w:b w:val="false"/>
+          <w:b w:val="false"/>
+          <w:bCs w:val="false"/>
+          <w:i w:val="false"/>
+          <w:i w:val="false"/>
+          <w:iCs w:val="false"/>
+          <w:sz w:val="24"/>
+          <w:szCs w:val="24"/>
+          <w:u w:val="none"/>
+        </w:rPr>
+      </w:pPr>
+      <w:r>
+        <w:rPr>
+          <w:rFonts w:ascii="Trebuchet MS" w:hAnsi="Trebuchet MS"/>
+          <w:b w:val="false"/>
+          <w:bCs w:val="false"/>
+          <w:i w:val="false"/>
+          <w:iCs w:val="false"/>
+          <w:sz w:val="24"/>
+          <w:szCs w:val="24"/>
+          <w:u w:val="none"/>
+        </w:rPr>
+        <w:t>Le recours à des technologies open source (LangChain, FAISS, Prometheus, Grafana) répond à une double logique :</w:t>
+      </w:r>
+    </w:p>
+    <w:p>
+      <w:pPr>
+        <w:pStyle w:val="Corpsdetexte"/>
+        <w:rPr>
+          <w:rFonts w:ascii="Trebuchet MS" w:hAnsi="Trebuchet MS"/>
+          <w:b w:val="false"/>
+          <w:b w:val="false"/>
+          <w:bCs w:val="false"/>
+          <w:i w:val="false"/>
+          <w:i w:val="false"/>
+          <w:iCs w:val="false"/>
+          <w:sz w:val="24"/>
+          <w:szCs w:val="24"/>
+          <w:u w:val="none"/>
+        </w:rPr>
+      </w:pPr>
+      <w:r>
+        <w:rPr>
+          <w:rFonts w:ascii="Trebuchet MS" w:hAnsi="Trebuchet MS"/>
+          <w:b w:val="false"/>
+          <w:bCs w:val="false"/>
+          <w:i w:val="false"/>
+          <w:iCs w:val="false"/>
+          <w:sz w:val="24"/>
+          <w:szCs w:val="24"/>
+          <w:u w:val="none"/>
+        </w:rPr>
+        <w:t>- Limiter les coûts de licences,</w:t>
+      </w:r>
+    </w:p>
+    <w:p>
+      <w:pPr>
+        <w:pStyle w:val="Corpsdetexte"/>
+        <w:rPr>
+          <w:rFonts w:ascii="Trebuchet MS" w:hAnsi="Trebuchet MS"/>
+          <w:b w:val="false"/>
+          <w:b w:val="false"/>
+          <w:bCs w:val="false"/>
+          <w:i w:val="false"/>
+          <w:i w:val="false"/>
+          <w:iCs w:val="false"/>
+          <w:sz w:val="24"/>
+          <w:szCs w:val="24"/>
+          <w:u w:val="none"/>
+        </w:rPr>
+      </w:pPr>
+      <w:r>
+        <w:rPr>
+          <w:rFonts w:ascii="Trebuchet MS" w:hAnsi="Trebuchet MS"/>
+          <w:b w:val="false"/>
+          <w:bCs w:val="false"/>
+          <w:i w:val="false"/>
+          <w:iCs w:val="false"/>
+          <w:sz w:val="24"/>
+          <w:szCs w:val="24"/>
+          <w:u w:val="none"/>
+        </w:rPr>
+        <w:t>- Conserver une indépendance vis-à-vis des fournisseurs.</w:t>
+      </w:r>
+    </w:p>
+    <w:p>
+      <w:pPr>
+        <w:pStyle w:val="Corpsdetexte"/>
+        <w:rPr>
+          <w:rFonts w:ascii="Trebuchet MS" w:hAnsi="Trebuchet MS"/>
+          <w:b w:val="false"/>
+          <w:b w:val="false"/>
+          <w:bCs w:val="false"/>
+          <w:i w:val="false"/>
+          <w:i w:val="false"/>
+          <w:iCs w:val="false"/>
+          <w:sz w:val="24"/>
+          <w:szCs w:val="24"/>
+          <w:u w:val="none"/>
+        </w:rPr>
+      </w:pPr>
+      <w:r>
+        <w:rPr>
+          <w:rFonts w:ascii="Trebuchet MS" w:hAnsi="Trebuchet MS"/>
+          <w:b w:val="false"/>
+          <w:bCs w:val="false"/>
+          <w:i w:val="false"/>
+          <w:iCs w:val="false"/>
+          <w:sz w:val="24"/>
+          <w:szCs w:val="24"/>
+          <w:u w:val="none"/>
+        </w:rPr>
+        <w:t>Sur le plan méthodologique, la structuration du projet autour :</w:t>
+      </w:r>
+    </w:p>
+    <w:p>
+      <w:pPr>
+        <w:pStyle w:val="Corpsdetexte"/>
+        <w:rPr>
+          <w:rFonts w:ascii="Trebuchet MS" w:hAnsi="Trebuchet MS"/>
+          <w:b w:val="false"/>
+          <w:b w:val="false"/>
+          <w:bCs w:val="false"/>
+          <w:i w:val="false"/>
+          <w:i w:val="false"/>
+          <w:iCs w:val="false"/>
+          <w:sz w:val="24"/>
+          <w:szCs w:val="24"/>
+          <w:u w:val="none"/>
+        </w:rPr>
+      </w:pPr>
+      <w:r>
+        <w:rPr>
+          <w:rFonts w:ascii="Trebuchet MS" w:hAnsi="Trebuchet MS"/>
+          <w:b w:val="false"/>
+          <w:bCs w:val="false"/>
+          <w:i w:val="false"/>
+          <w:iCs w:val="false"/>
+          <w:sz w:val="24"/>
+          <w:szCs w:val="24"/>
+          <w:u w:val="none"/>
+        </w:rPr>
+        <w:t>- D’un macro backlog,</w:t>
+      </w:r>
+    </w:p>
+    <w:p>
+      <w:pPr>
+        <w:pStyle w:val="Corpsdetexte"/>
+        <w:rPr>
+          <w:rFonts w:ascii="Trebuchet MS" w:hAnsi="Trebuchet MS"/>
+          <w:b w:val="false"/>
+          <w:b w:val="false"/>
+          <w:bCs w:val="false"/>
+          <w:i w:val="false"/>
+          <w:i w:val="false"/>
+          <w:iCs w:val="false"/>
+          <w:sz w:val="24"/>
+          <w:szCs w:val="24"/>
+          <w:u w:val="none"/>
+        </w:rPr>
+      </w:pPr>
+      <w:r>
+        <w:rPr>
+          <w:rFonts w:ascii="Trebuchet MS" w:hAnsi="Trebuchet MS"/>
+          <w:b w:val="false"/>
+          <w:bCs w:val="false"/>
+          <w:i w:val="false"/>
+          <w:iCs w:val="false"/>
+          <w:sz w:val="24"/>
+          <w:szCs w:val="24"/>
+          <w:u w:val="none"/>
+        </w:rPr>
+        <w:t>- D’estimations majorées par un indice de complexité,</w:t>
+      </w:r>
+    </w:p>
+    <w:p>
+      <w:pPr>
+        <w:pStyle w:val="Corpsdetexte"/>
+        <w:rPr>
+          <w:rFonts w:ascii="Trebuchet MS" w:hAnsi="Trebuchet MS"/>
+          <w:b w:val="false"/>
+          <w:b w:val="false"/>
+          <w:bCs w:val="false"/>
+          <w:i w:val="false"/>
+          <w:i w:val="false"/>
+          <w:iCs w:val="false"/>
+          <w:sz w:val="24"/>
+          <w:szCs w:val="24"/>
+          <w:u w:val="none"/>
+        </w:rPr>
+      </w:pPr>
+      <w:r>
+        <w:rPr>
+          <w:rFonts w:ascii="Trebuchet MS" w:hAnsi="Trebuchet MS"/>
+          <w:b w:val="false"/>
+          <w:bCs w:val="false"/>
+          <w:i w:val="false"/>
+          <w:iCs w:val="false"/>
+          <w:sz w:val="24"/>
+          <w:szCs w:val="24"/>
+          <w:u w:val="none"/>
+        </w:rPr>
+        <w:t>- D’un macro planning,</w:t>
+      </w:r>
+    </w:p>
+    <w:p>
+      <w:pPr>
+        <w:pStyle w:val="Corpsdetexte"/>
+        <w:rPr>
+          <w:rFonts w:ascii="Trebuchet MS" w:hAnsi="Trebuchet MS"/>
+          <w:b w:val="false"/>
+          <w:b w:val="false"/>
+          <w:bCs w:val="false"/>
+          <w:i w:val="false"/>
+          <w:i w:val="false"/>
+          <w:iCs w:val="false"/>
+          <w:sz w:val="24"/>
+          <w:szCs w:val="24"/>
+          <w:u w:val="none"/>
+        </w:rPr>
+      </w:pPr>
+      <w:r>
+        <w:rPr>
+          <w:rFonts w:ascii="Trebuchet MS" w:hAnsi="Trebuchet MS"/>
+          <w:b w:val="false"/>
+          <w:bCs w:val="false"/>
+          <w:i w:val="false"/>
+          <w:iCs w:val="false"/>
+          <w:sz w:val="24"/>
+          <w:szCs w:val="24"/>
+          <w:u w:val="none"/>
+        </w:rPr>
+        <w:t>a permis de sécuriser la planification tout en conservant une marge de manœuvre pour les ajustements nécessaires.</w:t>
+      </w:r>
+    </w:p>
+    <w:p>
+      <w:pPr>
+        <w:pStyle w:val="LOnormal"/>
+        <w:numPr>
+          <w:ilvl w:val="0"/>
+          <w:numId w:val="0"/>
+        </w:numPr>
+        <w:shd w:val="clear" w:fill="FFFFFF"/>
+        <w:spacing w:lineRule="auto" w:line="240" w:beforeAutospacing="0" w:before="0" w:afterAutospacing="0" w:after="0"/>
+        <w:ind w:left="0" w:hanging="0"/>
+        <w:rPr>
+          <w:b w:val="false"/>
+          <w:b w:val="false"/>
+        </w:rPr>
+      </w:pPr>
+      <w:r>
+        <w:rPr>
+          <w:b w:val="false"/>
+        </w:rPr>
+      </w:r>
+    </w:p>
+    <w:p>
+      <w:pPr>
+        <w:pStyle w:val="LOnormal"/>
+        <w:numPr>
+          <w:ilvl w:val="0"/>
+          <w:numId w:val="0"/>
+        </w:numPr>
+        <w:shd w:val="clear" w:fill="FFFFFF"/>
+        <w:spacing w:lineRule="auto" w:line="240" w:beforeAutospacing="0" w:before="0" w:afterAutospacing="0" w:after="0"/>
+        <w:ind w:left="0" w:hanging="0"/>
+        <w:rPr>
+          <w:b w:val="false"/>
+          <w:b w:val="false"/>
+        </w:rPr>
+      </w:pPr>
+      <w:r>
+        <w:rPr>
+          <w:rFonts w:eastAsia="Montserrat" w:cs="Montserrat" w:ascii="Trebuchet MS" w:hAnsi="Trebuchet MS"/>
+          <w:b w:val="false"/>
+          <w:bCs w:val="false"/>
+          <w:i w:val="false"/>
+          <w:iCs w:val="false"/>
+          <w:caps w:val="false"/>
+          <w:smallCaps w:val="false"/>
+          <w:strike w:val="false"/>
+          <w:dstrike w:val="false"/>
+          <w:color w:val="000000"/>
+          <w:spacing w:val="0"/>
+          <w:kern w:val="0"/>
+          <w:sz w:val="28"/>
+          <w:szCs w:val="28"/>
+          <w:u w:val="none"/>
+          <w:effect w:val="none"/>
+          <w:lang w:val="fr-FR" w:eastAsia="zh-CN" w:bidi="hi-IN"/>
+        </w:rPr>
+        <w:t>5.3 Défis rencontrés et solutions apportées</w:t>
+      </w:r>
+    </w:p>
+    <w:p>
+      <w:pPr>
+        <w:pStyle w:val="LOnormal"/>
+        <w:numPr>
+          <w:ilvl w:val="0"/>
+          <w:numId w:val="0"/>
+        </w:numPr>
+        <w:shd w:val="clear" w:fill="FFFFFF"/>
+        <w:spacing w:lineRule="auto" w:line="240" w:beforeAutospacing="0" w:before="0" w:afterAutospacing="0" w:after="0"/>
+        <w:ind w:left="0" w:hanging="0"/>
+        <w:rPr>
+          <w:b w:val="false"/>
+          <w:b w:val="false"/>
+        </w:rPr>
+      </w:pPr>
+      <w:r>
+        <w:rPr>
+          <w:b w:val="false"/>
+        </w:rPr>
+      </w:r>
+    </w:p>
+    <w:p>
+      <w:pPr>
+        <w:pStyle w:val="LOnormal"/>
+        <w:numPr>
+          <w:ilvl w:val="0"/>
+          <w:numId w:val="0"/>
+        </w:numPr>
+        <w:shd w:val="clear" w:fill="FFFFFF"/>
+        <w:spacing w:lineRule="auto" w:line="240" w:beforeAutospacing="0" w:before="0" w:afterAutospacing="0" w:after="0"/>
+        <w:ind w:left="0" w:hanging="0"/>
+        <w:rPr>
+          <w:rFonts w:ascii="Trebuchet MS" w:hAnsi="Trebuchet MS" w:eastAsia="Arial" w:cs="Arial"/>
+          <w:b w:val="false"/>
+          <w:b w:val="false"/>
+          <w:bCs w:val="false"/>
+          <w:i w:val="false"/>
+          <w:i w:val="false"/>
+          <w:iCs w:val="false"/>
+          <w:color w:val="auto"/>
+          <w:kern w:val="0"/>
+          <w:sz w:val="24"/>
+          <w:szCs w:val="24"/>
+          <w:u w:val="none"/>
+          <w:lang w:val="fr-FR" w:eastAsia="zh-CN" w:bidi="hi-IN"/>
+        </w:rPr>
+      </w:pPr>
+      <w:r>
+        <w:rPr>
+          <w:rFonts w:eastAsia="Arial" w:cs="Arial" w:ascii="Trebuchet MS" w:hAnsi="Trebuchet MS"/>
+          <w:b w:val="false"/>
+          <w:bCs w:val="false"/>
+          <w:i w:val="false"/>
+          <w:iCs w:val="false"/>
+          <w:caps w:val="false"/>
+          <w:smallCaps w:val="false"/>
+          <w:strike w:val="false"/>
+          <w:dstrike w:val="false"/>
+          <w:color w:val="auto"/>
+          <w:spacing w:val="0"/>
+          <w:kern w:val="0"/>
+          <w:sz w:val="24"/>
+          <w:szCs w:val="24"/>
+          <w:u w:val="none"/>
+          <w:effect w:val="none"/>
+          <w:lang w:val="fr-FR" w:eastAsia="zh-CN" w:bidi="hi-IN"/>
+        </w:rPr>
+        <w:t>On peut diviser en 3 parties les défis rencontrés :</w:t>
+      </w:r>
+    </w:p>
+    <w:p>
+      <w:pPr>
+        <w:pStyle w:val="LOnormal"/>
+        <w:numPr>
+          <w:ilvl w:val="0"/>
+          <w:numId w:val="0"/>
+        </w:numPr>
+        <w:shd w:val="clear" w:fill="FFFFFF"/>
+        <w:spacing w:lineRule="auto" w:line="240" w:beforeAutospacing="0" w:before="0" w:afterAutospacing="0" w:after="0"/>
+        <w:ind w:left="0" w:hanging="0"/>
+        <w:rPr>
+          <w:caps w:val="false"/>
+          <w:smallCaps w:val="false"/>
+          <w:strike w:val="false"/>
+          <w:dstrike w:val="false"/>
+          <w:spacing w:val="0"/>
+          <w:effect w:val="none"/>
+        </w:rPr>
+      </w:pPr>
+      <w:r>
+        <w:rPr>
+          <w:caps w:val="false"/>
+          <w:smallCaps w:val="false"/>
+          <w:strike w:val="false"/>
+          <w:dstrike w:val="false"/>
+          <w:spacing w:val="0"/>
+          <w:effect w:val="none"/>
+        </w:rPr>
+      </w:r>
+    </w:p>
+    <w:p>
+      <w:pPr>
+        <w:pStyle w:val="LOnormal"/>
+        <w:numPr>
+          <w:ilvl w:val="0"/>
+          <w:numId w:val="0"/>
+        </w:numPr>
+        <w:shd w:val="clear" w:fill="FFFFFF"/>
+        <w:spacing w:lineRule="auto" w:line="240" w:beforeAutospacing="0" w:before="0" w:afterAutospacing="0" w:after="0"/>
+        <w:ind w:left="0" w:hanging="0"/>
+        <w:rPr>
+          <w:rFonts w:ascii="Trebuchet MS" w:hAnsi="Trebuchet MS" w:eastAsia="Arial" w:cs="Arial"/>
+          <w:b w:val="false"/>
+          <w:b w:val="false"/>
+          <w:bCs w:val="false"/>
+          <w:i w:val="false"/>
+          <w:i w:val="false"/>
+          <w:iCs w:val="false"/>
+          <w:color w:val="auto"/>
+          <w:kern w:val="0"/>
+          <w:sz w:val="24"/>
+          <w:szCs w:val="24"/>
+          <w:u w:val="none"/>
+          <w:lang w:val="fr-FR" w:eastAsia="zh-CN" w:bidi="hi-IN"/>
+        </w:rPr>
+      </w:pPr>
+      <w:r>
+        <w:rPr>
+          <w:rFonts w:eastAsia="Arial" w:cs="Arial" w:ascii="Trebuchet MS" w:hAnsi="Trebuchet MS"/>
+          <w:b w:val="false"/>
+          <w:bCs w:val="false"/>
+          <w:i w:val="false"/>
+          <w:iCs w:val="false"/>
+          <w:caps w:val="false"/>
+          <w:smallCaps w:val="false"/>
+          <w:strike w:val="false"/>
+          <w:dstrike w:val="false"/>
+          <w:color w:val="auto"/>
+          <w:spacing w:val="0"/>
+          <w:kern w:val="0"/>
+          <w:sz w:val="24"/>
+          <w:szCs w:val="24"/>
+          <w:u w:val="none"/>
+          <w:effect w:val="none"/>
+          <w:lang w:val="fr-FR" w:eastAsia="zh-CN" w:bidi="hi-IN"/>
+        </w:rPr>
+        <w:t>- Dans un premier temps, d’un point de vue technique. Comment faire pour estimer les temps sur les tâches en sachant qu’il n’y a que 4 grandes tâches et donc un contexte assez vague.</w:t>
+      </w:r>
+    </w:p>
+    <w:p>
+      <w:pPr>
+        <w:pStyle w:val="LOnormal"/>
+        <w:numPr>
+          <w:ilvl w:val="0"/>
+          <w:numId w:val="0"/>
+        </w:numPr>
+        <w:shd w:val="clear" w:fill="FFFFFF"/>
+        <w:spacing w:lineRule="auto" w:line="240" w:beforeAutospacing="0" w:before="0" w:afterAutospacing="0" w:after="0"/>
+        <w:ind w:left="0" w:hanging="0"/>
+        <w:rPr>
+          <w:rFonts w:ascii="Trebuchet MS" w:hAnsi="Trebuchet MS" w:eastAsia="Arial" w:cs="Arial"/>
+          <w:b w:val="false"/>
+          <w:b w:val="false"/>
+          <w:bCs w:val="false"/>
+          <w:i w:val="false"/>
+          <w:i w:val="false"/>
+          <w:iCs w:val="false"/>
+          <w:color w:val="auto"/>
+          <w:kern w:val="0"/>
+          <w:sz w:val="24"/>
+          <w:szCs w:val="24"/>
+          <w:u w:val="none"/>
+          <w:lang w:val="fr-FR" w:eastAsia="zh-CN" w:bidi="hi-IN"/>
+        </w:rPr>
+      </w:pPr>
+      <w:r>
+        <w:rPr>
+          <w:rFonts w:eastAsia="Arial" w:cs="Arial" w:ascii="Trebuchet MS" w:hAnsi="Trebuchet MS"/>
+          <w:b w:val="false"/>
+          <w:bCs w:val="false"/>
+          <w:i w:val="false"/>
+          <w:iCs w:val="false"/>
+          <w:caps w:val="false"/>
+          <w:smallCaps w:val="false"/>
+          <w:strike w:val="false"/>
+          <w:dstrike w:val="false"/>
+          <w:color w:val="auto"/>
+          <w:spacing w:val="0"/>
+          <w:kern w:val="0"/>
+          <w:sz w:val="24"/>
+          <w:szCs w:val="24"/>
+          <w:u w:val="none"/>
+          <w:effect w:val="none"/>
+          <w:lang w:val="fr-FR" w:eastAsia="zh-CN" w:bidi="hi-IN"/>
+        </w:rPr>
+        <w:t>L’idée pour concurrencer ce problème, a été de diviser chaque grande tâche en sous-tâche afin de faciliter l’appréciation de celles-ci et d’avoir une facilité d’estimation.</w:t>
+      </w:r>
+    </w:p>
+    <w:p>
+      <w:pPr>
+        <w:pStyle w:val="LOnormal"/>
+        <w:numPr>
+          <w:ilvl w:val="0"/>
+          <w:numId w:val="0"/>
+        </w:numPr>
+        <w:shd w:val="clear" w:fill="FFFFFF"/>
+        <w:spacing w:lineRule="auto" w:line="240" w:beforeAutospacing="0" w:before="0" w:afterAutospacing="0" w:after="0"/>
+        <w:ind w:left="0" w:hanging="0"/>
+        <w:rPr>
+          <w:caps w:val="false"/>
+          <w:smallCaps w:val="false"/>
+          <w:strike w:val="false"/>
+          <w:dstrike w:val="false"/>
+          <w:spacing w:val="0"/>
+          <w:effect w:val="none"/>
+        </w:rPr>
+      </w:pPr>
+      <w:r>
+        <w:rPr>
+          <w:caps w:val="false"/>
+          <w:smallCaps w:val="false"/>
+          <w:strike w:val="false"/>
+          <w:dstrike w:val="false"/>
+          <w:spacing w:val="0"/>
+          <w:effect w:val="none"/>
+        </w:rPr>
+      </w:r>
+    </w:p>
+    <w:p>
+      <w:pPr>
+        <w:pStyle w:val="LOnormal"/>
+        <w:numPr>
+          <w:ilvl w:val="0"/>
+          <w:numId w:val="0"/>
+        </w:numPr>
+        <w:shd w:val="clear" w:fill="FFFFFF"/>
+        <w:spacing w:lineRule="auto" w:line="240" w:beforeAutospacing="0" w:before="0" w:afterAutospacing="0" w:after="0"/>
+        <w:ind w:left="0" w:hanging="0"/>
+        <w:rPr>
+          <w:rFonts w:ascii="Trebuchet MS" w:hAnsi="Trebuchet MS" w:eastAsia="Arial" w:cs="Arial"/>
+          <w:b w:val="false"/>
+          <w:b w:val="false"/>
+          <w:bCs w:val="false"/>
+          <w:i w:val="false"/>
+          <w:i w:val="false"/>
+          <w:iCs w:val="false"/>
+          <w:color w:val="auto"/>
+          <w:kern w:val="0"/>
+          <w:sz w:val="24"/>
+          <w:szCs w:val="24"/>
+          <w:u w:val="none"/>
+          <w:lang w:val="fr-FR" w:eastAsia="zh-CN" w:bidi="hi-IN"/>
+        </w:rPr>
+      </w:pPr>
+      <w:r>
+        <w:rPr>
+          <w:rFonts w:eastAsia="Arial" w:cs="Arial" w:ascii="Trebuchet MS" w:hAnsi="Trebuchet MS"/>
+          <w:b w:val="false"/>
+          <w:bCs w:val="false"/>
+          <w:i w:val="false"/>
+          <w:iCs w:val="false"/>
+          <w:caps w:val="false"/>
+          <w:smallCaps w:val="false"/>
+          <w:strike w:val="false"/>
+          <w:dstrike w:val="false"/>
+          <w:color w:val="auto"/>
+          <w:spacing w:val="0"/>
+          <w:kern w:val="0"/>
+          <w:sz w:val="24"/>
+          <w:szCs w:val="24"/>
+          <w:u w:val="none"/>
+          <w:effect w:val="none"/>
+          <w:lang w:val="fr-FR" w:eastAsia="zh-CN" w:bidi="hi-IN"/>
+        </w:rPr>
+        <w:t>- Dans un second temps, d’un point de vue coût. L’idée étant de mettre en place une estimation des coûts sur un potentiel outil cloud, car pas encore décidé. De plus, le poste n’étant pas encore créé, il est difficile de donner des estimations de coûts précises.</w:t>
+      </w:r>
+    </w:p>
+    <w:p>
+      <w:pPr>
+        <w:pStyle w:val="LOnormal"/>
+        <w:numPr>
+          <w:ilvl w:val="0"/>
+          <w:numId w:val="0"/>
+        </w:numPr>
+        <w:shd w:val="clear" w:fill="FFFFFF"/>
+        <w:spacing w:lineRule="auto" w:line="240" w:beforeAutospacing="0" w:before="0" w:afterAutospacing="0" w:after="0"/>
+        <w:ind w:left="0" w:hanging="0"/>
+        <w:rPr>
+          <w:rFonts w:ascii="Trebuchet MS" w:hAnsi="Trebuchet MS" w:eastAsia="Arial" w:cs="Arial"/>
+          <w:b w:val="false"/>
+          <w:b w:val="false"/>
+          <w:bCs w:val="false"/>
+          <w:i w:val="false"/>
+          <w:i w:val="false"/>
+          <w:iCs w:val="false"/>
+          <w:color w:val="auto"/>
+          <w:kern w:val="0"/>
+          <w:sz w:val="24"/>
+          <w:szCs w:val="24"/>
+          <w:u w:val="none"/>
+          <w:lang w:val="fr-FR" w:eastAsia="zh-CN" w:bidi="hi-IN"/>
+        </w:rPr>
+      </w:pPr>
+      <w:r>
+        <w:rPr>
+          <w:rFonts w:eastAsia="Arial" w:cs="Arial" w:ascii="Trebuchet MS" w:hAnsi="Trebuchet MS"/>
+          <w:b w:val="false"/>
+          <w:bCs w:val="false"/>
+          <w:i w:val="false"/>
+          <w:iCs w:val="false"/>
+          <w:caps w:val="false"/>
+          <w:smallCaps w:val="false"/>
+          <w:strike w:val="false"/>
+          <w:dstrike w:val="false"/>
+          <w:color w:val="auto"/>
+          <w:spacing w:val="0"/>
+          <w:kern w:val="0"/>
+          <w:sz w:val="24"/>
+          <w:szCs w:val="24"/>
+          <w:u w:val="none"/>
+          <w:effect w:val="none"/>
+          <w:lang w:val="fr-FR" w:eastAsia="zh-CN" w:bidi="hi-IN"/>
+        </w:rPr>
+        <w:t>L’idée est donc de fixer un TJM estimatif pour essayer de gérer les coûts sur sa base et de définir un cloud provider pour définir des coûts basés sur celui-ci.</w:t>
+      </w:r>
+    </w:p>
+    <w:p>
+      <w:pPr>
+        <w:pStyle w:val="LOnormal"/>
+        <w:numPr>
+          <w:ilvl w:val="0"/>
+          <w:numId w:val="0"/>
+        </w:numPr>
+        <w:shd w:val="clear" w:fill="FFFFFF"/>
+        <w:spacing w:lineRule="auto" w:line="240" w:beforeAutospacing="0" w:before="0" w:afterAutospacing="0" w:after="0"/>
+        <w:ind w:left="0" w:hanging="0"/>
+        <w:rPr>
+          <w:caps w:val="false"/>
+          <w:smallCaps w:val="false"/>
+          <w:strike w:val="false"/>
+          <w:dstrike w:val="false"/>
+          <w:spacing w:val="0"/>
+          <w:effect w:val="none"/>
+        </w:rPr>
+      </w:pPr>
+      <w:r>
+        <w:rPr>
+          <w:caps w:val="false"/>
+          <w:smallCaps w:val="false"/>
+          <w:strike w:val="false"/>
+          <w:dstrike w:val="false"/>
+          <w:spacing w:val="0"/>
+          <w:effect w:val="none"/>
+        </w:rPr>
+      </w:r>
+    </w:p>
+    <w:p>
+      <w:pPr>
+        <w:pStyle w:val="LOnormal"/>
+        <w:numPr>
+          <w:ilvl w:val="0"/>
+          <w:numId w:val="0"/>
+        </w:numPr>
+        <w:shd w:val="clear" w:fill="FFFFFF"/>
+        <w:spacing w:lineRule="auto" w:line="240" w:beforeAutospacing="0" w:before="0" w:afterAutospacing="0" w:after="0"/>
+        <w:ind w:left="0" w:hanging="0"/>
+        <w:rPr>
+          <w:rFonts w:ascii="Trebuchet MS" w:hAnsi="Trebuchet MS" w:eastAsia="Arial" w:cs="Arial"/>
+          <w:b w:val="false"/>
+          <w:b w:val="false"/>
+          <w:bCs w:val="false"/>
+          <w:i w:val="false"/>
+          <w:i w:val="false"/>
+          <w:iCs w:val="false"/>
+          <w:color w:val="auto"/>
+          <w:kern w:val="0"/>
+          <w:sz w:val="24"/>
+          <w:szCs w:val="24"/>
+          <w:u w:val="none"/>
+          <w:lang w:val="fr-FR" w:eastAsia="zh-CN" w:bidi="hi-IN"/>
+        </w:rPr>
+      </w:pPr>
+      <w:r>
+        <w:rPr>
+          <w:rFonts w:eastAsia="Arial" w:cs="Arial" w:ascii="Trebuchet MS" w:hAnsi="Trebuchet MS"/>
+          <w:b w:val="false"/>
+          <w:bCs w:val="false"/>
+          <w:i w:val="false"/>
+          <w:iCs w:val="false"/>
+          <w:caps w:val="false"/>
+          <w:smallCaps w:val="false"/>
+          <w:strike w:val="false"/>
+          <w:dstrike w:val="false"/>
+          <w:color w:val="auto"/>
+          <w:spacing w:val="0"/>
+          <w:kern w:val="0"/>
+          <w:sz w:val="24"/>
+          <w:szCs w:val="24"/>
+          <w:u w:val="none"/>
+          <w:effect w:val="none"/>
+          <w:lang w:val="fr-FR" w:eastAsia="zh-CN" w:bidi="hi-IN"/>
+        </w:rPr>
+        <w:t>- Dans un troisième temps, comment avoir du recul sur le chatbot une fois passé en MVP. Pour validation du POC, il y a eu une première présentation du projet, maintenant, comment faire pour avoir des retours sur le chatbot une fois déployé en production.</w:t>
+      </w:r>
+    </w:p>
+    <w:p>
+      <w:pPr>
+        <w:pStyle w:val="LOnormal"/>
+        <w:numPr>
+          <w:ilvl w:val="0"/>
+          <w:numId w:val="0"/>
+        </w:numPr>
+        <w:shd w:val="clear" w:fill="FFFFFF"/>
+        <w:spacing w:lineRule="auto" w:line="240" w:beforeAutospacing="0" w:before="0" w:afterAutospacing="0" w:after="0"/>
+        <w:ind w:left="0" w:hanging="0"/>
+        <w:rPr>
+          <w:rFonts w:ascii="Trebuchet MS" w:hAnsi="Trebuchet MS" w:eastAsia="Arial" w:cs="Arial"/>
+          <w:b w:val="false"/>
+          <w:b w:val="false"/>
+          <w:bCs w:val="false"/>
+          <w:i w:val="false"/>
+          <w:i w:val="false"/>
+          <w:iCs w:val="false"/>
+          <w:color w:val="auto"/>
+          <w:kern w:val="0"/>
+          <w:sz w:val="24"/>
+          <w:szCs w:val="24"/>
+          <w:u w:val="none"/>
+          <w:lang w:val="fr-FR" w:eastAsia="zh-CN" w:bidi="hi-IN"/>
+        </w:rPr>
+      </w:pPr>
+      <w:r>
+        <w:rPr>
+          <w:rFonts w:eastAsia="Arial" w:cs="Arial" w:ascii="Trebuchet MS" w:hAnsi="Trebuchet MS"/>
+          <w:b w:val="false"/>
+          <w:bCs w:val="false"/>
+          <w:i w:val="false"/>
+          <w:iCs w:val="false"/>
+          <w:caps w:val="false"/>
+          <w:smallCaps w:val="false"/>
+          <w:strike w:val="false"/>
+          <w:dstrike w:val="false"/>
+          <w:color w:val="auto"/>
+          <w:spacing w:val="0"/>
+          <w:kern w:val="0"/>
+          <w:sz w:val="24"/>
+          <w:szCs w:val="24"/>
+          <w:u w:val="none"/>
+          <w:effect w:val="none"/>
+          <w:lang w:val="fr-FR" w:eastAsia="zh-CN" w:bidi="hi-IN"/>
+        </w:rPr>
+        <w:t>C’est au vu de ces problématiques que les outils de monitoring ont été définis et que la récupération de compléments d’informations des utilisateurs a été préconisé afin d’avoir plus de visibilité sur les axes d’amélioration du chatbot et de son utilisation.</w:t>
+      </w:r>
+    </w:p>
+    <w:p>
+      <w:pPr>
+        <w:pStyle w:val="Titre1"/>
+        <w:numPr>
+          <w:ilvl w:val="0"/>
+          <w:numId w:val="0"/>
+        </w:numPr>
+        <w:shd w:val="clear" w:fill="FFFFFF"/>
+        <w:spacing w:lineRule="auto" w:line="240" w:before="480" w:afterAutospacing="0" w:after="0"/>
+        <w:ind w:left="0" w:hanging="0"/>
+        <w:rPr>
           <w:sz w:val="30"/>
           <w:szCs w:val="30"/>
-          <w:u w:val="none"/>
-          <w:effect w:val="none"/>
-          <w:lang w:val="fr-FR" w:eastAsia="zh-CN" w:bidi="hi-IN"/>
-        </w:rPr>
-        <w:t xml:space="preserve">. </w:t>
-      </w:r>
+        </w:rPr>
+      </w:pPr>
       <w:r>
         <w:rPr>
           <w:rFonts w:eastAsia="Montserrat" w:cs="Montserrat" w:ascii="Trebuchet MS" w:hAnsi="Trebuchet MS"/>
@@ -9379,2200 +10131,7 @@
           <w:effect w:val="none"/>
           <w:lang w:val="fr-FR" w:eastAsia="zh-CN" w:bidi="hi-IN"/>
         </w:rPr>
-        <w:t>BILAN</w:t>
-      </w:r>
-      <w:r>
-        <w:rPr>
-          <w:rFonts w:eastAsia="Montserrat" w:cs="Montserrat" w:ascii="Trebuchet MS" w:hAnsi="Trebuchet MS"/>
-          <w:b/>
-          <w:bCs w:val="false"/>
-          <w:i w:val="false"/>
-          <w:iCs w:val="false"/>
-          <w:caps w:val="false"/>
-          <w:smallCaps w:val="false"/>
-          <w:strike w:val="false"/>
-          <w:dstrike w:val="false"/>
-          <w:color w:val="000000"/>
-          <w:spacing w:val="0"/>
-          <w:kern w:val="0"/>
-          <w:sz w:val="30"/>
-          <w:szCs w:val="30"/>
-          <w:u w:val="none"/>
-          <w:effect w:val="none"/>
-          <w:lang w:val="fr-FR" w:eastAsia="zh-CN" w:bidi="hi-IN"/>
-        </w:rPr>
-        <w:t> :</w:t>
-      </w:r>
-    </w:p>
-    <w:p>
-      <w:pPr>
-        <w:pStyle w:val="LOnormal"/>
-        <w:numPr>
-          <w:ilvl w:val="0"/>
-          <w:numId w:val="0"/>
-        </w:numPr>
-        <w:shd w:val="clear" w:fill="FFFFFF"/>
-        <w:spacing w:lineRule="auto" w:line="240" w:beforeAutospacing="0" w:before="0" w:afterAutospacing="0" w:after="0"/>
-        <w:ind w:left="0" w:hanging="0"/>
-        <w:rPr>
-          <w:b w:val="false"/>
-          <w:b w:val="false"/>
-        </w:rPr>
-      </w:pPr>
-      <w:r>
-        <w:rPr>
-          <w:rFonts w:eastAsia="Montserrat" w:cs="Montserrat" w:ascii="Trebuchet MS" w:hAnsi="Trebuchet MS"/>
-          <w:b w:val="false"/>
-          <w:bCs w:val="false"/>
-          <w:i w:val="false"/>
-          <w:iCs w:val="false"/>
-          <w:caps w:val="false"/>
-          <w:smallCaps w:val="false"/>
-          <w:strike w:val="false"/>
-          <w:dstrike w:val="false"/>
-          <w:color w:val="000000"/>
-          <w:spacing w:val="0"/>
-          <w:kern w:val="0"/>
-          <w:sz w:val="28"/>
-          <w:szCs w:val="28"/>
-          <w:u w:val="none"/>
-          <w:effect w:val="none"/>
-          <w:lang w:val="fr-FR" w:eastAsia="zh-CN" w:bidi="hi-IN"/>
-        </w:rPr>
-        <w:t>5</w:t>
-      </w:r>
-      <w:r>
-        <w:rPr>
-          <w:rFonts w:eastAsia="Montserrat" w:cs="Montserrat" w:ascii="Trebuchet MS" w:hAnsi="Trebuchet MS"/>
-          <w:b w:val="false"/>
-          <w:bCs w:val="false"/>
-          <w:i w:val="false"/>
-          <w:iCs w:val="false"/>
-          <w:caps w:val="false"/>
-          <w:smallCaps w:val="false"/>
-          <w:strike w:val="false"/>
-          <w:dstrike w:val="false"/>
-          <w:color w:val="000000"/>
-          <w:spacing w:val="0"/>
-          <w:kern w:val="0"/>
-          <w:sz w:val="28"/>
-          <w:szCs w:val="28"/>
-          <w:u w:val="none"/>
-          <w:effect w:val="none"/>
-          <w:lang w:val="fr-FR" w:eastAsia="zh-CN" w:bidi="hi-IN"/>
-        </w:rPr>
-        <w:t xml:space="preserve">.1 </w:t>
-      </w:r>
-      <w:r>
-        <w:rPr>
-          <w:rFonts w:eastAsia="Montserrat" w:cs="Montserrat" w:ascii="Trebuchet MS" w:hAnsi="Trebuchet MS"/>
-          <w:b w:val="false"/>
-          <w:bCs w:val="false"/>
-          <w:i w:val="false"/>
-          <w:iCs w:val="false"/>
-          <w:caps w:val="false"/>
-          <w:smallCaps w:val="false"/>
-          <w:strike w:val="false"/>
-          <w:dstrike w:val="false"/>
-          <w:color w:val="000000"/>
-          <w:spacing w:val="0"/>
-          <w:kern w:val="0"/>
-          <w:sz w:val="28"/>
-          <w:szCs w:val="28"/>
-          <w:u w:val="none"/>
-          <w:effect w:val="none"/>
-          <w:lang w:val="fr-FR" w:eastAsia="zh-CN" w:bidi="hi-IN"/>
-        </w:rPr>
-        <w:t>Rappel des étapes clés du POC au MVP</w:t>
-      </w:r>
-    </w:p>
-    <w:p>
-      <w:pPr>
-        <w:pStyle w:val="LOnormal"/>
-        <w:numPr>
-          <w:ilvl w:val="0"/>
-          <w:numId w:val="0"/>
-        </w:numPr>
-        <w:shd w:val="clear" w:fill="FFFFFF"/>
-        <w:spacing w:lineRule="auto" w:line="240" w:beforeAutospacing="0" w:before="0" w:afterAutospacing="0" w:after="0"/>
-        <w:ind w:left="0" w:hanging="0"/>
-        <w:rPr>
-          <w:b w:val="false"/>
-          <w:b w:val="false"/>
-        </w:rPr>
-      </w:pPr>
-      <w:r>
-        <w:rPr>
-          <w:rFonts w:eastAsia="Montserrat" w:cs="Montserrat" w:ascii="Trebuchet MS" w:hAnsi="Trebuchet MS"/>
-          <w:color w:val="000000"/>
-          <w:sz w:val="22"/>
-          <w:szCs w:val="22"/>
-        </w:rPr>
-      </w:r>
-    </w:p>
-    <w:p>
-      <w:pPr>
-        <w:pStyle w:val="Corpsdetexte"/>
-        <w:numPr>
-          <w:ilvl w:val="0"/>
-          <w:numId w:val="0"/>
-        </w:numPr>
-        <w:shd w:val="clear" w:fill="FFFFFF"/>
-        <w:spacing w:lineRule="auto" w:line="240" w:beforeAutospacing="0" w:before="0" w:afterAutospacing="0" w:after="0"/>
-        <w:ind w:left="0" w:hanging="0"/>
-        <w:rPr>
-          <w:rFonts w:ascii="Trebuchet MS" w:hAnsi="Trebuchet MS" w:eastAsia="Montserrat" w:cs="Montserrat"/>
-          <w:color w:val="000000"/>
-          <w:sz w:val="22"/>
-          <w:szCs w:val="22"/>
-        </w:rPr>
-      </w:pPr>
-      <w:r>
-        <w:rPr>
-          <w:rFonts w:eastAsia="Montserrat" w:cs="Montserrat" w:ascii="Trebuchet MS" w:hAnsi="Trebuchet MS"/>
-          <w:b w:val="false"/>
-          <w:bCs w:val="false"/>
-          <w:i w:val="false"/>
-          <w:iCs w:val="false"/>
-          <w:caps w:val="false"/>
-          <w:smallCaps w:val="false"/>
-          <w:strike w:val="false"/>
-          <w:dstrike w:val="false"/>
-          <w:color w:val="000000"/>
-          <w:spacing w:val="0"/>
-          <w:kern w:val="0"/>
-          <w:sz w:val="24"/>
-          <w:szCs w:val="24"/>
-          <w:u w:val="none"/>
-          <w:effect w:val="none"/>
-          <w:lang w:val="fr-FR" w:eastAsia="zh-CN" w:bidi="hi-IN"/>
-        </w:rPr>
-        <w:t xml:space="preserve">Le projet a débuté par une phase de </w:t>
-      </w:r>
-      <w:r>
-        <w:rPr>
-          <w:rStyle w:val="Accentuationforte"/>
-          <w:rFonts w:eastAsia="Montserrat" w:cs="Montserrat" w:ascii="Trebuchet MS" w:hAnsi="Trebuchet MS"/>
-          <w:b w:val="false"/>
-          <w:bCs w:val="false"/>
-          <w:i w:val="false"/>
-          <w:iCs w:val="false"/>
-          <w:caps w:val="false"/>
-          <w:smallCaps w:val="false"/>
-          <w:strike w:val="false"/>
-          <w:dstrike w:val="false"/>
-          <w:color w:val="000000"/>
-          <w:spacing w:val="0"/>
-          <w:kern w:val="0"/>
-          <w:sz w:val="24"/>
-          <w:szCs w:val="24"/>
-          <w:u w:val="none"/>
-          <w:effect w:val="none"/>
-          <w:lang w:val="fr-FR" w:eastAsia="zh-CN" w:bidi="hi-IN"/>
-        </w:rPr>
-        <w:t>POC (Proof of Concept)</w:t>
-      </w:r>
-      <w:r>
-        <w:rPr>
-          <w:rFonts w:eastAsia="Montserrat" w:cs="Montserrat" w:ascii="Trebuchet MS" w:hAnsi="Trebuchet MS"/>
-          <w:b w:val="false"/>
-          <w:bCs w:val="false"/>
-          <w:i w:val="false"/>
-          <w:iCs w:val="false"/>
-          <w:caps w:val="false"/>
-          <w:smallCaps w:val="false"/>
-          <w:strike w:val="false"/>
-          <w:dstrike w:val="false"/>
-          <w:color w:val="000000"/>
-          <w:spacing w:val="0"/>
-          <w:kern w:val="0"/>
-          <w:sz w:val="24"/>
-          <w:szCs w:val="24"/>
-          <w:u w:val="none"/>
-          <w:effect w:val="none"/>
-          <w:lang w:val="fr-FR" w:eastAsia="zh-CN" w:bidi="hi-IN"/>
-        </w:rPr>
-        <w:t xml:space="preserve"> visant à valider la faisabilité technique du chatbot et la pertinence de l’utilisation des données issues d’OpenAgenda pour la recommandation d’événements culturels.</w:t>
-      </w:r>
-    </w:p>
-    <w:p>
-      <w:pPr>
-        <w:pStyle w:val="Corpsdetexte"/>
-        <w:rPr>
-          <w:rFonts w:ascii="Trebuchet MS" w:hAnsi="Trebuchet MS"/>
-          <w:b w:val="false"/>
-          <w:b w:val="false"/>
-          <w:bCs w:val="false"/>
-          <w:i w:val="false"/>
-          <w:i w:val="false"/>
-          <w:iCs w:val="false"/>
-          <w:sz w:val="24"/>
-          <w:szCs w:val="24"/>
-          <w:u w:val="none"/>
-        </w:rPr>
-      </w:pPr>
-      <w:r>
-        <w:rPr>
-          <w:rFonts w:ascii="Trebuchet MS" w:hAnsi="Trebuchet MS"/>
-          <w:b w:val="false"/>
-          <w:bCs w:val="false"/>
-          <w:i w:val="false"/>
-          <w:iCs w:val="false"/>
-          <w:sz w:val="24"/>
-          <w:szCs w:val="24"/>
-          <w:u w:val="none"/>
-        </w:rPr>
-        <w:t>Cette première étape a permis de :</w:t>
-      </w:r>
-    </w:p>
-    <w:p>
-      <w:pPr>
-        <w:pStyle w:val="Corpsdetexte"/>
-        <w:rPr>
-          <w:rFonts w:ascii="Trebuchet MS" w:hAnsi="Trebuchet MS"/>
-          <w:b w:val="false"/>
-          <w:b w:val="false"/>
-          <w:bCs w:val="false"/>
-          <w:i w:val="false"/>
-          <w:i w:val="false"/>
-          <w:iCs w:val="false"/>
-          <w:sz w:val="24"/>
-          <w:szCs w:val="24"/>
-          <w:u w:val="none"/>
-        </w:rPr>
-      </w:pPr>
-      <w:r>
-        <w:rPr>
-          <w:rFonts w:ascii="Trebuchet MS" w:hAnsi="Trebuchet MS"/>
-          <w:b w:val="false"/>
-          <w:bCs w:val="false"/>
-          <w:i w:val="false"/>
-          <w:iCs w:val="false"/>
-          <w:sz w:val="24"/>
-          <w:szCs w:val="24"/>
-          <w:u w:val="none"/>
-        </w:rPr>
-        <w:t xml:space="preserve">- </w:t>
-      </w:r>
-      <w:r>
-        <w:rPr>
-          <w:rFonts w:ascii="Trebuchet MS" w:hAnsi="Trebuchet MS"/>
-          <w:b w:val="false"/>
-          <w:bCs w:val="false"/>
-          <w:i w:val="false"/>
-          <w:iCs w:val="false"/>
-          <w:sz w:val="24"/>
-          <w:szCs w:val="24"/>
-          <w:u w:val="none"/>
-        </w:rPr>
-        <w:t>C</w:t>
-      </w:r>
-      <w:r>
-        <w:rPr>
-          <w:rFonts w:ascii="Trebuchet MS" w:hAnsi="Trebuchet MS"/>
-          <w:b w:val="false"/>
-          <w:bCs w:val="false"/>
-          <w:i w:val="false"/>
-          <w:iCs w:val="false"/>
-          <w:sz w:val="24"/>
-          <w:szCs w:val="24"/>
-          <w:u w:val="none"/>
-        </w:rPr>
-        <w:t>onfirmer la capacité du chatbot à interroger une API externe,</w:t>
-      </w:r>
-    </w:p>
-    <w:p>
-      <w:pPr>
-        <w:pStyle w:val="Corpsdetexte"/>
-        <w:rPr>
-          <w:rFonts w:ascii="Trebuchet MS" w:hAnsi="Trebuchet MS"/>
-          <w:b w:val="false"/>
-          <w:b w:val="false"/>
-          <w:bCs w:val="false"/>
-          <w:i w:val="false"/>
-          <w:i w:val="false"/>
-          <w:iCs w:val="false"/>
-          <w:sz w:val="24"/>
-          <w:szCs w:val="24"/>
-          <w:u w:val="none"/>
-        </w:rPr>
-      </w:pPr>
-      <w:r>
-        <w:rPr>
-          <w:rFonts w:ascii="Trebuchet MS" w:hAnsi="Trebuchet MS"/>
-          <w:b w:val="false"/>
-          <w:bCs w:val="false"/>
-          <w:i w:val="false"/>
-          <w:iCs w:val="false"/>
-          <w:sz w:val="24"/>
-          <w:szCs w:val="24"/>
-          <w:u w:val="none"/>
-        </w:rPr>
-        <w:t xml:space="preserve">- </w:t>
-      </w:r>
-      <w:r>
-        <w:rPr>
-          <w:rFonts w:ascii="Trebuchet MS" w:hAnsi="Trebuchet MS"/>
-          <w:b w:val="false"/>
-          <w:bCs w:val="false"/>
-          <w:i w:val="false"/>
-          <w:iCs w:val="false"/>
-          <w:sz w:val="24"/>
-          <w:szCs w:val="24"/>
-          <w:u w:val="none"/>
-        </w:rPr>
-        <w:t>T</w:t>
-      </w:r>
-      <w:r>
-        <w:rPr>
-          <w:rFonts w:ascii="Trebuchet MS" w:hAnsi="Trebuchet MS"/>
-          <w:b w:val="false"/>
-          <w:bCs w:val="false"/>
-          <w:i w:val="false"/>
-          <w:iCs w:val="false"/>
-          <w:sz w:val="24"/>
-          <w:szCs w:val="24"/>
-          <w:u w:val="none"/>
-        </w:rPr>
-        <w:t>ester un premier pipeline de traitement et de restitution des données,</w:t>
-      </w:r>
-    </w:p>
-    <w:p>
-      <w:pPr>
-        <w:pStyle w:val="Corpsdetexte"/>
-        <w:rPr>
-          <w:rFonts w:ascii="Trebuchet MS" w:hAnsi="Trebuchet MS"/>
-          <w:b w:val="false"/>
-          <w:b w:val="false"/>
-          <w:bCs w:val="false"/>
-          <w:i w:val="false"/>
-          <w:i w:val="false"/>
-          <w:iCs w:val="false"/>
-          <w:sz w:val="24"/>
-          <w:szCs w:val="24"/>
-          <w:u w:val="none"/>
-        </w:rPr>
-      </w:pPr>
-      <w:r>
-        <w:rPr>
-          <w:rFonts w:ascii="Trebuchet MS" w:hAnsi="Trebuchet MS"/>
-          <w:b w:val="false"/>
-          <w:bCs w:val="false"/>
-          <w:i w:val="false"/>
-          <w:iCs w:val="false"/>
-          <w:sz w:val="24"/>
-          <w:szCs w:val="24"/>
-          <w:u w:val="none"/>
-        </w:rPr>
-        <w:t xml:space="preserve">- </w:t>
-      </w:r>
-      <w:r>
-        <w:rPr>
-          <w:rFonts w:ascii="Trebuchet MS" w:hAnsi="Trebuchet MS"/>
-          <w:b w:val="false"/>
-          <w:bCs w:val="false"/>
-          <w:i w:val="false"/>
-          <w:iCs w:val="false"/>
-          <w:sz w:val="24"/>
-          <w:szCs w:val="24"/>
-          <w:u w:val="none"/>
-        </w:rPr>
-        <w:t>V</w:t>
-      </w:r>
-      <w:r>
-        <w:rPr>
-          <w:rFonts w:ascii="Trebuchet MS" w:hAnsi="Trebuchet MS"/>
-          <w:b w:val="false"/>
-          <w:bCs w:val="false"/>
-          <w:i w:val="false"/>
-          <w:iCs w:val="false"/>
-          <w:sz w:val="24"/>
-          <w:szCs w:val="24"/>
-          <w:u w:val="none"/>
-        </w:rPr>
-        <w:t>alider l’intérêt fonctionnel auprès des équipes.</w:t>
-      </w:r>
-    </w:p>
-    <w:p>
-      <w:pPr>
-        <w:pStyle w:val="Corpsdetexte"/>
-        <w:rPr/>
-      </w:pPr>
-      <w:r>
-        <w:rPr>
-          <w:rFonts w:ascii="Trebuchet MS" w:hAnsi="Trebuchet MS"/>
-          <w:b w:val="false"/>
-          <w:bCs w:val="false"/>
-          <w:i w:val="false"/>
-          <w:iCs w:val="false"/>
-          <w:sz w:val="24"/>
-          <w:szCs w:val="24"/>
-          <w:u w:val="none"/>
-        </w:rPr>
-        <w:t xml:space="preserve">À l’issue du POC, une phase d’analyse des besoins a été menée afin d’identifier les évolutions nécessaires au passage vers un </w:t>
-      </w:r>
-      <w:r>
-        <w:rPr>
-          <w:rStyle w:val="Accentuationforte"/>
-          <w:rFonts w:ascii="Trebuchet MS" w:hAnsi="Trebuchet MS"/>
-          <w:b w:val="false"/>
-          <w:bCs w:val="false"/>
-          <w:i w:val="false"/>
-          <w:iCs w:val="false"/>
-          <w:sz w:val="24"/>
-          <w:szCs w:val="24"/>
-          <w:u w:val="none"/>
-        </w:rPr>
-        <w:t>MVP (Minimum Viable Product)</w:t>
-      </w:r>
-      <w:r>
-        <w:rPr>
-          <w:rFonts w:ascii="Trebuchet MS" w:hAnsi="Trebuchet MS"/>
-          <w:b w:val="false"/>
-          <w:bCs w:val="false"/>
-          <w:i w:val="false"/>
-          <w:iCs w:val="false"/>
-          <w:sz w:val="24"/>
-          <w:szCs w:val="24"/>
-          <w:u w:val="none"/>
-        </w:rPr>
-        <w:t xml:space="preserve">. Cette phase s’est appuyée sur des retours utilisateurs internes et sur l’anticipation des </w:t>
-      </w:r>
-      <w:r>
-        <w:rPr>
-          <w:rFonts w:ascii="Trebuchet MS" w:hAnsi="Trebuchet MS"/>
-          <w:b w:val="false"/>
-          <w:bCs w:val="false"/>
-          <w:i w:val="false"/>
-          <w:iCs w:val="false"/>
-          <w:sz w:val="24"/>
-          <w:szCs w:val="24"/>
-          <w:u w:val="none"/>
-        </w:rPr>
-        <w:t>futurs usages</w:t>
-      </w:r>
-      <w:r>
-        <w:rPr>
-          <w:rFonts w:ascii="Trebuchet MS" w:hAnsi="Trebuchet MS"/>
-          <w:b w:val="false"/>
-          <w:bCs w:val="false"/>
-          <w:i w:val="false"/>
-          <w:iCs w:val="false"/>
-          <w:sz w:val="24"/>
-          <w:szCs w:val="24"/>
-          <w:u w:val="none"/>
-        </w:rPr>
-        <w:t>.</w:t>
-      </w:r>
-    </w:p>
-    <w:p>
-      <w:pPr>
-        <w:pStyle w:val="Corpsdetexte"/>
-        <w:rPr/>
-      </w:pPr>
-      <w:r>
-        <w:rPr>
-          <w:rFonts w:ascii="Trebuchet MS" w:hAnsi="Trebuchet MS"/>
-          <w:b w:val="false"/>
-          <w:bCs w:val="false"/>
-          <w:i w:val="false"/>
-          <w:iCs w:val="false"/>
-          <w:sz w:val="24"/>
-          <w:szCs w:val="24"/>
-          <w:u w:val="none"/>
-        </w:rPr>
-        <w:t>Le passage du POC au MVP s’est traduit par :</w:t>
-      </w:r>
-    </w:p>
-    <w:p>
-      <w:pPr>
-        <w:pStyle w:val="Corpsdetexte"/>
-        <w:rPr/>
-      </w:pPr>
-      <w:r>
-        <w:rPr>
-          <w:rFonts w:ascii="Trebuchet MS" w:hAnsi="Trebuchet MS"/>
-          <w:b w:val="false"/>
-          <w:bCs w:val="false"/>
-          <w:i w:val="false"/>
-          <w:iCs w:val="false"/>
-          <w:sz w:val="24"/>
-          <w:szCs w:val="24"/>
-          <w:u w:val="none"/>
-        </w:rPr>
-        <w:t xml:space="preserve">- </w:t>
-      </w:r>
-      <w:r>
-        <w:rPr>
-          <w:rFonts w:ascii="Trebuchet MS" w:hAnsi="Trebuchet MS"/>
-          <w:b w:val="false"/>
-          <w:bCs w:val="false"/>
-          <w:i w:val="false"/>
-          <w:iCs w:val="false"/>
-          <w:sz w:val="24"/>
-          <w:szCs w:val="24"/>
-          <w:u w:val="none"/>
-        </w:rPr>
-        <w:t>L</w:t>
-      </w:r>
-      <w:r>
-        <w:rPr>
-          <w:rFonts w:ascii="Trebuchet MS" w:hAnsi="Trebuchet MS"/>
-          <w:b w:val="false"/>
-          <w:bCs w:val="false"/>
-          <w:i w:val="false"/>
-          <w:iCs w:val="false"/>
-          <w:sz w:val="24"/>
-          <w:szCs w:val="24"/>
-          <w:u w:val="none"/>
-        </w:rPr>
-        <w:t xml:space="preserve">a formalisation d’un </w:t>
-      </w:r>
-      <w:r>
-        <w:rPr>
-          <w:rStyle w:val="Accentuationforte"/>
-          <w:rFonts w:ascii="Trebuchet MS" w:hAnsi="Trebuchet MS"/>
-          <w:b w:val="false"/>
-          <w:bCs w:val="false"/>
-          <w:i w:val="false"/>
-          <w:iCs w:val="false"/>
-          <w:sz w:val="24"/>
-          <w:szCs w:val="24"/>
-          <w:u w:val="none"/>
-        </w:rPr>
-        <w:t>macro backlog fonctionnel</w:t>
-      </w:r>
-      <w:r>
-        <w:rPr>
-          <w:rFonts w:ascii="Trebuchet MS" w:hAnsi="Trebuchet MS"/>
-          <w:b w:val="false"/>
-          <w:bCs w:val="false"/>
-          <w:i w:val="false"/>
-          <w:iCs w:val="false"/>
-          <w:sz w:val="24"/>
-          <w:szCs w:val="24"/>
-          <w:u w:val="none"/>
-        </w:rPr>
-        <w:t>,</w:t>
-      </w:r>
-    </w:p>
-    <w:p>
-      <w:pPr>
-        <w:pStyle w:val="Corpsdetexte"/>
-        <w:rPr/>
-      </w:pPr>
-      <w:r>
-        <w:rPr>
-          <w:rFonts w:ascii="Trebuchet MS" w:hAnsi="Trebuchet MS"/>
-          <w:b w:val="false"/>
-          <w:bCs w:val="false"/>
-          <w:i w:val="false"/>
-          <w:iCs w:val="false"/>
-          <w:sz w:val="24"/>
-          <w:szCs w:val="24"/>
-          <w:u w:val="none"/>
-        </w:rPr>
-        <w:t xml:space="preserve">- </w:t>
-      </w:r>
-      <w:r>
-        <w:rPr>
-          <w:rFonts w:ascii="Trebuchet MS" w:hAnsi="Trebuchet MS"/>
-          <w:b w:val="false"/>
-          <w:bCs w:val="false"/>
-          <w:i w:val="false"/>
-          <w:iCs w:val="false"/>
-          <w:sz w:val="24"/>
-          <w:szCs w:val="24"/>
-          <w:u w:val="none"/>
-        </w:rPr>
-        <w:t>L</w:t>
-      </w:r>
-      <w:r>
-        <w:rPr>
-          <w:rFonts w:ascii="Trebuchet MS" w:hAnsi="Trebuchet MS"/>
-          <w:b w:val="false"/>
-          <w:bCs w:val="false"/>
-          <w:i w:val="false"/>
-          <w:iCs w:val="false"/>
-          <w:sz w:val="24"/>
-          <w:szCs w:val="24"/>
-          <w:u w:val="none"/>
-        </w:rPr>
-        <w:t xml:space="preserve">’introduction de mécanismes de personnalisation (mémoire conversationnelle, contexte géographique, </w:t>
-      </w:r>
-      <w:r>
-        <w:rPr>
-          <w:rFonts w:ascii="Trebuchet MS" w:hAnsi="Trebuchet MS"/>
-          <w:b w:val="false"/>
-          <w:bCs w:val="false"/>
-          <w:i w:val="false"/>
-          <w:iCs w:val="false"/>
-          <w:sz w:val="24"/>
-          <w:szCs w:val="24"/>
-          <w:u w:val="none"/>
-        </w:rPr>
-        <w:t>recherche web</w:t>
-      </w:r>
-      <w:r>
-        <w:rPr>
-          <w:rFonts w:ascii="Trebuchet MS" w:hAnsi="Trebuchet MS"/>
-          <w:b w:val="false"/>
-          <w:bCs w:val="false"/>
-          <w:i w:val="false"/>
-          <w:iCs w:val="false"/>
-          <w:sz w:val="24"/>
-          <w:szCs w:val="24"/>
-          <w:u w:val="none"/>
-        </w:rPr>
-        <w:t>),</w:t>
-      </w:r>
-    </w:p>
-    <w:p>
-      <w:pPr>
-        <w:pStyle w:val="Corpsdetexte"/>
-        <w:rPr/>
-      </w:pPr>
-      <w:r>
-        <w:rPr>
-          <w:rFonts w:ascii="Trebuchet MS" w:hAnsi="Trebuchet MS"/>
-          <w:b w:val="false"/>
-          <w:bCs w:val="false"/>
-          <w:i w:val="false"/>
-          <w:iCs w:val="false"/>
-          <w:sz w:val="24"/>
-          <w:szCs w:val="24"/>
-          <w:u w:val="none"/>
-        </w:rPr>
-        <w:t xml:space="preserve">- </w:t>
-      </w:r>
-      <w:r>
-        <w:rPr>
-          <w:rFonts w:ascii="Trebuchet MS" w:hAnsi="Trebuchet MS"/>
-          <w:b w:val="false"/>
-          <w:bCs w:val="false"/>
-          <w:i w:val="false"/>
-          <w:iCs w:val="false"/>
-          <w:sz w:val="24"/>
-          <w:szCs w:val="24"/>
-          <w:u w:val="none"/>
-        </w:rPr>
-        <w:t>L</w:t>
-      </w:r>
-      <w:r>
-        <w:rPr>
-          <w:rFonts w:ascii="Trebuchet MS" w:hAnsi="Trebuchet MS"/>
-          <w:b w:val="false"/>
-          <w:bCs w:val="false"/>
-          <w:i w:val="false"/>
-          <w:iCs w:val="false"/>
-          <w:sz w:val="24"/>
-          <w:szCs w:val="24"/>
-          <w:u w:val="none"/>
-        </w:rPr>
-        <w:t>a prise en compte des enjeux d’exploitation (monitoring, performance, coûts),</w:t>
-      </w:r>
-    </w:p>
-    <w:p>
-      <w:pPr>
-        <w:pStyle w:val="Corpsdetexte"/>
-        <w:rPr/>
-      </w:pPr>
-      <w:r>
-        <w:rPr>
-          <w:rFonts w:ascii="Trebuchet MS" w:hAnsi="Trebuchet MS"/>
-          <w:b w:val="false"/>
-          <w:bCs w:val="false"/>
-          <w:i w:val="false"/>
-          <w:iCs w:val="false"/>
-          <w:sz w:val="24"/>
-          <w:szCs w:val="24"/>
-          <w:u w:val="none"/>
-        </w:rPr>
-        <w:t xml:space="preserve">- </w:t>
-      </w:r>
-      <w:r>
-        <w:rPr>
-          <w:rFonts w:ascii="Trebuchet MS" w:hAnsi="Trebuchet MS"/>
-          <w:b w:val="false"/>
-          <w:bCs w:val="false"/>
-          <w:i w:val="false"/>
-          <w:iCs w:val="false"/>
-          <w:sz w:val="24"/>
-          <w:szCs w:val="24"/>
-          <w:u w:val="none"/>
-        </w:rPr>
-        <w:t>L</w:t>
-      </w:r>
-      <w:r>
-        <w:rPr>
-          <w:rFonts w:ascii="Trebuchet MS" w:hAnsi="Trebuchet MS"/>
-          <w:b w:val="false"/>
-          <w:bCs w:val="false"/>
-          <w:i w:val="false"/>
-          <w:iCs w:val="false"/>
-          <w:sz w:val="24"/>
-          <w:szCs w:val="24"/>
-          <w:u w:val="none"/>
-        </w:rPr>
-        <w:t>a structuration du projet autour d’une architecture cloud scalable.</w:t>
-      </w:r>
-    </w:p>
-    <w:p>
-      <w:pPr>
-        <w:pStyle w:val="LOnormal"/>
-        <w:numPr>
-          <w:ilvl w:val="0"/>
-          <w:numId w:val="0"/>
-        </w:numPr>
-        <w:shd w:val="clear" w:fill="FFFFFF"/>
-        <w:spacing w:lineRule="auto" w:line="240" w:beforeAutospacing="0" w:before="0" w:afterAutospacing="0" w:after="0"/>
-        <w:ind w:left="0" w:hanging="0"/>
-        <w:rPr>
-          <w:b w:val="false"/>
-          <w:b w:val="false"/>
-        </w:rPr>
-      </w:pPr>
-      <w:r>
-        <w:rPr>
-          <w:rFonts w:eastAsia="Montserrat" w:cs="Montserrat" w:ascii="Trebuchet MS" w:hAnsi="Trebuchet MS"/>
-          <w:b w:val="false"/>
-          <w:bCs w:val="false"/>
-          <w:i w:val="false"/>
-          <w:iCs w:val="false"/>
-          <w:caps w:val="false"/>
-          <w:smallCaps w:val="false"/>
-          <w:strike w:val="false"/>
-          <w:dstrike w:val="false"/>
-          <w:color w:val="000000"/>
-          <w:spacing w:val="0"/>
-          <w:kern w:val="0"/>
-          <w:sz w:val="28"/>
-          <w:szCs w:val="28"/>
-          <w:u w:val="none"/>
-          <w:effect w:val="none"/>
-          <w:lang w:val="fr-FR" w:eastAsia="zh-CN" w:bidi="hi-IN"/>
-        </w:rPr>
-        <w:t>5.2 Justification des choix techniques et méthodologiques</w:t>
-      </w:r>
-    </w:p>
-    <w:p>
-      <w:pPr>
-        <w:pStyle w:val="LOnormal"/>
-        <w:numPr>
-          <w:ilvl w:val="0"/>
-          <w:numId w:val="0"/>
-        </w:numPr>
-        <w:shd w:val="clear" w:fill="FFFFFF"/>
-        <w:spacing w:lineRule="auto" w:line="240" w:beforeAutospacing="0" w:before="0" w:afterAutospacing="0" w:after="0"/>
-        <w:ind w:left="0" w:hanging="0"/>
-        <w:rPr>
-          <w:b w:val="false"/>
-          <w:b w:val="false"/>
-        </w:rPr>
-      </w:pPr>
-      <w:r>
-        <w:rPr>
-          <w:rFonts w:eastAsia="Montserrat" w:cs="Montserrat" w:ascii="Trebuchet MS" w:hAnsi="Trebuchet MS"/>
-          <w:color w:val="000000"/>
-          <w:sz w:val="22"/>
-          <w:szCs w:val="22"/>
-        </w:rPr>
-      </w:r>
-    </w:p>
-    <w:p>
-      <w:pPr>
-        <w:pStyle w:val="Corpsdetexte"/>
-        <w:numPr>
-          <w:ilvl w:val="0"/>
-          <w:numId w:val="0"/>
-        </w:numPr>
-        <w:shd w:val="clear" w:fill="FFFFFF"/>
-        <w:spacing w:lineRule="auto" w:line="240" w:beforeAutospacing="0" w:before="0" w:afterAutospacing="0" w:after="0"/>
-        <w:ind w:left="0" w:hanging="0"/>
-        <w:rPr>
-          <w:rFonts w:ascii="Trebuchet MS" w:hAnsi="Trebuchet MS" w:eastAsia="Montserrat" w:cs="Montserrat"/>
-          <w:color w:val="000000"/>
-          <w:sz w:val="22"/>
-          <w:szCs w:val="22"/>
-        </w:rPr>
-      </w:pPr>
-      <w:r>
-        <w:rPr>
-          <w:rFonts w:eastAsia="Montserrat" w:cs="Montserrat" w:ascii="Trebuchet MS" w:hAnsi="Trebuchet MS"/>
-          <w:b w:val="false"/>
-          <w:bCs w:val="false"/>
-          <w:i w:val="false"/>
-          <w:iCs w:val="false"/>
-          <w:caps w:val="false"/>
-          <w:smallCaps w:val="false"/>
-          <w:strike w:val="false"/>
-          <w:dstrike w:val="false"/>
-          <w:color w:val="000000"/>
-          <w:spacing w:val="0"/>
-          <w:kern w:val="0"/>
-          <w:sz w:val="24"/>
-          <w:szCs w:val="24"/>
-          <w:u w:val="none"/>
-          <w:effect w:val="none"/>
-          <w:lang w:val="fr-FR" w:eastAsia="zh-CN" w:bidi="hi-IN"/>
-        </w:rPr>
-        <w:t xml:space="preserve">Les choix techniques et méthodologiques réalisés tout au long du projet ont été guidés par un objectif central : </w:t>
-      </w:r>
-      <w:r>
-        <w:rPr>
-          <w:rStyle w:val="Accentuationforte"/>
-          <w:rFonts w:eastAsia="Montserrat" w:cs="Montserrat" w:ascii="Trebuchet MS" w:hAnsi="Trebuchet MS"/>
-          <w:b w:val="false"/>
-          <w:bCs w:val="false"/>
-          <w:i w:val="false"/>
-          <w:iCs w:val="false"/>
-          <w:caps w:val="false"/>
-          <w:smallCaps w:val="false"/>
-          <w:strike w:val="false"/>
-          <w:dstrike w:val="false"/>
-          <w:color w:val="000000"/>
-          <w:spacing w:val="0"/>
-          <w:kern w:val="0"/>
-          <w:sz w:val="24"/>
-          <w:szCs w:val="24"/>
-          <w:u w:val="none"/>
-          <w:effect w:val="none"/>
-          <w:lang w:val="fr-FR" w:eastAsia="zh-CN" w:bidi="hi-IN"/>
-        </w:rPr>
-        <w:t>construire un MVP robuste, évolutif et économiquement maîtrisé</w:t>
-      </w:r>
-      <w:r>
-        <w:rPr>
-          <w:rFonts w:eastAsia="Montserrat" w:cs="Montserrat" w:ascii="Trebuchet MS" w:hAnsi="Trebuchet MS"/>
-          <w:b w:val="false"/>
-          <w:bCs w:val="false"/>
-          <w:i w:val="false"/>
-          <w:iCs w:val="false"/>
-          <w:caps w:val="false"/>
-          <w:smallCaps w:val="false"/>
-          <w:strike w:val="false"/>
-          <w:dstrike w:val="false"/>
-          <w:color w:val="000000"/>
-          <w:spacing w:val="0"/>
-          <w:kern w:val="0"/>
-          <w:sz w:val="24"/>
-          <w:szCs w:val="24"/>
-          <w:u w:val="none"/>
-          <w:effect w:val="none"/>
-          <w:lang w:val="fr-FR" w:eastAsia="zh-CN" w:bidi="hi-IN"/>
-        </w:rPr>
-        <w:t>.</w:t>
-      </w:r>
-    </w:p>
-    <w:p>
-      <w:pPr>
-        <w:pStyle w:val="Corpsdetexte"/>
-        <w:rPr>
-          <w:rFonts w:ascii="Trebuchet MS" w:hAnsi="Trebuchet MS"/>
-          <w:b w:val="false"/>
-          <w:b w:val="false"/>
-          <w:bCs w:val="false"/>
-          <w:i w:val="false"/>
-          <w:i w:val="false"/>
-          <w:iCs w:val="false"/>
-          <w:sz w:val="24"/>
-          <w:szCs w:val="24"/>
-          <w:u w:val="none"/>
-        </w:rPr>
-      </w:pPr>
-      <w:r>
-        <w:rPr>
-          <w:rFonts w:ascii="Trebuchet MS" w:hAnsi="Trebuchet MS"/>
-          <w:b w:val="false"/>
-          <w:bCs w:val="false"/>
-          <w:i w:val="false"/>
-          <w:iCs w:val="false"/>
-          <w:sz w:val="24"/>
-          <w:szCs w:val="24"/>
-          <w:u w:val="none"/>
-        </w:rPr>
-        <w:t>Sur le plan technique, l’adoption d’une architecture cloud modulaire permet :</w:t>
-      </w:r>
-    </w:p>
-    <w:p>
-      <w:pPr>
-        <w:pStyle w:val="Corpsdetexte"/>
-        <w:rPr>
-          <w:rFonts w:ascii="Trebuchet MS" w:hAnsi="Trebuchet MS"/>
-          <w:b w:val="false"/>
-          <w:b w:val="false"/>
-          <w:bCs w:val="false"/>
-          <w:i w:val="false"/>
-          <w:i w:val="false"/>
-          <w:iCs w:val="false"/>
-          <w:sz w:val="24"/>
-          <w:szCs w:val="24"/>
-          <w:u w:val="none"/>
-        </w:rPr>
-      </w:pPr>
-      <w:r>
-        <w:rPr>
-          <w:rFonts w:ascii="Trebuchet MS" w:hAnsi="Trebuchet MS"/>
-          <w:b w:val="false"/>
-          <w:bCs w:val="false"/>
-          <w:i w:val="false"/>
-          <w:iCs w:val="false"/>
-          <w:sz w:val="24"/>
-          <w:szCs w:val="24"/>
-          <w:u w:val="none"/>
-        </w:rPr>
-        <w:t xml:space="preserve">- </w:t>
-      </w:r>
-      <w:r>
-        <w:rPr>
-          <w:rFonts w:ascii="Trebuchet MS" w:hAnsi="Trebuchet MS"/>
-          <w:b w:val="false"/>
-          <w:bCs w:val="false"/>
-          <w:i w:val="false"/>
-          <w:iCs w:val="false"/>
-          <w:sz w:val="24"/>
-          <w:szCs w:val="24"/>
-          <w:u w:val="none"/>
-        </w:rPr>
-        <w:t>D</w:t>
-      </w:r>
-      <w:r>
-        <w:rPr>
-          <w:rFonts w:ascii="Trebuchet MS" w:hAnsi="Trebuchet MS"/>
-          <w:b w:val="false"/>
-          <w:bCs w:val="false"/>
-          <w:i w:val="false"/>
-          <w:iCs w:val="false"/>
-          <w:sz w:val="24"/>
-          <w:szCs w:val="24"/>
-          <w:u w:val="none"/>
-        </w:rPr>
-        <w:t>e découpler les différents composants du système,</w:t>
-      </w:r>
-    </w:p>
-    <w:p>
-      <w:pPr>
-        <w:pStyle w:val="Corpsdetexte"/>
-        <w:rPr>
-          <w:rFonts w:ascii="Trebuchet MS" w:hAnsi="Trebuchet MS"/>
-          <w:b w:val="false"/>
-          <w:b w:val="false"/>
-          <w:bCs w:val="false"/>
-          <w:i w:val="false"/>
-          <w:i w:val="false"/>
-          <w:iCs w:val="false"/>
-          <w:sz w:val="24"/>
-          <w:szCs w:val="24"/>
-          <w:u w:val="none"/>
-        </w:rPr>
-      </w:pPr>
-      <w:r>
-        <w:rPr>
-          <w:rFonts w:ascii="Trebuchet MS" w:hAnsi="Trebuchet MS"/>
-          <w:b w:val="false"/>
-          <w:bCs w:val="false"/>
-          <w:i w:val="false"/>
-          <w:iCs w:val="false"/>
-          <w:sz w:val="24"/>
-          <w:szCs w:val="24"/>
-          <w:u w:val="none"/>
-        </w:rPr>
-        <w:t xml:space="preserve">- </w:t>
-      </w:r>
-      <w:r>
-        <w:rPr>
-          <w:rFonts w:ascii="Trebuchet MS" w:hAnsi="Trebuchet MS"/>
-          <w:b w:val="false"/>
-          <w:bCs w:val="false"/>
-          <w:i w:val="false"/>
-          <w:iCs w:val="false"/>
-          <w:sz w:val="24"/>
-          <w:szCs w:val="24"/>
-          <w:u w:val="none"/>
-        </w:rPr>
-        <w:t>D</w:t>
-      </w:r>
-      <w:r>
-        <w:rPr>
-          <w:rFonts w:ascii="Trebuchet MS" w:hAnsi="Trebuchet MS"/>
-          <w:b w:val="false"/>
-          <w:bCs w:val="false"/>
-          <w:i w:val="false"/>
-          <w:iCs w:val="false"/>
-          <w:sz w:val="24"/>
-          <w:szCs w:val="24"/>
-          <w:u w:val="none"/>
-        </w:rPr>
-        <w:t>e faciliter les évolutions futures,</w:t>
-      </w:r>
-    </w:p>
-    <w:p>
-      <w:pPr>
-        <w:pStyle w:val="Corpsdetexte"/>
-        <w:rPr>
-          <w:rFonts w:ascii="Trebuchet MS" w:hAnsi="Trebuchet MS"/>
-          <w:b w:val="false"/>
-          <w:b w:val="false"/>
-          <w:bCs w:val="false"/>
-          <w:i w:val="false"/>
-          <w:i w:val="false"/>
-          <w:iCs w:val="false"/>
-          <w:sz w:val="24"/>
-          <w:szCs w:val="24"/>
-          <w:u w:val="none"/>
-        </w:rPr>
-      </w:pPr>
-      <w:r>
-        <w:rPr>
-          <w:rFonts w:ascii="Trebuchet MS" w:hAnsi="Trebuchet MS"/>
-          <w:b w:val="false"/>
-          <w:bCs w:val="false"/>
-          <w:i w:val="false"/>
-          <w:iCs w:val="false"/>
-          <w:sz w:val="24"/>
-          <w:szCs w:val="24"/>
-          <w:u w:val="none"/>
-        </w:rPr>
-        <w:t xml:space="preserve">- </w:t>
-      </w:r>
-      <w:r>
-        <w:rPr>
-          <w:rFonts w:ascii="Trebuchet MS" w:hAnsi="Trebuchet MS"/>
-          <w:b w:val="false"/>
-          <w:bCs w:val="false"/>
-          <w:i w:val="false"/>
-          <w:iCs w:val="false"/>
-          <w:sz w:val="24"/>
-          <w:szCs w:val="24"/>
-          <w:u w:val="none"/>
-        </w:rPr>
-        <w:t>D</w:t>
-      </w:r>
-      <w:r>
-        <w:rPr>
-          <w:rFonts w:ascii="Trebuchet MS" w:hAnsi="Trebuchet MS"/>
-          <w:b w:val="false"/>
-          <w:bCs w:val="false"/>
-          <w:i w:val="false"/>
-          <w:iCs w:val="false"/>
-          <w:sz w:val="24"/>
-          <w:szCs w:val="24"/>
-          <w:u w:val="none"/>
-        </w:rPr>
-        <w:t>e garantir une montée en charge progressive.</w:t>
-      </w:r>
-    </w:p>
-    <w:p>
-      <w:pPr>
-        <w:pStyle w:val="Corpsdetexte"/>
-        <w:rPr>
-          <w:rFonts w:ascii="Trebuchet MS" w:hAnsi="Trebuchet MS"/>
-          <w:b w:val="false"/>
-          <w:b w:val="false"/>
-          <w:bCs w:val="false"/>
-          <w:i w:val="false"/>
-          <w:i w:val="false"/>
-          <w:iCs w:val="false"/>
-          <w:sz w:val="24"/>
-          <w:szCs w:val="24"/>
-          <w:u w:val="none"/>
-        </w:rPr>
-      </w:pPr>
-      <w:r>
-        <w:rPr>
-          <w:rFonts w:ascii="Trebuchet MS" w:hAnsi="Trebuchet MS"/>
-          <w:b w:val="false"/>
-          <w:bCs w:val="false"/>
-          <w:i w:val="false"/>
-          <w:iCs w:val="false"/>
-          <w:sz w:val="24"/>
-          <w:szCs w:val="24"/>
-          <w:u w:val="none"/>
-        </w:rPr>
-        <w:t>Le recours à des technologies open source (LangChain, FAISS, Prometheus, Grafana) répond à une double logique :</w:t>
-      </w:r>
-    </w:p>
-    <w:p>
-      <w:pPr>
-        <w:pStyle w:val="Corpsdetexte"/>
-        <w:rPr>
-          <w:rFonts w:ascii="Trebuchet MS" w:hAnsi="Trebuchet MS"/>
-          <w:b w:val="false"/>
-          <w:b w:val="false"/>
-          <w:bCs w:val="false"/>
-          <w:i w:val="false"/>
-          <w:i w:val="false"/>
-          <w:iCs w:val="false"/>
-          <w:sz w:val="24"/>
-          <w:szCs w:val="24"/>
-          <w:u w:val="none"/>
-        </w:rPr>
-      </w:pPr>
-      <w:r>
-        <w:rPr>
-          <w:rFonts w:ascii="Trebuchet MS" w:hAnsi="Trebuchet MS"/>
-          <w:b w:val="false"/>
-          <w:bCs w:val="false"/>
-          <w:i w:val="false"/>
-          <w:iCs w:val="false"/>
-          <w:sz w:val="24"/>
-          <w:szCs w:val="24"/>
-          <w:u w:val="none"/>
-        </w:rPr>
-        <w:t xml:space="preserve">- </w:t>
-      </w:r>
-      <w:r>
-        <w:rPr>
-          <w:rFonts w:ascii="Trebuchet MS" w:hAnsi="Trebuchet MS"/>
-          <w:b w:val="false"/>
-          <w:bCs w:val="false"/>
-          <w:i w:val="false"/>
-          <w:iCs w:val="false"/>
-          <w:sz w:val="24"/>
-          <w:szCs w:val="24"/>
-          <w:u w:val="none"/>
-        </w:rPr>
-        <w:t>L</w:t>
-      </w:r>
-      <w:r>
-        <w:rPr>
-          <w:rFonts w:ascii="Trebuchet MS" w:hAnsi="Trebuchet MS"/>
-          <w:b w:val="false"/>
-          <w:bCs w:val="false"/>
-          <w:i w:val="false"/>
-          <w:iCs w:val="false"/>
-          <w:sz w:val="24"/>
-          <w:szCs w:val="24"/>
-          <w:u w:val="none"/>
-        </w:rPr>
-        <w:t>imiter les coûts de licences,</w:t>
-      </w:r>
-    </w:p>
-    <w:p>
-      <w:pPr>
-        <w:pStyle w:val="Corpsdetexte"/>
-        <w:rPr>
-          <w:rFonts w:ascii="Trebuchet MS" w:hAnsi="Trebuchet MS"/>
-          <w:b w:val="false"/>
-          <w:b w:val="false"/>
-          <w:bCs w:val="false"/>
-          <w:i w:val="false"/>
-          <w:i w:val="false"/>
-          <w:iCs w:val="false"/>
-          <w:sz w:val="24"/>
-          <w:szCs w:val="24"/>
-          <w:u w:val="none"/>
-        </w:rPr>
-      </w:pPr>
-      <w:r>
-        <w:rPr>
-          <w:rFonts w:ascii="Trebuchet MS" w:hAnsi="Trebuchet MS"/>
-          <w:b w:val="false"/>
-          <w:bCs w:val="false"/>
-          <w:i w:val="false"/>
-          <w:iCs w:val="false"/>
-          <w:sz w:val="24"/>
-          <w:szCs w:val="24"/>
-          <w:u w:val="none"/>
-        </w:rPr>
-        <w:t xml:space="preserve">- </w:t>
-      </w:r>
-      <w:r>
-        <w:rPr>
-          <w:rFonts w:ascii="Trebuchet MS" w:hAnsi="Trebuchet MS"/>
-          <w:b w:val="false"/>
-          <w:bCs w:val="false"/>
-          <w:i w:val="false"/>
-          <w:iCs w:val="false"/>
-          <w:sz w:val="24"/>
-          <w:szCs w:val="24"/>
-          <w:u w:val="none"/>
-        </w:rPr>
-        <w:t>C</w:t>
-      </w:r>
-      <w:r>
-        <w:rPr>
-          <w:rFonts w:ascii="Trebuchet MS" w:hAnsi="Trebuchet MS"/>
-          <w:b w:val="false"/>
-          <w:bCs w:val="false"/>
-          <w:i w:val="false"/>
-          <w:iCs w:val="false"/>
-          <w:sz w:val="24"/>
-          <w:szCs w:val="24"/>
-          <w:u w:val="none"/>
-        </w:rPr>
-        <w:t>onserver une indépendance vis-à-vis des fournisseurs.</w:t>
-      </w:r>
-    </w:p>
-    <w:p>
-      <w:pPr>
-        <w:pStyle w:val="Corpsdetexte"/>
-        <w:rPr>
-          <w:rFonts w:ascii="Trebuchet MS" w:hAnsi="Trebuchet MS"/>
-          <w:b w:val="false"/>
-          <w:b w:val="false"/>
-          <w:bCs w:val="false"/>
-          <w:i w:val="false"/>
-          <w:i w:val="false"/>
-          <w:iCs w:val="false"/>
-          <w:sz w:val="24"/>
-          <w:szCs w:val="24"/>
-          <w:u w:val="none"/>
-        </w:rPr>
-      </w:pPr>
-      <w:r>
-        <w:rPr>
-          <w:rFonts w:ascii="Trebuchet MS" w:hAnsi="Trebuchet MS"/>
-          <w:b w:val="false"/>
-          <w:bCs w:val="false"/>
-          <w:i w:val="false"/>
-          <w:iCs w:val="false"/>
-          <w:sz w:val="24"/>
-          <w:szCs w:val="24"/>
-          <w:u w:val="none"/>
-        </w:rPr>
-        <w:t>Sur le plan méthodologique, la structuration du projet autour :</w:t>
-      </w:r>
-    </w:p>
-    <w:p>
-      <w:pPr>
-        <w:pStyle w:val="Corpsdetexte"/>
-        <w:rPr>
-          <w:rFonts w:ascii="Trebuchet MS" w:hAnsi="Trebuchet MS"/>
-          <w:b w:val="false"/>
-          <w:b w:val="false"/>
-          <w:bCs w:val="false"/>
-          <w:i w:val="false"/>
-          <w:i w:val="false"/>
-          <w:iCs w:val="false"/>
-          <w:sz w:val="24"/>
-          <w:szCs w:val="24"/>
-          <w:u w:val="none"/>
-        </w:rPr>
-      </w:pPr>
-      <w:r>
-        <w:rPr>
-          <w:rFonts w:ascii="Trebuchet MS" w:hAnsi="Trebuchet MS"/>
-          <w:b w:val="false"/>
-          <w:bCs w:val="false"/>
-          <w:i w:val="false"/>
-          <w:iCs w:val="false"/>
-          <w:sz w:val="24"/>
-          <w:szCs w:val="24"/>
-          <w:u w:val="none"/>
-        </w:rPr>
-        <w:t xml:space="preserve">- </w:t>
-      </w:r>
-      <w:r>
-        <w:rPr>
-          <w:rFonts w:ascii="Trebuchet MS" w:hAnsi="Trebuchet MS"/>
-          <w:b w:val="false"/>
-          <w:bCs w:val="false"/>
-          <w:i w:val="false"/>
-          <w:iCs w:val="false"/>
-          <w:sz w:val="24"/>
-          <w:szCs w:val="24"/>
-          <w:u w:val="none"/>
-        </w:rPr>
-        <w:t>D</w:t>
-      </w:r>
-      <w:r>
-        <w:rPr>
-          <w:rFonts w:ascii="Trebuchet MS" w:hAnsi="Trebuchet MS"/>
-          <w:b w:val="false"/>
-          <w:bCs w:val="false"/>
-          <w:i w:val="false"/>
-          <w:iCs w:val="false"/>
-          <w:sz w:val="24"/>
-          <w:szCs w:val="24"/>
-          <w:u w:val="none"/>
-        </w:rPr>
-        <w:t>’un macro backlog,</w:t>
-      </w:r>
-    </w:p>
-    <w:p>
-      <w:pPr>
-        <w:pStyle w:val="Corpsdetexte"/>
-        <w:rPr>
-          <w:rFonts w:ascii="Trebuchet MS" w:hAnsi="Trebuchet MS"/>
-          <w:b w:val="false"/>
-          <w:b w:val="false"/>
-          <w:bCs w:val="false"/>
-          <w:i w:val="false"/>
-          <w:i w:val="false"/>
-          <w:iCs w:val="false"/>
-          <w:sz w:val="24"/>
-          <w:szCs w:val="24"/>
-          <w:u w:val="none"/>
-        </w:rPr>
-      </w:pPr>
-      <w:r>
-        <w:rPr>
-          <w:rFonts w:ascii="Trebuchet MS" w:hAnsi="Trebuchet MS"/>
-          <w:b w:val="false"/>
-          <w:bCs w:val="false"/>
-          <w:i w:val="false"/>
-          <w:iCs w:val="false"/>
-          <w:sz w:val="24"/>
-          <w:szCs w:val="24"/>
-          <w:u w:val="none"/>
-        </w:rPr>
-        <w:t xml:space="preserve">- </w:t>
-      </w:r>
-      <w:r>
-        <w:rPr>
-          <w:rFonts w:ascii="Trebuchet MS" w:hAnsi="Trebuchet MS"/>
-          <w:b w:val="false"/>
-          <w:bCs w:val="false"/>
-          <w:i w:val="false"/>
-          <w:iCs w:val="false"/>
-          <w:sz w:val="24"/>
-          <w:szCs w:val="24"/>
-          <w:u w:val="none"/>
-        </w:rPr>
-        <w:t>D</w:t>
-      </w:r>
-      <w:r>
-        <w:rPr>
-          <w:rFonts w:ascii="Trebuchet MS" w:hAnsi="Trebuchet MS"/>
-          <w:b w:val="false"/>
-          <w:bCs w:val="false"/>
-          <w:i w:val="false"/>
-          <w:iCs w:val="false"/>
-          <w:sz w:val="24"/>
-          <w:szCs w:val="24"/>
-          <w:u w:val="none"/>
-        </w:rPr>
-        <w:t>’estimations majorées par un indice de complexité,</w:t>
-      </w:r>
-    </w:p>
-    <w:p>
-      <w:pPr>
-        <w:pStyle w:val="Corpsdetexte"/>
-        <w:rPr>
-          <w:rFonts w:ascii="Trebuchet MS" w:hAnsi="Trebuchet MS"/>
-          <w:b w:val="false"/>
-          <w:b w:val="false"/>
-          <w:bCs w:val="false"/>
-          <w:i w:val="false"/>
-          <w:i w:val="false"/>
-          <w:iCs w:val="false"/>
-          <w:sz w:val="24"/>
-          <w:szCs w:val="24"/>
-          <w:u w:val="none"/>
-        </w:rPr>
-      </w:pPr>
-      <w:r>
-        <w:rPr>
-          <w:rFonts w:ascii="Trebuchet MS" w:hAnsi="Trebuchet MS"/>
-          <w:b w:val="false"/>
-          <w:bCs w:val="false"/>
-          <w:i w:val="false"/>
-          <w:iCs w:val="false"/>
-          <w:sz w:val="24"/>
-          <w:szCs w:val="24"/>
-          <w:u w:val="none"/>
-        </w:rPr>
-        <w:t xml:space="preserve">- </w:t>
-      </w:r>
-      <w:r>
-        <w:rPr>
-          <w:rFonts w:ascii="Trebuchet MS" w:hAnsi="Trebuchet MS"/>
-          <w:b w:val="false"/>
-          <w:bCs w:val="false"/>
-          <w:i w:val="false"/>
-          <w:iCs w:val="false"/>
-          <w:sz w:val="24"/>
-          <w:szCs w:val="24"/>
-          <w:u w:val="none"/>
-        </w:rPr>
-        <w:t>D</w:t>
-      </w:r>
-      <w:r>
-        <w:rPr>
-          <w:rFonts w:ascii="Trebuchet MS" w:hAnsi="Trebuchet MS"/>
-          <w:b w:val="false"/>
-          <w:bCs w:val="false"/>
-          <w:i w:val="false"/>
-          <w:iCs w:val="false"/>
-          <w:sz w:val="24"/>
-          <w:szCs w:val="24"/>
-          <w:u w:val="none"/>
-        </w:rPr>
-        <w:t>’un macro planning,</w:t>
-      </w:r>
-    </w:p>
-    <w:p>
-      <w:pPr>
-        <w:pStyle w:val="Corpsdetexte"/>
-        <w:rPr>
-          <w:rFonts w:ascii="Trebuchet MS" w:hAnsi="Trebuchet MS"/>
-          <w:b w:val="false"/>
-          <w:b w:val="false"/>
-          <w:bCs w:val="false"/>
-          <w:i w:val="false"/>
-          <w:i w:val="false"/>
-          <w:iCs w:val="false"/>
-          <w:sz w:val="24"/>
-          <w:szCs w:val="24"/>
-          <w:u w:val="none"/>
-        </w:rPr>
-      </w:pPr>
-      <w:r>
-        <w:rPr>
-          <w:rFonts w:ascii="Trebuchet MS" w:hAnsi="Trebuchet MS"/>
-          <w:b w:val="false"/>
-          <w:bCs w:val="false"/>
-          <w:i w:val="false"/>
-          <w:iCs w:val="false"/>
-          <w:sz w:val="24"/>
-          <w:szCs w:val="24"/>
-          <w:u w:val="none"/>
-        </w:rPr>
-        <w:t>a permis de sécuriser la planification tout en conservant une marge de manœuvre pour les ajustements nécessaires.</w:t>
-      </w:r>
-    </w:p>
-    <w:p>
-      <w:pPr>
-        <w:pStyle w:val="LOnormal"/>
-        <w:numPr>
-          <w:ilvl w:val="0"/>
-          <w:numId w:val="0"/>
-        </w:numPr>
-        <w:shd w:val="clear" w:fill="FFFFFF"/>
-        <w:spacing w:lineRule="auto" w:line="240" w:beforeAutospacing="0" w:before="0" w:afterAutospacing="0" w:after="0"/>
-        <w:ind w:left="0" w:hanging="0"/>
-        <w:rPr>
-          <w:b w:val="false"/>
-          <w:b w:val="false"/>
-        </w:rPr>
-      </w:pPr>
-      <w:r>
-        <w:rPr>
-          <w:rFonts w:eastAsia="Montserrat" w:cs="Montserrat" w:ascii="Trebuchet MS" w:hAnsi="Trebuchet MS"/>
-          <w:color w:val="000000"/>
-          <w:sz w:val="22"/>
-          <w:szCs w:val="22"/>
-        </w:rPr>
-      </w:r>
-    </w:p>
-    <w:p>
-      <w:pPr>
-        <w:pStyle w:val="LOnormal"/>
-        <w:numPr>
-          <w:ilvl w:val="0"/>
-          <w:numId w:val="0"/>
-        </w:numPr>
-        <w:shd w:val="clear" w:fill="FFFFFF"/>
-        <w:spacing w:lineRule="auto" w:line="240" w:beforeAutospacing="0" w:before="0" w:afterAutospacing="0" w:after="0"/>
-        <w:ind w:left="0" w:hanging="0"/>
-        <w:rPr>
-          <w:b w:val="false"/>
-          <w:b w:val="false"/>
-        </w:rPr>
-      </w:pPr>
-      <w:r>
-        <w:rPr>
-          <w:rFonts w:eastAsia="Montserrat" w:cs="Montserrat" w:ascii="Trebuchet MS" w:hAnsi="Trebuchet MS"/>
-          <w:b w:val="false"/>
-          <w:bCs w:val="false"/>
-          <w:i w:val="false"/>
-          <w:iCs w:val="false"/>
-          <w:caps w:val="false"/>
-          <w:smallCaps w:val="false"/>
-          <w:strike w:val="false"/>
-          <w:dstrike w:val="false"/>
-          <w:color w:val="000000"/>
-          <w:spacing w:val="0"/>
-          <w:kern w:val="0"/>
-          <w:sz w:val="28"/>
-          <w:szCs w:val="28"/>
-          <w:u w:val="none"/>
-          <w:effect w:val="none"/>
-          <w:lang w:val="fr-FR" w:eastAsia="zh-CN" w:bidi="hi-IN"/>
-        </w:rPr>
-        <w:t>5.3 Défis rencontrés et solutions apportées</w:t>
-      </w:r>
-    </w:p>
-    <w:p>
-      <w:pPr>
-        <w:pStyle w:val="LOnormal"/>
-        <w:numPr>
-          <w:ilvl w:val="0"/>
-          <w:numId w:val="0"/>
-        </w:numPr>
-        <w:shd w:val="clear" w:fill="FFFFFF"/>
-        <w:spacing w:lineRule="auto" w:line="240" w:beforeAutospacing="0" w:before="0" w:afterAutospacing="0" w:after="0"/>
-        <w:ind w:left="0" w:hanging="0"/>
-        <w:rPr>
-          <w:b w:val="false"/>
-          <w:b w:val="false"/>
-        </w:rPr>
-      </w:pPr>
-      <w:r>
-        <w:rPr/>
-      </w:r>
-    </w:p>
-    <w:p>
-      <w:pPr>
-        <w:pStyle w:val="LOnormal"/>
-        <w:numPr>
-          <w:ilvl w:val="0"/>
-          <w:numId w:val="0"/>
-        </w:numPr>
-        <w:shd w:val="clear" w:fill="FFFFFF"/>
-        <w:spacing w:lineRule="auto" w:line="240" w:beforeAutospacing="0" w:before="0" w:afterAutospacing="0" w:after="0"/>
-        <w:ind w:left="0" w:hanging="0"/>
-        <w:rPr>
-          <w:rFonts w:ascii="Trebuchet MS" w:hAnsi="Trebuchet MS" w:eastAsia="Arial" w:cs="Arial"/>
-          <w:b w:val="false"/>
-          <w:b w:val="false"/>
-          <w:bCs w:val="false"/>
-          <w:i w:val="false"/>
-          <w:i w:val="false"/>
-          <w:iCs w:val="false"/>
-          <w:color w:val="auto"/>
-          <w:kern w:val="0"/>
-          <w:sz w:val="24"/>
-          <w:szCs w:val="24"/>
-          <w:u w:val="none"/>
-          <w:lang w:val="fr-FR" w:eastAsia="zh-CN" w:bidi="hi-IN"/>
-        </w:rPr>
-      </w:pPr>
-      <w:r>
-        <w:rPr>
-          <w:rFonts w:eastAsia="Arial" w:cs="Arial" w:ascii="Trebuchet MS" w:hAnsi="Trebuchet MS"/>
-          <w:b w:val="false"/>
-          <w:bCs w:val="false"/>
-          <w:i w:val="false"/>
-          <w:iCs w:val="false"/>
-          <w:caps w:val="false"/>
-          <w:smallCaps w:val="false"/>
-          <w:strike w:val="false"/>
-          <w:dstrike w:val="false"/>
-          <w:color w:val="auto"/>
-          <w:spacing w:val="0"/>
-          <w:kern w:val="0"/>
-          <w:sz w:val="24"/>
-          <w:szCs w:val="24"/>
-          <w:u w:val="none"/>
-          <w:effect w:val="none"/>
-          <w:lang w:val="fr-FR" w:eastAsia="zh-CN" w:bidi="hi-IN"/>
-        </w:rPr>
-        <w:t>O</w:t>
-      </w:r>
-      <w:r>
-        <w:rPr>
-          <w:rFonts w:eastAsia="Arial" w:cs="Arial" w:ascii="Trebuchet MS" w:hAnsi="Trebuchet MS"/>
-          <w:b w:val="false"/>
-          <w:bCs w:val="false"/>
-          <w:i w:val="false"/>
-          <w:iCs w:val="false"/>
-          <w:caps w:val="false"/>
-          <w:smallCaps w:val="false"/>
-          <w:strike w:val="false"/>
-          <w:dstrike w:val="false"/>
-          <w:color w:val="auto"/>
-          <w:spacing w:val="0"/>
-          <w:kern w:val="0"/>
-          <w:sz w:val="24"/>
-          <w:szCs w:val="24"/>
-          <w:u w:val="none"/>
-          <w:effect w:val="none"/>
-          <w:lang w:val="fr-FR" w:eastAsia="zh-CN" w:bidi="hi-IN"/>
-        </w:rPr>
-        <w:t>n peut diviser en 3 parties les défis rencontrés :</w:t>
-      </w:r>
-    </w:p>
-    <w:p>
-      <w:pPr>
-        <w:pStyle w:val="LOnormal"/>
-        <w:numPr>
-          <w:ilvl w:val="0"/>
-          <w:numId w:val="0"/>
-        </w:numPr>
-        <w:shd w:val="clear" w:fill="FFFFFF"/>
-        <w:spacing w:lineRule="auto" w:line="240" w:beforeAutospacing="0" w:before="0" w:afterAutospacing="0" w:after="0"/>
-        <w:ind w:left="0" w:hanging="0"/>
-        <w:rPr>
-          <w:caps w:val="false"/>
-          <w:smallCaps w:val="false"/>
-          <w:strike w:val="false"/>
-          <w:dstrike w:val="false"/>
-          <w:spacing w:val="0"/>
-          <w:effect w:val="none"/>
-        </w:rPr>
-      </w:pPr>
-      <w:r>
-        <w:rPr>
-          <w:rFonts w:eastAsia="Arial" w:cs="Arial" w:ascii="Trebuchet MS" w:hAnsi="Trebuchet MS"/>
-          <w:b w:val="false"/>
-          <w:bCs w:val="false"/>
-          <w:i w:val="false"/>
-          <w:iCs w:val="false"/>
-          <w:color w:val="auto"/>
-          <w:kern w:val="0"/>
-          <w:sz w:val="24"/>
-          <w:szCs w:val="24"/>
-          <w:u w:val="none"/>
-          <w:lang w:val="fr-FR" w:eastAsia="zh-CN" w:bidi="hi-IN"/>
-        </w:rPr>
-      </w:r>
-    </w:p>
-    <w:p>
-      <w:pPr>
-        <w:pStyle w:val="LOnormal"/>
-        <w:numPr>
-          <w:ilvl w:val="0"/>
-          <w:numId w:val="0"/>
-        </w:numPr>
-        <w:shd w:val="clear" w:fill="FFFFFF"/>
-        <w:spacing w:lineRule="auto" w:line="240" w:beforeAutospacing="0" w:before="0" w:afterAutospacing="0" w:after="0"/>
-        <w:ind w:left="0" w:hanging="0"/>
-        <w:rPr>
-          <w:rFonts w:ascii="Trebuchet MS" w:hAnsi="Trebuchet MS" w:eastAsia="Arial" w:cs="Arial"/>
-          <w:b w:val="false"/>
-          <w:b w:val="false"/>
-          <w:bCs w:val="false"/>
-          <w:i w:val="false"/>
-          <w:i w:val="false"/>
-          <w:iCs w:val="false"/>
-          <w:color w:val="auto"/>
-          <w:kern w:val="0"/>
-          <w:sz w:val="24"/>
-          <w:szCs w:val="24"/>
-          <w:u w:val="none"/>
-          <w:lang w:val="fr-FR" w:eastAsia="zh-CN" w:bidi="hi-IN"/>
-        </w:rPr>
-      </w:pPr>
-      <w:r>
-        <w:rPr>
-          <w:rFonts w:eastAsia="Arial" w:cs="Arial" w:ascii="Trebuchet MS" w:hAnsi="Trebuchet MS"/>
-          <w:b w:val="false"/>
-          <w:bCs w:val="false"/>
-          <w:i w:val="false"/>
-          <w:iCs w:val="false"/>
-          <w:caps w:val="false"/>
-          <w:smallCaps w:val="false"/>
-          <w:strike w:val="false"/>
-          <w:dstrike w:val="false"/>
-          <w:color w:val="auto"/>
-          <w:spacing w:val="0"/>
-          <w:kern w:val="0"/>
-          <w:sz w:val="24"/>
-          <w:szCs w:val="24"/>
-          <w:u w:val="none"/>
-          <w:effect w:val="none"/>
-          <w:lang w:val="fr-FR" w:eastAsia="zh-CN" w:bidi="hi-IN"/>
-        </w:rPr>
-        <w:t>- Dans un premier temps, d’un point de vue technique. Comment faire pour estimer les temps sur les tâches en sachant qu’il n’y a que 4 grandes tâches et donc un contexte assez vague.</w:t>
-      </w:r>
-    </w:p>
-    <w:p>
-      <w:pPr>
-        <w:pStyle w:val="LOnormal"/>
-        <w:numPr>
-          <w:ilvl w:val="0"/>
-          <w:numId w:val="0"/>
-        </w:numPr>
-        <w:shd w:val="clear" w:fill="FFFFFF"/>
-        <w:spacing w:lineRule="auto" w:line="240" w:beforeAutospacing="0" w:before="0" w:afterAutospacing="0" w:after="0"/>
-        <w:ind w:left="0" w:hanging="0"/>
-        <w:rPr>
-          <w:rFonts w:ascii="Trebuchet MS" w:hAnsi="Trebuchet MS" w:eastAsia="Arial" w:cs="Arial"/>
-          <w:b w:val="false"/>
-          <w:b w:val="false"/>
-          <w:bCs w:val="false"/>
-          <w:i w:val="false"/>
-          <w:i w:val="false"/>
-          <w:iCs w:val="false"/>
-          <w:color w:val="auto"/>
-          <w:kern w:val="0"/>
-          <w:sz w:val="24"/>
-          <w:szCs w:val="24"/>
-          <w:u w:val="none"/>
-          <w:lang w:val="fr-FR" w:eastAsia="zh-CN" w:bidi="hi-IN"/>
-        </w:rPr>
-      </w:pPr>
-      <w:r>
-        <w:rPr>
-          <w:rFonts w:eastAsia="Arial" w:cs="Arial" w:ascii="Trebuchet MS" w:hAnsi="Trebuchet MS"/>
-          <w:b w:val="false"/>
-          <w:bCs w:val="false"/>
-          <w:i w:val="false"/>
-          <w:iCs w:val="false"/>
-          <w:caps w:val="false"/>
-          <w:smallCaps w:val="false"/>
-          <w:strike w:val="false"/>
-          <w:dstrike w:val="false"/>
-          <w:color w:val="auto"/>
-          <w:spacing w:val="0"/>
-          <w:kern w:val="0"/>
-          <w:sz w:val="24"/>
-          <w:szCs w:val="24"/>
-          <w:u w:val="none"/>
-          <w:effect w:val="none"/>
-          <w:lang w:val="fr-FR" w:eastAsia="zh-CN" w:bidi="hi-IN"/>
-        </w:rPr>
-        <w:t>L’idée pour concurrencer ce problème, a été de diviser chaque grande tâche en sous-tâche afin de faciliter l’appréciation de celles-ci et d’avoir une facilité d’estimation.</w:t>
-      </w:r>
-    </w:p>
-    <w:p>
-      <w:pPr>
-        <w:pStyle w:val="LOnormal"/>
-        <w:numPr>
-          <w:ilvl w:val="0"/>
-          <w:numId w:val="0"/>
-        </w:numPr>
-        <w:shd w:val="clear" w:fill="FFFFFF"/>
-        <w:spacing w:lineRule="auto" w:line="240" w:beforeAutospacing="0" w:before="0" w:afterAutospacing="0" w:after="0"/>
-        <w:ind w:left="0" w:hanging="0"/>
-        <w:rPr>
-          <w:caps w:val="false"/>
-          <w:smallCaps w:val="false"/>
-          <w:strike w:val="false"/>
-          <w:dstrike w:val="false"/>
-          <w:spacing w:val="0"/>
-          <w:effect w:val="none"/>
-        </w:rPr>
-      </w:pPr>
-      <w:r>
-        <w:rPr>
-          <w:rFonts w:eastAsia="Arial" w:cs="Arial" w:ascii="Trebuchet MS" w:hAnsi="Trebuchet MS"/>
-          <w:b w:val="false"/>
-          <w:bCs w:val="false"/>
-          <w:i w:val="false"/>
-          <w:iCs w:val="false"/>
-          <w:color w:val="auto"/>
-          <w:kern w:val="0"/>
-          <w:sz w:val="24"/>
-          <w:szCs w:val="24"/>
-          <w:u w:val="none"/>
-          <w:lang w:val="fr-FR" w:eastAsia="zh-CN" w:bidi="hi-IN"/>
-        </w:rPr>
-      </w:r>
-    </w:p>
-    <w:p>
-      <w:pPr>
-        <w:pStyle w:val="LOnormal"/>
-        <w:numPr>
-          <w:ilvl w:val="0"/>
-          <w:numId w:val="0"/>
-        </w:numPr>
-        <w:shd w:val="clear" w:fill="FFFFFF"/>
-        <w:spacing w:lineRule="auto" w:line="240" w:beforeAutospacing="0" w:before="0" w:afterAutospacing="0" w:after="0"/>
-        <w:ind w:left="0" w:hanging="0"/>
-        <w:rPr>
-          <w:rFonts w:ascii="Trebuchet MS" w:hAnsi="Trebuchet MS" w:eastAsia="Arial" w:cs="Arial"/>
-          <w:b w:val="false"/>
-          <w:b w:val="false"/>
-          <w:bCs w:val="false"/>
-          <w:i w:val="false"/>
-          <w:i w:val="false"/>
-          <w:iCs w:val="false"/>
-          <w:color w:val="auto"/>
-          <w:kern w:val="0"/>
-          <w:sz w:val="24"/>
-          <w:szCs w:val="24"/>
-          <w:u w:val="none"/>
-          <w:lang w:val="fr-FR" w:eastAsia="zh-CN" w:bidi="hi-IN"/>
-        </w:rPr>
-      </w:pPr>
-      <w:r>
-        <w:rPr>
-          <w:rFonts w:eastAsia="Arial" w:cs="Arial" w:ascii="Trebuchet MS" w:hAnsi="Trebuchet MS"/>
-          <w:b w:val="false"/>
-          <w:bCs w:val="false"/>
-          <w:i w:val="false"/>
-          <w:iCs w:val="false"/>
-          <w:caps w:val="false"/>
-          <w:smallCaps w:val="false"/>
-          <w:strike w:val="false"/>
-          <w:dstrike w:val="false"/>
-          <w:color w:val="auto"/>
-          <w:spacing w:val="0"/>
-          <w:kern w:val="0"/>
-          <w:sz w:val="24"/>
-          <w:szCs w:val="24"/>
-          <w:u w:val="none"/>
-          <w:effect w:val="none"/>
-          <w:lang w:val="fr-FR" w:eastAsia="zh-CN" w:bidi="hi-IN"/>
-        </w:rPr>
-        <w:t>- Dans u</w:t>
-      </w:r>
-      <w:r>
-        <w:rPr>
-          <w:rFonts w:eastAsia="Arial" w:cs="Arial" w:ascii="Trebuchet MS" w:hAnsi="Trebuchet MS"/>
-          <w:b w:val="false"/>
-          <w:bCs w:val="false"/>
-          <w:i w:val="false"/>
-          <w:iCs w:val="false"/>
-          <w:caps w:val="false"/>
-          <w:smallCaps w:val="false"/>
-          <w:strike w:val="false"/>
-          <w:dstrike w:val="false"/>
-          <w:color w:val="auto"/>
-          <w:spacing w:val="0"/>
-          <w:kern w:val="0"/>
-          <w:sz w:val="24"/>
-          <w:szCs w:val="24"/>
-          <w:u w:val="none"/>
-          <w:effect w:val="none"/>
-          <w:lang w:val="fr-FR" w:eastAsia="zh-CN" w:bidi="hi-IN"/>
-        </w:rPr>
-        <w:t xml:space="preserve">n second temps, </w:t>
-      </w:r>
-      <w:r>
-        <w:rPr>
-          <w:rFonts w:eastAsia="Arial" w:cs="Arial" w:ascii="Trebuchet MS" w:hAnsi="Trebuchet MS"/>
-          <w:b w:val="false"/>
-          <w:bCs w:val="false"/>
-          <w:i w:val="false"/>
-          <w:iCs w:val="false"/>
-          <w:caps w:val="false"/>
-          <w:smallCaps w:val="false"/>
-          <w:strike w:val="false"/>
-          <w:dstrike w:val="false"/>
-          <w:color w:val="auto"/>
-          <w:spacing w:val="0"/>
-          <w:kern w:val="0"/>
-          <w:sz w:val="24"/>
-          <w:szCs w:val="24"/>
-          <w:u w:val="none"/>
-          <w:effect w:val="none"/>
-          <w:lang w:val="fr-FR" w:eastAsia="zh-CN" w:bidi="hi-IN"/>
-        </w:rPr>
-        <w:t>d’un point de vue coût. L’idée étant de mettre en place un</w:t>
-      </w:r>
-      <w:r>
-        <w:rPr>
-          <w:rFonts w:eastAsia="Arial" w:cs="Arial" w:ascii="Trebuchet MS" w:hAnsi="Trebuchet MS"/>
-          <w:b w:val="false"/>
-          <w:bCs w:val="false"/>
-          <w:i w:val="false"/>
-          <w:iCs w:val="false"/>
-          <w:caps w:val="false"/>
-          <w:smallCaps w:val="false"/>
-          <w:strike w:val="false"/>
-          <w:dstrike w:val="false"/>
-          <w:color w:val="auto"/>
-          <w:spacing w:val="0"/>
-          <w:kern w:val="0"/>
-          <w:sz w:val="24"/>
-          <w:szCs w:val="24"/>
-          <w:u w:val="none"/>
-          <w:effect w:val="none"/>
-          <w:lang w:val="fr-FR" w:eastAsia="zh-CN" w:bidi="hi-IN"/>
-        </w:rPr>
-        <w:t>e estimation des coûts sur un potentiel outil cloud, car pas encore décidé. De plus, le poste n’étant pas encore créé, il est difficile de donner des estimations de coûts précises.</w:t>
-      </w:r>
-    </w:p>
-    <w:p>
-      <w:pPr>
-        <w:pStyle w:val="LOnormal"/>
-        <w:numPr>
-          <w:ilvl w:val="0"/>
-          <w:numId w:val="0"/>
-        </w:numPr>
-        <w:shd w:val="clear" w:fill="FFFFFF"/>
-        <w:spacing w:lineRule="auto" w:line="240" w:beforeAutospacing="0" w:before="0" w:afterAutospacing="0" w:after="0"/>
-        <w:ind w:left="0" w:hanging="0"/>
-        <w:rPr>
-          <w:rFonts w:ascii="Trebuchet MS" w:hAnsi="Trebuchet MS" w:eastAsia="Arial" w:cs="Arial"/>
-          <w:b w:val="false"/>
-          <w:b w:val="false"/>
-          <w:bCs w:val="false"/>
-          <w:i w:val="false"/>
-          <w:i w:val="false"/>
-          <w:iCs w:val="false"/>
-          <w:color w:val="auto"/>
-          <w:kern w:val="0"/>
-          <w:sz w:val="24"/>
-          <w:szCs w:val="24"/>
-          <w:u w:val="none"/>
-          <w:lang w:val="fr-FR" w:eastAsia="zh-CN" w:bidi="hi-IN"/>
-        </w:rPr>
-      </w:pPr>
-      <w:r>
-        <w:rPr>
-          <w:rFonts w:eastAsia="Arial" w:cs="Arial" w:ascii="Trebuchet MS" w:hAnsi="Trebuchet MS"/>
-          <w:b w:val="false"/>
-          <w:bCs w:val="false"/>
-          <w:i w:val="false"/>
-          <w:iCs w:val="false"/>
-          <w:caps w:val="false"/>
-          <w:smallCaps w:val="false"/>
-          <w:strike w:val="false"/>
-          <w:dstrike w:val="false"/>
-          <w:color w:val="auto"/>
-          <w:spacing w:val="0"/>
-          <w:kern w:val="0"/>
-          <w:sz w:val="24"/>
-          <w:szCs w:val="24"/>
-          <w:u w:val="none"/>
-          <w:effect w:val="none"/>
-          <w:lang w:val="fr-FR" w:eastAsia="zh-CN" w:bidi="hi-IN"/>
-        </w:rPr>
-        <w:t>L’idée est donc de fixer un TJM estimatif pour essayer de gérer les coûts sur sa base et de définir un cloud provider pour définir des coûts basés sur celui-ci.</w:t>
-      </w:r>
-    </w:p>
-    <w:p>
-      <w:pPr>
-        <w:pStyle w:val="LOnormal"/>
-        <w:numPr>
-          <w:ilvl w:val="0"/>
-          <w:numId w:val="0"/>
-        </w:numPr>
-        <w:shd w:val="clear" w:fill="FFFFFF"/>
-        <w:spacing w:lineRule="auto" w:line="240" w:beforeAutospacing="0" w:before="0" w:afterAutospacing="0" w:after="0"/>
-        <w:ind w:left="0" w:hanging="0"/>
-        <w:rPr>
-          <w:caps w:val="false"/>
-          <w:smallCaps w:val="false"/>
-          <w:strike w:val="false"/>
-          <w:dstrike w:val="false"/>
-          <w:spacing w:val="0"/>
-          <w:effect w:val="none"/>
-        </w:rPr>
-      </w:pPr>
-      <w:r>
-        <w:rPr>
-          <w:rFonts w:eastAsia="Arial" w:cs="Arial" w:ascii="Trebuchet MS" w:hAnsi="Trebuchet MS"/>
-          <w:b w:val="false"/>
-          <w:bCs w:val="false"/>
-          <w:i w:val="false"/>
-          <w:iCs w:val="false"/>
-          <w:color w:val="auto"/>
-          <w:kern w:val="0"/>
-          <w:sz w:val="24"/>
-          <w:szCs w:val="24"/>
-          <w:u w:val="none"/>
-          <w:lang w:val="fr-FR" w:eastAsia="zh-CN" w:bidi="hi-IN"/>
-        </w:rPr>
-      </w:r>
-    </w:p>
-    <w:p>
-      <w:pPr>
-        <w:pStyle w:val="LOnormal"/>
-        <w:numPr>
-          <w:ilvl w:val="0"/>
-          <w:numId w:val="0"/>
-        </w:numPr>
-        <w:shd w:val="clear" w:fill="FFFFFF"/>
-        <w:spacing w:lineRule="auto" w:line="240" w:beforeAutospacing="0" w:before="0" w:afterAutospacing="0" w:after="0"/>
-        <w:ind w:left="0" w:hanging="0"/>
-        <w:rPr>
-          <w:rFonts w:ascii="Trebuchet MS" w:hAnsi="Trebuchet MS" w:eastAsia="Arial" w:cs="Arial"/>
-          <w:b w:val="false"/>
-          <w:b w:val="false"/>
-          <w:bCs w:val="false"/>
-          <w:i w:val="false"/>
-          <w:i w:val="false"/>
-          <w:iCs w:val="false"/>
-          <w:color w:val="auto"/>
-          <w:kern w:val="0"/>
-          <w:sz w:val="24"/>
-          <w:szCs w:val="24"/>
-          <w:u w:val="none"/>
-          <w:lang w:val="fr-FR" w:eastAsia="zh-CN" w:bidi="hi-IN"/>
-        </w:rPr>
-      </w:pPr>
-      <w:r>
-        <w:rPr>
-          <w:rFonts w:eastAsia="Arial" w:cs="Arial" w:ascii="Trebuchet MS" w:hAnsi="Trebuchet MS"/>
-          <w:b w:val="false"/>
-          <w:bCs w:val="false"/>
-          <w:i w:val="false"/>
-          <w:iCs w:val="false"/>
-          <w:caps w:val="false"/>
-          <w:smallCaps w:val="false"/>
-          <w:strike w:val="false"/>
-          <w:dstrike w:val="false"/>
-          <w:color w:val="auto"/>
-          <w:spacing w:val="0"/>
-          <w:kern w:val="0"/>
-          <w:sz w:val="24"/>
-          <w:szCs w:val="24"/>
-          <w:u w:val="none"/>
-          <w:effect w:val="none"/>
-          <w:lang w:val="fr-FR" w:eastAsia="zh-CN" w:bidi="hi-IN"/>
-        </w:rPr>
-        <w:t>- Dans un troisième temps, comment avoir du recul sur le chatbot une fois passé en MVP. Pour validation du POC, il y a eu une première présentation du projet, maintenant, comment faire pour avoir des retours sur le chatbot une fois déployé en production.</w:t>
-      </w:r>
-    </w:p>
-    <w:p>
-      <w:pPr>
-        <w:pStyle w:val="LOnormal"/>
-        <w:numPr>
-          <w:ilvl w:val="0"/>
-          <w:numId w:val="0"/>
-        </w:numPr>
-        <w:shd w:val="clear" w:fill="FFFFFF"/>
-        <w:spacing w:lineRule="auto" w:line="240" w:beforeAutospacing="0" w:before="0" w:afterAutospacing="0" w:after="0"/>
-        <w:ind w:left="0" w:hanging="0"/>
-        <w:rPr>
-          <w:rFonts w:ascii="Trebuchet MS" w:hAnsi="Trebuchet MS" w:eastAsia="Arial" w:cs="Arial"/>
-          <w:b w:val="false"/>
-          <w:b w:val="false"/>
-          <w:bCs w:val="false"/>
-          <w:i w:val="false"/>
-          <w:i w:val="false"/>
-          <w:iCs w:val="false"/>
-          <w:color w:val="auto"/>
-          <w:kern w:val="0"/>
-          <w:sz w:val="24"/>
-          <w:szCs w:val="24"/>
-          <w:u w:val="none"/>
-          <w:lang w:val="fr-FR" w:eastAsia="zh-CN" w:bidi="hi-IN"/>
-        </w:rPr>
-      </w:pPr>
-      <w:r>
-        <w:rPr>
-          <w:rFonts w:eastAsia="Arial" w:cs="Arial" w:ascii="Trebuchet MS" w:hAnsi="Trebuchet MS"/>
-          <w:b w:val="false"/>
-          <w:bCs w:val="false"/>
-          <w:i w:val="false"/>
-          <w:iCs w:val="false"/>
-          <w:caps w:val="false"/>
-          <w:smallCaps w:val="false"/>
-          <w:strike w:val="false"/>
-          <w:dstrike w:val="false"/>
-          <w:color w:val="auto"/>
-          <w:spacing w:val="0"/>
-          <w:kern w:val="0"/>
-          <w:sz w:val="24"/>
-          <w:szCs w:val="24"/>
-          <w:u w:val="none"/>
-          <w:effect w:val="none"/>
-          <w:lang w:val="fr-FR" w:eastAsia="zh-CN" w:bidi="hi-IN"/>
-        </w:rPr>
-        <w:t xml:space="preserve">C’est au vu de ces problématiques </w:t>
-      </w:r>
-      <w:r>
-        <w:rPr>
-          <w:rFonts w:eastAsia="Arial" w:cs="Arial" w:ascii="Trebuchet MS" w:hAnsi="Trebuchet MS"/>
-          <w:b w:val="false"/>
-          <w:bCs w:val="false"/>
-          <w:i w:val="false"/>
-          <w:iCs w:val="false"/>
-          <w:caps w:val="false"/>
-          <w:smallCaps w:val="false"/>
-          <w:strike w:val="false"/>
-          <w:dstrike w:val="false"/>
-          <w:color w:val="auto"/>
-          <w:spacing w:val="0"/>
-          <w:kern w:val="0"/>
-          <w:sz w:val="24"/>
-          <w:szCs w:val="24"/>
-          <w:u w:val="none"/>
-          <w:effect w:val="none"/>
-          <w:lang w:val="fr-FR" w:eastAsia="zh-CN" w:bidi="hi-IN"/>
-        </w:rPr>
-        <w:t>que les outils de monitoring ont été définis et que la récupération de compléments d’informations des utilisateurs a été préconisé afin d’avoir plus de visibilité sur les axes d’amélioration du chatbot et de son utilisation.</w:t>
-      </w:r>
-    </w:p>
-    <w:p>
-      <w:pPr>
-        <w:pStyle w:val="Titre1"/>
-        <w:numPr>
-          <w:ilvl w:val="0"/>
-          <w:numId w:val="0"/>
-        </w:numPr>
-        <w:shd w:val="clear" w:fill="FFFFFF"/>
-        <w:spacing w:lineRule="auto" w:line="240" w:before="480" w:afterAutospacing="0" w:after="0"/>
-        <w:ind w:left="0" w:hanging="0"/>
-        <w:rPr>
-          <w:sz w:val="30"/>
-          <w:szCs w:val="30"/>
-        </w:rPr>
-      </w:pPr>
-      <w:r>
-        <w:rPr>
-          <w:rFonts w:eastAsia="Montserrat" w:cs="Montserrat" w:ascii="Trebuchet MS" w:hAnsi="Trebuchet MS"/>
-          <w:b/>
-          <w:bCs w:val="false"/>
-          <w:i w:val="false"/>
-          <w:iCs w:val="false"/>
-          <w:caps w:val="false"/>
-          <w:smallCaps w:val="false"/>
-          <w:strike w:val="false"/>
-          <w:dstrike w:val="false"/>
-          <w:color w:val="000000"/>
-          <w:spacing w:val="0"/>
-          <w:kern w:val="0"/>
-          <w:sz w:val="30"/>
-          <w:szCs w:val="30"/>
-          <w:u w:val="none"/>
-          <w:effect w:val="none"/>
-          <w:lang w:val="fr-FR" w:eastAsia="zh-CN" w:bidi="hi-IN"/>
-        </w:rPr>
-        <w:t>6</w:t>
-      </w:r>
-      <w:r>
-        <w:rPr>
-          <w:rFonts w:eastAsia="Montserrat" w:cs="Montserrat" w:ascii="Trebuchet MS" w:hAnsi="Trebuchet MS"/>
-          <w:b/>
-          <w:bCs w:val="false"/>
-          <w:i w:val="false"/>
-          <w:iCs w:val="false"/>
-          <w:caps w:val="false"/>
-          <w:smallCaps w:val="false"/>
-          <w:strike w:val="false"/>
-          <w:dstrike w:val="false"/>
-          <w:color w:val="000000"/>
-          <w:spacing w:val="0"/>
-          <w:kern w:val="0"/>
-          <w:sz w:val="30"/>
-          <w:szCs w:val="30"/>
-          <w:u w:val="none"/>
-          <w:effect w:val="none"/>
-          <w:lang w:val="fr-FR" w:eastAsia="zh-CN" w:bidi="hi-IN"/>
-        </w:rPr>
-        <w:t xml:space="preserve">. </w:t>
-      </w:r>
-      <w:r>
-        <w:rPr>
-          <w:rFonts w:eastAsia="Montserrat" w:cs="Montserrat" w:ascii="Trebuchet MS" w:hAnsi="Trebuchet MS"/>
-          <w:b/>
-          <w:bCs w:val="false"/>
-          <w:i w:val="false"/>
-          <w:iCs w:val="false"/>
-          <w:caps w:val="false"/>
-          <w:smallCaps w:val="false"/>
-          <w:strike w:val="false"/>
-          <w:dstrike w:val="false"/>
-          <w:color w:val="000000"/>
-          <w:spacing w:val="0"/>
-          <w:kern w:val="0"/>
-          <w:sz w:val="30"/>
-          <w:szCs w:val="30"/>
-          <w:u w:val="none"/>
-          <w:effect w:val="none"/>
-          <w:lang w:val="fr-FR" w:eastAsia="zh-CN" w:bidi="hi-IN"/>
-        </w:rPr>
-        <w:t>CONCLUSION</w:t>
-      </w:r>
-      <w:r>
-        <w:rPr>
-          <w:rFonts w:eastAsia="Montserrat" w:cs="Montserrat" w:ascii="Trebuchet MS" w:hAnsi="Trebuchet MS"/>
-          <w:b/>
-          <w:bCs w:val="false"/>
-          <w:i w:val="false"/>
-          <w:iCs w:val="false"/>
-          <w:caps w:val="false"/>
-          <w:smallCaps w:val="false"/>
-          <w:strike w:val="false"/>
-          <w:dstrike w:val="false"/>
-          <w:color w:val="000000"/>
-          <w:spacing w:val="0"/>
-          <w:kern w:val="0"/>
-          <w:sz w:val="30"/>
-          <w:szCs w:val="30"/>
-          <w:u w:val="none"/>
-          <w:effect w:val="none"/>
-          <w:lang w:val="fr-FR" w:eastAsia="zh-CN" w:bidi="hi-IN"/>
-        </w:rPr>
-        <w:t>:</w:t>
+        <w:t>6. CONCLUSION:</w:t>
       </w:r>
     </w:p>
     <w:p>
@@ -11592,40 +10151,9 @@
           <w:sz w:val="24"/>
           <w:szCs w:val="24"/>
         </w:rPr>
-        <w:t>Ce rapport a permis de présenter la transformation progressive d</w:t>
-      </w:r>
-      <w:r>
-        <w:rPr>
-          <w:rFonts w:ascii="Trebuchet MS" w:hAnsi="Trebuchet MS"/>
-          <w:sz w:val="24"/>
-          <w:szCs w:val="24"/>
-        </w:rPr>
-        <w:t>u</w:t>
-      </w:r>
-      <w:r>
-        <w:rPr>
-          <w:rFonts w:ascii="Trebuchet MS" w:hAnsi="Trebuchet MS"/>
-          <w:sz w:val="24"/>
-          <w:szCs w:val="24"/>
-        </w:rPr>
-        <w:t xml:space="preserve"> chatbot d’événements culturels, initialement conçu sous forme de POC, vers un MVP structuré et exploitable. À travers l’analyse des besoins, la définition d’un macro backlog, l’élaboration d’un macro planning et l’estimation des coûts build et OPEX, le projet a été abordé sous un angle à la fois technique, méthodologique et économique. Les choix architecturaux réalisés, notamment autour d’une infrastructure cloud scalable et modulaire, visent à garantir la pérennité et l’évolutivité de la solution. </w:t>
+        <w:t xml:space="preserve">Ce rapport a permis de présenter la transformation progressive du chatbot d’événements culturels, initialement conçu sous forme de POC, vers un MVP structuré et exploitable. À travers l’analyse des besoins, la définition d’un macro backlog, l’élaboration d’un macro planning et l’estimation des coûts build et OPEX, le projet a été abordé sous un angle à la fois technique, méthodologique et économique. Les choix architecturaux réalisés, notamment autour d’une infrastructure cloud scalable et modulaire, visent à garantir la pérennité et l’évolutivité de la solution. </w:t>
         <w:br/>
-      </w:r>
-      <w:r>
-        <w:rPr>
-          <w:rFonts w:ascii="Trebuchet MS" w:hAnsi="Trebuchet MS"/>
-          <w:sz w:val="24"/>
-          <w:szCs w:val="24"/>
-        </w:rPr>
-        <w:t>L</w:t>
-      </w:r>
-      <w:r>
-        <w:rPr>
-          <w:rFonts w:ascii="Trebuchet MS" w:hAnsi="Trebuchet MS"/>
-          <w:sz w:val="24"/>
-          <w:szCs w:val="24"/>
-        </w:rPr>
-        <w:t xml:space="preserve">’intégration des enjeux de monitoring, de performance et de maîtrise budgétaire dès la phase de conception témoigne d’une approche orientée produit. </w:t>
+        <w:t xml:space="preserve">L’intégration des enjeux de monitoring, de performance et de maîtrise budgétaire dès la phase de conception témoigne d’une approche orientée produit. </w:t>
         <w:br/>
         <w:t>Enfin, ce travail met en évidence l’importance d’un pilotage rigoureux pour sécuriser le passage du prototype à un service à valeur ajoutée, capable de s’adapter aux usages réels et aux évolutions futures.</w:t>
       </w:r>
@@ -11701,7 +10229,110 @@
         <w:pStyle w:val="Titre1"/>
         <w:keepNext w:val="false"/>
         <w:keepLines w:val="false"/>
-        <w:spacing w:lineRule="auto" w:line="240" w:before="480" w:after="120"/>
+        <w:numPr>
+          <w:ilvl w:val="0"/>
+          <w:numId w:val="0"/>
+        </w:numPr>
+        <w:shd w:val="clear" w:fill="FFFFFF"/>
+        <w:spacing w:lineRule="auto" w:line="240" w:before="480" w:afterAutospacing="0" w:after="0"/>
+        <w:ind w:left="0" w:hanging="0"/>
+        <w:rPr>
+          <w:sz w:val="30"/>
+          <w:szCs w:val="30"/>
+        </w:rPr>
+      </w:pPr>
+      <w:r>
+        <w:rPr>
+          <w:rFonts w:eastAsia="Montserrat" w:cs="Montserrat" w:ascii="Trebuchet MS" w:hAnsi="Trebuchet MS"/>
+          <w:b/>
+          <w:bCs w:val="false"/>
+          <w:i w:val="false"/>
+          <w:iCs w:val="false"/>
+          <w:caps w:val="false"/>
+          <w:smallCaps w:val="false"/>
+          <w:strike w:val="false"/>
+          <w:dstrike w:val="false"/>
+          <w:color w:val="000000"/>
+          <w:spacing w:val="0"/>
+          <w:kern w:val="0"/>
+          <w:sz w:val="30"/>
+          <w:szCs w:val="30"/>
+          <w:u w:val="none"/>
+          <w:effect w:val="none"/>
+          <w:lang w:val="fr-FR" w:eastAsia="zh-CN" w:bidi="hi-IN"/>
+        </w:rPr>
+        <w:t>7</w:t>
+      </w:r>
+      <w:r>
+        <w:rPr>
+          <w:rFonts w:eastAsia="Montserrat" w:cs="Montserrat" w:ascii="Trebuchet MS" w:hAnsi="Trebuchet MS"/>
+          <w:b/>
+          <w:bCs w:val="false"/>
+          <w:i w:val="false"/>
+          <w:iCs w:val="false"/>
+          <w:caps w:val="false"/>
+          <w:smallCaps w:val="false"/>
+          <w:strike w:val="false"/>
+          <w:dstrike w:val="false"/>
+          <w:color w:val="000000"/>
+          <w:spacing w:val="0"/>
+          <w:kern w:val="0"/>
+          <w:sz w:val="30"/>
+          <w:szCs w:val="30"/>
+          <w:u w:val="none"/>
+          <w:effect w:val="none"/>
+          <w:lang w:val="fr-FR" w:eastAsia="zh-CN" w:bidi="hi-IN"/>
+        </w:rPr>
+        <w:t xml:space="preserve">. </w:t>
+      </w:r>
+      <w:r>
+        <w:rPr>
+          <w:rFonts w:eastAsia="Montserrat" w:cs="Montserrat" w:ascii="Trebuchet MS" w:hAnsi="Trebuchet MS"/>
+          <w:b/>
+          <w:bCs w:val="false"/>
+          <w:i w:val="false"/>
+          <w:iCs w:val="false"/>
+          <w:caps w:val="false"/>
+          <w:smallCaps w:val="false"/>
+          <w:strike w:val="false"/>
+          <w:dstrike w:val="false"/>
+          <w:color w:val="000000"/>
+          <w:spacing w:val="0"/>
+          <w:kern w:val="0"/>
+          <w:sz w:val="30"/>
+          <w:szCs w:val="30"/>
+          <w:u w:val="none"/>
+          <w:effect w:val="none"/>
+          <w:lang w:val="fr-FR" w:eastAsia="zh-CN" w:bidi="hi-IN"/>
+        </w:rPr>
+        <w:t xml:space="preserve">PORTFOLIO </w:t>
+      </w:r>
+      <w:r>
+        <w:rPr>
+          <w:rFonts w:eastAsia="Montserrat" w:cs="Montserrat" w:ascii="Trebuchet MS" w:hAnsi="Trebuchet MS"/>
+          <w:b/>
+          <w:bCs w:val="false"/>
+          <w:i w:val="false"/>
+          <w:iCs w:val="false"/>
+          <w:caps w:val="false"/>
+          <w:smallCaps w:val="false"/>
+          <w:strike w:val="false"/>
+          <w:dstrike w:val="false"/>
+          <w:color w:val="000000"/>
+          <w:spacing w:val="0"/>
+          <w:kern w:val="0"/>
+          <w:sz w:val="30"/>
+          <w:szCs w:val="30"/>
+          <w:u w:val="none"/>
+          <w:effect w:val="none"/>
+          <w:lang w:val="fr-FR" w:eastAsia="zh-CN" w:bidi="hi-IN"/>
+        </w:rPr>
+        <w:t>:</w:t>
+      </w:r>
+    </w:p>
+    <w:p>
+      <w:pPr>
+        <w:pStyle w:val="LOnormal"/>
         <w:rPr>
           <w:rFonts w:ascii="Trebuchet MS" w:hAnsi="Trebuchet MS"/>
           <w:color w:val="000000"/>
@@ -11709,44 +10340,43 @@
           <w:szCs w:val="22"/>
         </w:rPr>
       </w:pPr>
-      <w:bookmarkStart w:id="4" w:name="_a89ugx5iec9i"/>
-      <w:bookmarkEnd w:id="4"/>
-      <w:r>
-        <w:rPr>
-          <w:rFonts w:eastAsia="Montserrat" w:cs="Montserrat" w:ascii="Trebuchet MS" w:hAnsi="Trebuchet MS"/>
-          <w:b/>
+      <w:r>
+        <w:rPr/>
+      </w:r>
+    </w:p>
+    <w:p>
+      <w:pPr>
+        <w:pStyle w:val="LOnormal"/>
+        <w:rPr>
+          <w:rFonts w:ascii="Trebuchet MS" w:hAnsi="Trebuchet MS"/>
           <w:color w:val="000000"/>
           <w:sz w:val="22"/>
           <w:szCs w:val="22"/>
         </w:rPr>
-        <w:t xml:space="preserve"> </w:t>
-      </w:r>
-      <w:r>
-        <w:rPr>
-          <w:rFonts w:eastAsia="Montserrat" w:cs="Montserrat" w:ascii="Trebuchet MS" w:hAnsi="Trebuchet MS"/>
-          <w:b/>
+      </w:pPr>
+      <w:r>
+        <w:rPr/>
+        <w:t xml:space="preserve">Suite aux demandes liées à ce projet. Une ouverture de poste est prévue au sein de Puls-Events. </w:t>
+      </w:r>
+    </w:p>
+    <w:p>
+      <w:pPr>
+        <w:pStyle w:val="LOnormal"/>
+        <w:rPr>
+          <w:rFonts w:ascii="Trebuchet MS" w:hAnsi="Trebuchet MS"/>
           <w:color w:val="000000"/>
           <w:sz w:val="22"/>
           <w:szCs w:val="22"/>
         </w:rPr>
-        <w:t>Annexes</w:t>
-      </w:r>
-    </w:p>
-    <w:p>
-      <w:pPr>
-        <w:pStyle w:val="Titre2"/>
-        <w:keepNext w:val="false"/>
-        <w:keepLines w:val="false"/>
-        <w:pageBreakBefore w:val="false"/>
-        <w:widowControl/>
-        <w:numPr>
-          <w:ilvl w:val="0"/>
-          <w:numId w:val="1"/>
-        </w:numPr>
-        <w:shd w:val="clear" w:fill="auto"/>
-        <w:spacing w:lineRule="auto" w:line="276" w:before="360" w:afterAutospacing="0" w:after="0"/>
-        <w:ind w:left="720" w:right="0" w:hanging="360"/>
-        <w:jc w:val="left"/>
+      </w:pPr>
+      <w:r>
+        <w:rPr/>
+        <w:t>Souhaitant proposer ma candidature, vous pourrez retrouver mon portfolio en pièces jointes de ce document au format PDF (et sur le repo github du projet) récapitulant :</w:t>
+      </w:r>
+    </w:p>
+    <w:p>
+      <w:pPr>
+        <w:pStyle w:val="LOnormal"/>
         <w:rPr>
           <w:rFonts w:ascii="Trebuchet MS" w:hAnsi="Trebuchet MS"/>
           <w:color w:val="000000"/>
@@ -11754,33 +10384,28 @@
           <w:szCs w:val="22"/>
         </w:rPr>
       </w:pPr>
-      <w:bookmarkStart w:id="5" w:name="_jjddjl8cc29g"/>
-      <w:bookmarkEnd w:id="5"/>
-      <w:r>
-        <w:rPr>
-          <w:rFonts w:eastAsia="Montserrat" w:cs="Montserrat" w:ascii="Trebuchet MS" w:hAnsi="Trebuchet MS"/>
+      <w:r>
+        <w:rPr/>
+      </w:r>
+    </w:p>
+    <w:p>
+      <w:pPr>
+        <w:pStyle w:val="LOnormal"/>
+        <w:rPr>
+          <w:rFonts w:ascii="Trebuchet MS" w:hAnsi="Trebuchet MS"/>
           <w:color w:val="000000"/>
           <w:sz w:val="22"/>
           <w:szCs w:val="22"/>
         </w:rPr>
-        <w:t xml:space="preserve">Lien vers le portfolio professionnel : </w:t>
-      </w:r>
-    </w:p>
-    <w:p>
-      <w:pPr>
-        <w:pStyle w:val="LOnormal"/>
-        <w:keepNext w:val="false"/>
-        <w:keepLines w:val="false"/>
-        <w:pageBreakBefore w:val="false"/>
-        <w:widowControl/>
-        <w:numPr>
-          <w:ilvl w:val="1"/>
-          <w:numId w:val="1"/>
-        </w:numPr>
-        <w:shd w:val="clear" w:fill="FFFFFF"/>
-        <w:spacing w:lineRule="auto" w:line="276" w:beforeAutospacing="0" w:before="0" w:afterAutospacing="0" w:after="0"/>
-        <w:ind w:left="1440" w:right="0" w:hanging="360"/>
-        <w:jc w:val="left"/>
+      </w:pPr>
+      <w:r>
+        <w:rPr/>
+        <w:t>- Projets réalisés en tant que Data Engineer</w:t>
+      </w:r>
+    </w:p>
+    <w:p>
+      <w:pPr>
+        <w:pStyle w:val="LOnormal"/>
         <w:rPr>
           <w:rFonts w:ascii="Trebuchet MS" w:hAnsi="Trebuchet MS"/>
           <w:color w:val="000000"/>
@@ -11789,30 +10414,28 @@
         </w:rPr>
       </w:pPr>
       <w:r>
-        <w:rPr>
-          <w:rFonts w:eastAsia="Montserrat" w:cs="Montserrat" w:ascii="Trebuchet MS" w:hAnsi="Trebuchet MS"/>
+        <w:rPr/>
+        <w:t>- Technologies expérimentées</w:t>
+      </w:r>
+    </w:p>
+    <w:p>
+      <w:pPr>
+        <w:pStyle w:val="LOnormal"/>
+        <w:rPr>
+          <w:rFonts w:ascii="Trebuchet MS" w:hAnsi="Trebuchet MS"/>
           <w:color w:val="000000"/>
           <w:sz w:val="22"/>
           <w:szCs w:val="22"/>
         </w:rPr>
-        <w:t>Récapitulatif documenté des projets réalisés sur le parcours Data Engineer – stocké sur GitHub</w:t>
-      </w:r>
-    </w:p>
-    <w:p>
-      <w:pPr>
-        <w:pStyle w:val="LOnormal"/>
-        <w:keepNext w:val="false"/>
-        <w:keepLines w:val="false"/>
-        <w:pageBreakBefore w:val="false"/>
-        <w:widowControl/>
-        <w:numPr>
-          <w:ilvl w:val="1"/>
-          <w:numId w:val="1"/>
-        </w:numPr>
-        <w:shd w:val="clear" w:fill="FFFFFF"/>
-        <w:spacing w:lineRule="auto" w:line="276" w:beforeAutospacing="0" w:before="0" w:afterAutospacing="0" w:after="0"/>
-        <w:ind w:left="1440" w:right="0" w:hanging="360"/>
-        <w:jc w:val="left"/>
+      </w:pPr>
+      <w:r>
+        <w:rPr/>
+        <w:t>- Compétences acquises</w:t>
+      </w:r>
+    </w:p>
+    <w:p>
+      <w:pPr>
+        <w:pStyle w:val="LOnormal"/>
         <w:rPr>
           <w:rFonts w:ascii="Trebuchet MS" w:hAnsi="Trebuchet MS"/>
           <w:color w:val="000000"/>
@@ -11821,177 +10444,22 @@
         </w:rPr>
       </w:pPr>
       <w:r>
-        <w:rPr>
-          <w:rFonts w:eastAsia="Montserrat" w:cs="Montserrat" w:ascii="Trebuchet MS" w:hAnsi="Trebuchet MS"/>
+        <w:rPr/>
+      </w:r>
+    </w:p>
+    <w:p>
+      <w:pPr>
+        <w:pStyle w:val="LOnormal"/>
+        <w:rPr>
+          <w:rFonts w:ascii="Trebuchet MS" w:hAnsi="Trebuchet MS"/>
           <w:color w:val="000000"/>
           <w:sz w:val="22"/>
           <w:szCs w:val="22"/>
         </w:rPr>
-        <w:t>Description des projets, outils et technologies utilisés, résultats obtenus avec démonstration (exemples concrets, benchmarks …)</w:t>
-      </w:r>
-    </w:p>
-    <w:p>
-      <w:pPr>
-        <w:pStyle w:val="LOnormal"/>
-        <w:keepNext w:val="false"/>
-        <w:keepLines w:val="false"/>
-        <w:pageBreakBefore w:val="false"/>
-        <w:widowControl/>
-        <w:numPr>
-          <w:ilvl w:val="1"/>
-          <w:numId w:val="1"/>
-        </w:numPr>
-        <w:shd w:val="clear" w:fill="FFFFFF"/>
-        <w:spacing w:lineRule="auto" w:line="276" w:beforeAutospacing="0" w:before="0" w:afterAutospacing="0" w:after="0"/>
-        <w:ind w:left="1440" w:right="0" w:hanging="360"/>
-        <w:jc w:val="left"/>
-        <w:rPr>
-          <w:rFonts w:ascii="Trebuchet MS" w:hAnsi="Trebuchet MS"/>
-          <w:color w:val="000000"/>
-          <w:sz w:val="22"/>
-          <w:szCs w:val="22"/>
-        </w:rPr>
-      </w:pPr>
-      <w:r>
-        <w:rPr>
-          <w:rFonts w:eastAsia="Montserrat" w:cs="Montserrat" w:ascii="Trebuchet MS" w:hAnsi="Trebuchet MS"/>
-          <w:color w:val="000000"/>
-          <w:sz w:val="22"/>
-          <w:szCs w:val="22"/>
-        </w:rPr>
-        <w:t xml:space="preserve">Compétences démontrées et valeur ajoutée </w:t>
-      </w:r>
-    </w:p>
-    <w:p>
-      <w:pPr>
-        <w:pStyle w:val="LOnormal"/>
-        <w:numPr>
-          <w:ilvl w:val="0"/>
-          <w:numId w:val="1"/>
-        </w:numPr>
-        <w:spacing w:lineRule="auto" w:line="240" w:beforeAutospacing="0" w:before="0" w:afterAutospacing="0" w:after="0"/>
-        <w:ind w:left="720" w:hanging="360"/>
-        <w:rPr>
-          <w:rFonts w:ascii="Trebuchet MS" w:hAnsi="Trebuchet MS"/>
-          <w:color w:val="000000"/>
-          <w:sz w:val="22"/>
-          <w:szCs w:val="22"/>
-        </w:rPr>
-      </w:pPr>
-      <w:r>
-        <w:rPr>
-          <w:rFonts w:eastAsia="Montserrat" w:cs="Montserrat" w:ascii="Trebuchet MS" w:hAnsi="Trebuchet MS"/>
-          <w:color w:val="000000"/>
-          <w:sz w:val="22"/>
-          <w:szCs w:val="22"/>
-        </w:rPr>
-        <w:t>Liens externes ou références utiles</w:t>
-      </w:r>
-    </w:p>
-    <w:p>
-      <w:pPr>
-        <w:pStyle w:val="LOnormal"/>
-        <w:numPr>
-          <w:ilvl w:val="0"/>
-          <w:numId w:val="1"/>
-        </w:numPr>
-        <w:spacing w:lineRule="auto" w:line="240" w:beforeAutospacing="0" w:before="0" w:after="240"/>
-        <w:ind w:left="720" w:hanging="360"/>
-        <w:rPr>
-          <w:rFonts w:ascii="Trebuchet MS" w:hAnsi="Trebuchet MS"/>
-          <w:color w:val="000000"/>
-          <w:sz w:val="22"/>
-          <w:szCs w:val="22"/>
-        </w:rPr>
-      </w:pPr>
-      <w:r>
-        <w:rPr>
-          <w:rFonts w:eastAsia="Montserrat" w:cs="Montserrat" w:ascii="Trebuchet MS" w:hAnsi="Trebuchet MS"/>
-          <w:color w:val="000000"/>
-          <w:sz w:val="22"/>
-          <w:szCs w:val="22"/>
-        </w:rPr>
-        <w:t>Autres documents pertinents. Exemples : fichiers CSV, logs, ou autres données annexes</w:t>
-      </w:r>
-    </w:p>
-    <w:p>
-      <w:pPr>
-        <w:pStyle w:val="LOnormal"/>
-        <w:rPr>
-          <w:rFonts w:ascii="Trebuchet MS" w:hAnsi="Trebuchet MS"/>
-          <w:color w:val="000000"/>
-          <w:sz w:val="22"/>
-          <w:szCs w:val="22"/>
-        </w:rPr>
       </w:pPr>
       <w:r>
         <w:rPr/>
-        <mc:AlternateContent>
-          <mc:Choice Requires="wps">
-            <w:drawing>
-              <wp:inline distT="0" distB="0" distL="0" distR="0">
-                <wp:extent cx="5731510" cy="19050"/>
-                <wp:effectExtent l="0" t="0" r="0" b="0"/>
-                <wp:docPr id="4" name="Forme2"/>
-                <a:graphic xmlns:a="http://schemas.openxmlformats.org/drawingml/2006/main">
-                  <a:graphicData uri="http://schemas.microsoft.com/office/word/2010/wordprocessingShape">
-                    <wps:wsp>
-                      <wps:cNvSpPr/>
-                      <wps:spPr>
-                        <a:xfrm>
-                          <a:off x="0" y="0"/>
-                          <a:ext cx="5731560" cy="19080"/>
-                        </a:xfrm>
-                        <a:prstGeom prst="rect">
-                          <a:avLst/>
-                        </a:prstGeom>
-                        <a:solidFill>
-                          <a:srgbClr val="a0a0a0"/>
-                        </a:solidFill>
-                        <a:ln w="0">
-                          <a:noFill/>
-                        </a:ln>
-                      </wps:spPr>
-                      <wps:style>
-                        <a:lnRef idx="0"/>
-                        <a:fillRef idx="0"/>
-                        <a:effectRef idx="0"/>
-                        <a:fontRef idx="minor"/>
-                      </wps:style>
-                      <wps:bodyPr/>
-                    </wps:wsp>
-                  </a:graphicData>
-                </a:graphic>
-                <wp14:sizeRelH relativeFrom="page">
-                  <wp14:pctWidth>100000</wp14:pctWidth>
-                </wp14:sizeRelH>
-              </wp:inline>
-            </w:drawing>
-          </mc:Choice>
-          <mc:Fallback>
-            <w:pict>
-              <v:rect id="shape_0" ID="Forme2" path="m0,0l-2147483645,0l-2147483645,-2147483646l0,-2147483646xe" fillcolor="#a0a0a0" stroked="f" o:allowincell="f" style="position:absolute;margin-left:0pt;margin-top:-1.55pt;width:451.25pt;height:1.45pt;mso-wrap-style:none;v-text-anchor:middle;mso-position-vertical:top">
-                <v:fill o:detectmouseclick="t" type="solid" color2="#5f5f5f"/>
-                <v:stroke color="#3465a4" joinstyle="round" endcap="flat"/>
-                <w10:wrap type="square"/>
-              </v:rect>
-            </w:pict>
-          </mc:Fallback>
-        </mc:AlternateContent>
-      </w:r>
-    </w:p>
-    <w:p>
-      <w:pPr>
-        <w:pStyle w:val="LOnormal"/>
-        <w:rPr>
-          <w:rFonts w:ascii="Trebuchet MS" w:hAnsi="Trebuchet MS"/>
-          <w:color w:val="000000"/>
-          <w:sz w:val="22"/>
-          <w:szCs w:val="22"/>
-        </w:rPr>
-      </w:pPr>
-      <w:r>
-        <w:rPr/>
+        <w:t>Merci pour cette opportunité.</w:t>
       </w:r>
     </w:p>
     <w:sectPr>
@@ -12005,282 +10473,6 @@
     </w:sectPr>
   </w:body>
 </w:document>
-</file>
-
-<file path=word/numbering.xml><?xml version="1.0" encoding="utf-8"?>
-<w:numbering xmlns:w="http://schemas.openxmlformats.org/wordprocessingml/2006/main" xmlns:o="urn:schemas-microsoft-com:office:office" xmlns:r="http://schemas.openxmlformats.org/officeDocument/2006/relationships" xmlns:v="urn:schemas-microsoft-com:vml" xmlns:mc="http://schemas.openxmlformats.org/markup-compatibility/2006" xmlns:w14="http://schemas.microsoft.com/office/word/2010/wordml" mc:Ignorable="w14">
-  <w:abstractNum w:abstractNumId="1">
-    <w:lvl w:ilvl="0">
-      <w:start w:val="1"/>
-      <w:numFmt w:val="bullet"/>
-      <w:lvlText w:val=""/>
-      <w:lvlJc w:val="left"/>
-      <w:pPr>
-        <w:tabs>
-          <w:tab w:val="num" w:pos="0"/>
-        </w:tabs>
-        <w:ind w:left="720" w:hanging="360"/>
-      </w:pPr>
-      <w:rPr>
-        <w:rFonts w:ascii="Wingdings" w:hAnsi="Wingdings" w:cs="Wingdings" w:hint="default"/>
-        <w:u w:val="none"/>
-      </w:rPr>
-    </w:lvl>
-    <w:lvl w:ilvl="1">
-      <w:start w:val="1"/>
-      <w:numFmt w:val="bullet"/>
-      <w:lvlText w:val=""/>
-      <w:lvlJc w:val="left"/>
-      <w:pPr>
-        <w:tabs>
-          <w:tab w:val="num" w:pos="0"/>
-        </w:tabs>
-        <w:ind w:left="1440" w:hanging="360"/>
-      </w:pPr>
-      <w:rPr>
-        <w:rFonts w:ascii="Wingdings 2" w:hAnsi="Wingdings 2" w:cs="Wingdings 2" w:hint="default"/>
-        <w:u w:val="none"/>
-      </w:rPr>
-    </w:lvl>
-    <w:lvl w:ilvl="2">
-      <w:start w:val="1"/>
-      <w:numFmt w:val="bullet"/>
-      <w:lvlText w:val="■"/>
-      <w:lvlJc w:val="left"/>
-      <w:pPr>
-        <w:tabs>
-          <w:tab w:val="num" w:pos="0"/>
-        </w:tabs>
-        <w:ind w:left="2160" w:hanging="360"/>
-      </w:pPr>
-      <w:rPr>
-        <w:rFonts w:ascii="OpenSymbol" w:hAnsi="OpenSymbol" w:cs="OpenSymbol" w:hint="default"/>
-        <w:u w:val="none"/>
-      </w:rPr>
-    </w:lvl>
-    <w:lvl w:ilvl="3">
-      <w:start w:val="1"/>
-      <w:numFmt w:val="bullet"/>
-      <w:lvlText w:val=""/>
-      <w:lvlJc w:val="left"/>
-      <w:pPr>
-        <w:tabs>
-          <w:tab w:val="num" w:pos="0"/>
-        </w:tabs>
-        <w:ind w:left="2880" w:hanging="360"/>
-      </w:pPr>
-      <w:rPr>
-        <w:rFonts w:ascii="Wingdings" w:hAnsi="Wingdings" w:cs="Wingdings" w:hint="default"/>
-        <w:u w:val="none"/>
-      </w:rPr>
-    </w:lvl>
-    <w:lvl w:ilvl="4">
-      <w:start w:val="1"/>
-      <w:numFmt w:val="bullet"/>
-      <w:lvlText w:val=""/>
-      <w:lvlJc w:val="left"/>
-      <w:pPr>
-        <w:tabs>
-          <w:tab w:val="num" w:pos="0"/>
-        </w:tabs>
-        <w:ind w:left="3600" w:hanging="360"/>
-      </w:pPr>
-      <w:rPr>
-        <w:rFonts w:ascii="Wingdings 2" w:hAnsi="Wingdings 2" w:cs="Wingdings 2" w:hint="default"/>
-        <w:u w:val="none"/>
-      </w:rPr>
-    </w:lvl>
-    <w:lvl w:ilvl="5">
-      <w:start w:val="1"/>
-      <w:numFmt w:val="bullet"/>
-      <w:lvlText w:val="■"/>
-      <w:lvlJc w:val="left"/>
-      <w:pPr>
-        <w:tabs>
-          <w:tab w:val="num" w:pos="0"/>
-        </w:tabs>
-        <w:ind w:left="4320" w:hanging="360"/>
-      </w:pPr>
-      <w:rPr>
-        <w:rFonts w:ascii="OpenSymbol" w:hAnsi="OpenSymbol" w:cs="OpenSymbol" w:hint="default"/>
-        <w:u w:val="none"/>
-      </w:rPr>
-    </w:lvl>
-    <w:lvl w:ilvl="6">
-      <w:start w:val="1"/>
-      <w:numFmt w:val="bullet"/>
-      <w:lvlText w:val=""/>
-      <w:lvlJc w:val="left"/>
-      <w:pPr>
-        <w:tabs>
-          <w:tab w:val="num" w:pos="0"/>
-        </w:tabs>
-        <w:ind w:left="5040" w:hanging="360"/>
-      </w:pPr>
-      <w:rPr>
-        <w:rFonts w:ascii="Wingdings" w:hAnsi="Wingdings" w:cs="Wingdings" w:hint="default"/>
-        <w:u w:val="none"/>
-      </w:rPr>
-    </w:lvl>
-    <w:lvl w:ilvl="7">
-      <w:start w:val="1"/>
-      <w:numFmt w:val="bullet"/>
-      <w:lvlText w:val=""/>
-      <w:lvlJc w:val="left"/>
-      <w:pPr>
-        <w:tabs>
-          <w:tab w:val="num" w:pos="0"/>
-        </w:tabs>
-        <w:ind w:left="5760" w:hanging="360"/>
-      </w:pPr>
-      <w:rPr>
-        <w:rFonts w:ascii="Wingdings 2" w:hAnsi="Wingdings 2" w:cs="Wingdings 2" w:hint="default"/>
-        <w:u w:val="none"/>
-      </w:rPr>
-    </w:lvl>
-    <w:lvl w:ilvl="8">
-      <w:start w:val="1"/>
-      <w:numFmt w:val="bullet"/>
-      <w:lvlText w:val="■"/>
-      <w:lvlJc w:val="left"/>
-      <w:pPr>
-        <w:tabs>
-          <w:tab w:val="num" w:pos="0"/>
-        </w:tabs>
-        <w:ind w:left="6480" w:hanging="360"/>
-      </w:pPr>
-      <w:rPr>
-        <w:rFonts w:ascii="OpenSymbol" w:hAnsi="OpenSymbol" w:cs="OpenSymbol" w:hint="default"/>
-        <w:u w:val="none"/>
-      </w:rPr>
-    </w:lvl>
-  </w:abstractNum>
-  <w:abstractNum w:abstractNumId="2">
-    <w:lvl w:ilvl="0">
-      <w:start w:val="1"/>
-      <w:numFmt w:val="none"/>
-      <w:suff w:val="nothing"/>
-      <w:lvlText w:val=""/>
-      <w:lvlJc w:val="left"/>
-      <w:pPr>
-        <w:tabs>
-          <w:tab w:val="num" w:pos="0"/>
-        </w:tabs>
-        <w:ind w:left="0" w:hanging="0"/>
-      </w:pPr>
-    </w:lvl>
-    <w:lvl w:ilvl="1">
-      <w:start w:val="1"/>
-      <w:numFmt w:val="none"/>
-      <w:suff w:val="nothing"/>
-      <w:lvlText w:val=""/>
-      <w:lvlJc w:val="left"/>
-      <w:pPr>
-        <w:tabs>
-          <w:tab w:val="num" w:pos="0"/>
-        </w:tabs>
-        <w:ind w:left="0" w:hanging="0"/>
-      </w:pPr>
-    </w:lvl>
-    <w:lvl w:ilvl="2">
-      <w:start w:val="1"/>
-      <w:numFmt w:val="none"/>
-      <w:suff w:val="nothing"/>
-      <w:lvlText w:val=""/>
-      <w:lvlJc w:val="left"/>
-      <w:pPr>
-        <w:tabs>
-          <w:tab w:val="num" w:pos="0"/>
-        </w:tabs>
-        <w:ind w:left="0" w:hanging="0"/>
-      </w:pPr>
-    </w:lvl>
-    <w:lvl w:ilvl="3">
-      <w:start w:val="1"/>
-      <w:numFmt w:val="none"/>
-      <w:suff w:val="nothing"/>
-      <w:lvlText w:val=""/>
-      <w:lvlJc w:val="left"/>
-      <w:pPr>
-        <w:tabs>
-          <w:tab w:val="num" w:pos="0"/>
-        </w:tabs>
-        <w:ind w:left="0" w:hanging="0"/>
-      </w:pPr>
-    </w:lvl>
-    <w:lvl w:ilvl="4">
-      <w:start w:val="1"/>
-      <w:numFmt w:val="none"/>
-      <w:suff w:val="nothing"/>
-      <w:lvlText w:val=""/>
-      <w:lvlJc w:val="left"/>
-      <w:pPr>
-        <w:tabs>
-          <w:tab w:val="num" w:pos="0"/>
-        </w:tabs>
-        <w:ind w:left="0" w:hanging="0"/>
-      </w:pPr>
-    </w:lvl>
-    <w:lvl w:ilvl="5">
-      <w:start w:val="1"/>
-      <w:numFmt w:val="none"/>
-      <w:suff w:val="nothing"/>
-      <w:lvlText w:val=""/>
-      <w:lvlJc w:val="left"/>
-      <w:pPr>
-        <w:tabs>
-          <w:tab w:val="num" w:pos="0"/>
-        </w:tabs>
-        <w:ind w:left="0" w:hanging="0"/>
-      </w:pPr>
-    </w:lvl>
-    <w:lvl w:ilvl="6">
-      <w:start w:val="1"/>
-      <w:numFmt w:val="none"/>
-      <w:suff w:val="nothing"/>
-      <w:lvlText w:val=""/>
-      <w:lvlJc w:val="left"/>
-      <w:pPr>
-        <w:tabs>
-          <w:tab w:val="num" w:pos="0"/>
-        </w:tabs>
-        <w:ind w:left="0" w:hanging="0"/>
-      </w:pPr>
-    </w:lvl>
-    <w:lvl w:ilvl="7">
-      <w:start w:val="1"/>
-      <w:numFmt w:val="none"/>
-      <w:suff w:val="nothing"/>
-      <w:lvlText w:val=""/>
-      <w:lvlJc w:val="left"/>
-      <w:pPr>
-        <w:tabs>
-          <w:tab w:val="num" w:pos="0"/>
-        </w:tabs>
-        <w:ind w:left="0" w:hanging="0"/>
-      </w:pPr>
-    </w:lvl>
-    <w:lvl w:ilvl="8">
-      <w:start w:val="1"/>
-      <w:numFmt w:val="none"/>
-      <w:suff w:val="nothing"/>
-      <w:lvlText w:val=""/>
-      <w:lvlJc w:val="left"/>
-      <w:pPr>
-        <w:tabs>
-          <w:tab w:val="num" w:pos="0"/>
-        </w:tabs>
-        <w:ind w:left="0" w:hanging="0"/>
-      </w:pPr>
-    </w:lvl>
-  </w:abstractNum>
-  <w:num w:numId="1">
-    <w:abstractNumId w:val="1"/>
-  </w:num>
-  <w:num w:numId="2">
-    <w:abstractNumId w:val="2"/>
-  </w:num>
-</w:numbering>
 </file>
 
 <file path=word/styles.xml><?xml version="1.0" encoding="utf-8"?>
